--- a/docs/Диплом/Рабочая папка/Раздел1- новый.docx
+++ b/docs/Диплом/Рабочая папка/Раздел1- новый.docx
@@ -7756,7 +7756,6 @@
         </w:rPr>
         <w:annotationRef/>
       </w:r>
-      <w:proofErr w:type="spellStart"/>
       <w:r>
         <w:rPr>
           <w:rFonts w:ascii="Arial" w:eastAsia="Times New Roman" w:hAnsi="Arial" w:cs="Arial"/>
@@ -7771,7 +7770,6 @@
         </w:rPr>
         <w:t>Moodle</w:t>
       </w:r>
-      <w:proofErr w:type="spellEnd"/>
       <w:r>
         <w:rPr>
           <w:rFonts w:ascii="Arial" w:eastAsia="Times New Roman" w:hAnsi="Arial" w:cs="Arial"/>
@@ -7782,59 +7780,7 @@
           <w:lang w:eastAsia="ru-RU"/>
           <w14:ligatures w14:val="none"/>
         </w:rPr>
-        <w:t xml:space="preserve"> (аббревиатура от </w:t>
-      </w:r>
-      <w:proofErr w:type="spellStart"/>
-      <w:r>
-        <w:rPr>
-          <w:rFonts w:ascii="Arial" w:eastAsia="Times New Roman" w:hAnsi="Arial" w:cs="Arial"/>
-          <w:color w:val="333333"/>
-          <w:kern w:val="0"/>
-          <w:sz w:val="24"/>
-          <w:szCs w:val="24"/>
-          <w:lang w:eastAsia="ru-RU"/>
-          <w14:ligatures w14:val="none"/>
-        </w:rPr>
-        <w:t>Modular</w:t>
-      </w:r>
-      <w:proofErr w:type="spellEnd"/>
-      <w:r>
-        <w:rPr>
-          <w:rFonts w:ascii="Arial" w:eastAsia="Times New Roman" w:hAnsi="Arial" w:cs="Arial"/>
-          <w:color w:val="333333"/>
-          <w:kern w:val="0"/>
-          <w:sz w:val="24"/>
-          <w:szCs w:val="24"/>
-          <w:lang w:eastAsia="ru-RU"/>
-          <w14:ligatures w14:val="none"/>
-        </w:rPr>
-        <w:t xml:space="preserve"> Object-</w:t>
-      </w:r>
-      <w:proofErr w:type="spellStart"/>
-      <w:r>
-        <w:rPr>
-          <w:rFonts w:ascii="Arial" w:eastAsia="Times New Roman" w:hAnsi="Arial" w:cs="Arial"/>
-          <w:color w:val="333333"/>
-          <w:kern w:val="0"/>
-          <w:sz w:val="24"/>
-          <w:szCs w:val="24"/>
-          <w:lang w:eastAsia="ru-RU"/>
-          <w14:ligatures w14:val="none"/>
-        </w:rPr>
-        <w:t>Oriented</w:t>
-      </w:r>
-      <w:proofErr w:type="spellEnd"/>
-      <w:r>
-        <w:rPr>
-          <w:rFonts w:ascii="Arial" w:eastAsia="Times New Roman" w:hAnsi="Arial" w:cs="Arial"/>
-          <w:color w:val="333333"/>
-          <w:kern w:val="0"/>
-          <w:sz w:val="24"/>
-          <w:szCs w:val="24"/>
-          <w:lang w:eastAsia="ru-RU"/>
-          <w14:ligatures w14:val="none"/>
-        </w:rPr>
-        <w:t xml:space="preserve"> Dynamic Learning Environment) — </w:t>
+        <w:t> (аббревиатура от Modular Object-Oriented Dynamic Learning Environment) — </w:t>
       </w:r>
       <w:r>
         <w:rPr>
@@ -8085,7 +8031,6 @@
         </w:rPr>
         <w:annotationRef/>
       </w:r>
-      <w:proofErr w:type="spellStart"/>
       <w:r>
         <w:rPr>
           <w:rFonts w:ascii="Arial" w:eastAsia="Times New Roman" w:hAnsi="Arial" w:cs="Arial"/>
@@ -8100,7 +8045,6 @@
         </w:rPr>
         <w:t>Canvas</w:t>
       </w:r>
-      <w:proofErr w:type="spellEnd"/>
       <w:r>
         <w:rPr>
           <w:rFonts w:ascii="Arial" w:eastAsia="Times New Roman" w:hAnsi="Arial" w:cs="Arial"/>
@@ -8349,8 +8293,6 @@
         </w:rPr>
         <w:t xml:space="preserve">: обсуждения, </w:t>
       </w:r>
-      <w:proofErr w:type="spellStart"/>
-      <w:proofErr w:type="gramStart"/>
       <w:r>
         <w:rPr>
           <w:rFonts w:ascii="Arial" w:eastAsia="Times New Roman" w:hAnsi="Arial" w:cs="Arial"/>
@@ -8361,47 +8303,7 @@
           <w:lang w:eastAsia="ru-RU"/>
           <w14:ligatures w14:val="none"/>
         </w:rPr>
-        <w:t>группы,Peer</w:t>
-      </w:r>
-      <w:proofErr w:type="spellEnd"/>
-      <w:proofErr w:type="gramEnd"/>
-      <w:r>
-        <w:rPr>
-          <w:rFonts w:ascii="Arial" w:eastAsia="Times New Roman" w:hAnsi="Arial" w:cs="Arial"/>
-          <w:color w:val="333333"/>
-          <w:kern w:val="0"/>
-          <w:sz w:val="24"/>
-          <w:szCs w:val="24"/>
-          <w:lang w:eastAsia="ru-RU"/>
-          <w14:ligatures w14:val="none"/>
-        </w:rPr>
-        <w:t xml:space="preserve"> </w:t>
-      </w:r>
-      <w:proofErr w:type="spellStart"/>
-      <w:r>
-        <w:rPr>
-          <w:rFonts w:ascii="Arial" w:eastAsia="Times New Roman" w:hAnsi="Arial" w:cs="Arial"/>
-          <w:color w:val="333333"/>
-          <w:kern w:val="0"/>
-          <w:sz w:val="24"/>
-          <w:szCs w:val="24"/>
-          <w:lang w:eastAsia="ru-RU"/>
-          <w14:ligatures w14:val="none"/>
-        </w:rPr>
-        <w:t>review</w:t>
-      </w:r>
-      <w:proofErr w:type="spellEnd"/>
-      <w:r>
-        <w:rPr>
-          <w:rFonts w:ascii="Arial" w:eastAsia="Times New Roman" w:hAnsi="Arial" w:cs="Arial"/>
-          <w:color w:val="333333"/>
-          <w:kern w:val="0"/>
-          <w:sz w:val="24"/>
-          <w:szCs w:val="24"/>
-          <w:lang w:eastAsia="ru-RU"/>
-          <w14:ligatures w14:val="none"/>
-        </w:rPr>
-        <w:t>.</w:t>
+        <w:t>группы,Peer review.</w:t>
       </w:r>
     </w:p>
     <w:p>
@@ -8446,59 +8348,7 @@
           <w:lang w:eastAsia="ru-RU"/>
           <w14:ligatures w14:val="none"/>
         </w:rPr>
-        <w:t xml:space="preserve"> для устройств </w:t>
-      </w:r>
-      <w:proofErr w:type="spellStart"/>
-      <w:r>
-        <w:rPr>
-          <w:rFonts w:ascii="Arial" w:eastAsia="Times New Roman" w:hAnsi="Arial" w:cs="Arial"/>
-          <w:color w:val="333333"/>
-          <w:kern w:val="0"/>
-          <w:sz w:val="24"/>
-          <w:szCs w:val="24"/>
-          <w:lang w:eastAsia="ru-RU"/>
-          <w14:ligatures w14:val="none"/>
-        </w:rPr>
-        <w:t>iOS</w:t>
-      </w:r>
-      <w:proofErr w:type="spellEnd"/>
-      <w:r>
-        <w:rPr>
-          <w:rFonts w:ascii="Arial" w:eastAsia="Times New Roman" w:hAnsi="Arial" w:cs="Arial"/>
-          <w:color w:val="333333"/>
-          <w:kern w:val="0"/>
-          <w:sz w:val="24"/>
-          <w:szCs w:val="24"/>
-          <w:lang w:eastAsia="ru-RU"/>
-          <w14:ligatures w14:val="none"/>
-        </w:rPr>
-        <w:t xml:space="preserve"> и </w:t>
-      </w:r>
-      <w:proofErr w:type="spellStart"/>
-      <w:r>
-        <w:rPr>
-          <w:rFonts w:ascii="Arial" w:eastAsia="Times New Roman" w:hAnsi="Arial" w:cs="Arial"/>
-          <w:color w:val="333333"/>
-          <w:kern w:val="0"/>
-          <w:sz w:val="24"/>
-          <w:szCs w:val="24"/>
-          <w:lang w:eastAsia="ru-RU"/>
-          <w14:ligatures w14:val="none"/>
-        </w:rPr>
-        <w:t>Android</w:t>
-      </w:r>
-      <w:proofErr w:type="spellEnd"/>
-      <w:r>
-        <w:rPr>
-          <w:rFonts w:ascii="Arial" w:eastAsia="Times New Roman" w:hAnsi="Arial" w:cs="Arial"/>
-          <w:color w:val="333333"/>
-          <w:kern w:val="0"/>
-          <w:sz w:val="24"/>
-          <w:szCs w:val="24"/>
-          <w:lang w:eastAsia="ru-RU"/>
-          <w14:ligatures w14:val="none"/>
-        </w:rPr>
-        <w:t>.</w:t>
+        <w:t> для устройств iOS и Android.</w:t>
       </w:r>
     </w:p>
     <w:p>
@@ -8533,7 +8383,7 @@
           <w:color w:val="333333"/>
           <w:shd w:val="clear" w:color="auto" w:fill="FFFFFF"/>
         </w:rPr>
-        <w:t xml:space="preserve"> — это инструменты и процессы, которые помогают систематизировать личные знания и информацию. </w:t>
+        <w:t xml:space="preserve"> — это инструменты и процессы, которые помогают систематизировать личные знания и информацию. Они помогают фиксировать идеи, заметки и ресурсы, а затем связывать и </w:t>
       </w:r>
       <w:r>
         <w:rPr>
@@ -8541,25 +8391,7 @@
           <w:color w:val="333333"/>
           <w:shd w:val="clear" w:color="auto" w:fill="FFFFFF"/>
         </w:rPr>
-        <w:t xml:space="preserve">Они помогают фиксировать идеи, заметки и ресурсы, а затем связывать и </w:t>
-      </w:r>
-      <w:proofErr w:type="spellStart"/>
-      <w:r>
-        <w:rPr>
-          <w:rFonts w:ascii="Arial" w:hAnsi="Arial" w:cs="Arial"/>
-          <w:color w:val="333333"/>
-          <w:shd w:val="clear" w:color="auto" w:fill="FFFFFF"/>
-        </w:rPr>
-        <w:t>категоризировать</w:t>
-      </w:r>
-      <w:proofErr w:type="spellEnd"/>
-      <w:r>
-        <w:rPr>
-          <w:rFonts w:ascii="Arial" w:hAnsi="Arial" w:cs="Arial"/>
-          <w:color w:val="333333"/>
-          <w:shd w:val="clear" w:color="auto" w:fill="FFFFFF"/>
-        </w:rPr>
-        <w:t xml:space="preserve"> их в личной базе знаний</w:t>
+        <w:t>категоризировать их в личной базе знаний</w:t>
       </w:r>
     </w:p>
   </w:comment>
@@ -11805,7 +11637,7 @@
 </file>
 
 <file path=customXml/itemProps2.xml><?xml version="1.0" encoding="utf-8"?>
-<ds:datastoreItem xmlns:ds="http://schemas.openxmlformats.org/officeDocument/2006/customXml" ds:itemID="{17FCF34A-C154-4FDD-8A76-8B61D6C206DB}">
+<ds:datastoreItem xmlns:ds="http://schemas.openxmlformats.org/officeDocument/2006/customXml" ds:itemID="{D464E7F3-F5B6-414D-8637-4F6A5E5ACAEC}">
   <ds:schemaRefs>
     <ds:schemaRef ds:uri="urn:markdown/source"/>
   </ds:schemaRefs>

--- a/docs/Диплом/Рабочая папка/Раздел1- новый.docx
+++ b/docs/Диплом/Рабочая папка/Раздел1- новый.docx
@@ -9,22 +9,32 @@
         <w:jc w:val="center"/>
         <w:rPr>
           <w:rFonts w:ascii="Times New Roman" w:hAnsi="Times New Roman" w:cs="Times New Roman"/>
+          <w:sz w:val="28"/>
+          <w:szCs w:val="28"/>
+        </w:rPr>
+      </w:pPr>
+      <w:r>
+        <w:rPr>
+          <w:rFonts w:ascii="Times New Roman" w:hAnsi="Times New Roman" w:cs="Times New Roman"/>
+          <w:sz w:val="28"/>
+          <w:szCs w:val="28"/>
+        </w:rPr>
+        <w:t>1.1. Общее понятие и история возникновения проблем организации учебной информации в IT-подготовке</w:t>
+      </w:r>
+    </w:p>
+    <w:p>
+      <w:pPr>
+        <w:spacing w:after="0" w:line="360" w:lineRule="auto"/>
+        <w:ind w:firstLine="709"/>
+        <w:jc w:val="both"/>
+        <w:rPr>
+          <w:rFonts w:ascii="Times New Roman" w:hAnsi="Times New Roman" w:cs="Times New Roman"/>
           <w:b/>
           <w:bCs/>
           <w:sz w:val="28"/>
           <w:szCs w:val="28"/>
         </w:rPr>
       </w:pPr>
-      <w:r>
-        <w:rPr>
-          <w:rFonts w:ascii="Times New Roman" w:hAnsi="Times New Roman" w:cs="Times New Roman"/>
-          <w:b/>
-          <w:bCs/>
-          <w:sz w:val="28"/>
-          <w:szCs w:val="28"/>
-        </w:rPr>
-        <w:t>1.1. ОБЩЕЕ ПОНЯТИЕ И ИСТОРИЯ ВОЗНИКНОВЕНИЯ ПРОБЛЕМ ОРГАНИЗАЦИИ УЧЕБНОЙ ИНФОРМАЦИИ В IT-ПОДГОТОВКЕ</w:t>
-      </w:r>
     </w:p>
     <w:p>
       <w:pPr>
@@ -33,12 +43,130 @@
         <w:jc w:val="both"/>
         <w:rPr>
           <w:rFonts w:ascii="Times New Roman" w:hAnsi="Times New Roman" w:cs="Times New Roman"/>
-          <w:b/>
-          <w:bCs/>
-          <w:sz w:val="28"/>
-          <w:szCs w:val="28"/>
-        </w:rPr>
-      </w:pPr>
+          <w:sz w:val="28"/>
+          <w:szCs w:val="28"/>
+        </w:rPr>
+      </w:pPr>
+      <w:r>
+        <w:rPr>
+          <w:rFonts w:ascii="Times New Roman" w:hAnsi="Times New Roman" w:cs="Times New Roman"/>
+          <w:sz w:val="28"/>
+          <w:szCs w:val="28"/>
+        </w:rPr>
+        <w:t xml:space="preserve">В современном Мире информационные технологии развиваются с большой скоростью, что приводит </w:t>
+      </w:r>
+      <w:r>
+        <w:rPr>
+          <w:rFonts w:ascii="Times New Roman" w:hAnsi="Times New Roman" w:cs="Times New Roman"/>
+          <w:sz w:val="28"/>
+          <w:szCs w:val="28"/>
+        </w:rPr>
+        <w:t xml:space="preserve">к </w:t>
+      </w:r>
+      <w:r>
+        <w:rPr>
+          <w:rFonts w:ascii="Times New Roman" w:hAnsi="Times New Roman" w:cs="Times New Roman"/>
+          <w:sz w:val="28"/>
+          <w:szCs w:val="28"/>
+        </w:rPr>
+        <w:t>постоянно</w:t>
+      </w:r>
+      <w:r>
+        <w:rPr>
+          <w:rFonts w:ascii="Times New Roman" w:hAnsi="Times New Roman" w:cs="Times New Roman"/>
+          <w:sz w:val="28"/>
+          <w:szCs w:val="28"/>
+        </w:rPr>
+        <w:t>му</w:t>
+      </w:r>
+      <w:r>
+        <w:rPr>
+          <w:rFonts w:ascii="Times New Roman" w:hAnsi="Times New Roman" w:cs="Times New Roman"/>
+          <w:sz w:val="28"/>
+          <w:szCs w:val="28"/>
+        </w:rPr>
+        <w:t xml:space="preserve"> увеличени</w:t>
+      </w:r>
+      <w:r>
+        <w:rPr>
+          <w:rFonts w:ascii="Times New Roman" w:hAnsi="Times New Roman" w:cs="Times New Roman"/>
+          <w:sz w:val="28"/>
+          <w:szCs w:val="28"/>
+        </w:rPr>
+        <w:t>ю</w:t>
+      </w:r>
+      <w:r>
+        <w:rPr>
+          <w:rFonts w:ascii="Times New Roman" w:hAnsi="Times New Roman" w:cs="Times New Roman"/>
+          <w:sz w:val="28"/>
+          <w:szCs w:val="28"/>
+        </w:rPr>
+        <w:t xml:space="preserve"> объем</w:t>
+      </w:r>
+      <w:r>
+        <w:rPr>
+          <w:rFonts w:ascii="Times New Roman" w:hAnsi="Times New Roman" w:cs="Times New Roman"/>
+          <w:sz w:val="28"/>
+          <w:szCs w:val="28"/>
+        </w:rPr>
+        <w:t>а</w:t>
+      </w:r>
+      <w:r>
+        <w:rPr>
+          <w:rFonts w:ascii="Times New Roman" w:hAnsi="Times New Roman" w:cs="Times New Roman"/>
+          <w:sz w:val="28"/>
+          <w:szCs w:val="28"/>
+        </w:rPr>
+        <w:t xml:space="preserve"> знаний и навыков, </w:t>
+      </w:r>
+      <w:r>
+        <w:rPr>
+          <w:rFonts w:ascii="Times New Roman" w:hAnsi="Times New Roman" w:cs="Times New Roman"/>
+          <w:sz w:val="28"/>
+          <w:szCs w:val="28"/>
+        </w:rPr>
+        <w:t>необходимых IT</w:t>
+      </w:r>
+      <w:r>
+        <w:rPr>
+          <w:rFonts w:ascii="Times New Roman" w:hAnsi="Times New Roman" w:cs="Times New Roman"/>
+          <w:sz w:val="28"/>
+          <w:szCs w:val="28"/>
+        </w:rPr>
+        <w:t>-специалист</w:t>
+      </w:r>
+      <w:r>
+        <w:rPr>
+          <w:rFonts w:ascii="Times New Roman" w:hAnsi="Times New Roman" w:cs="Times New Roman"/>
+          <w:sz w:val="28"/>
+          <w:szCs w:val="28"/>
+        </w:rPr>
+        <w:t>у</w:t>
+      </w:r>
+      <w:r>
+        <w:rPr>
+          <w:rFonts w:ascii="Times New Roman" w:hAnsi="Times New Roman" w:cs="Times New Roman"/>
+          <w:sz w:val="28"/>
+          <w:szCs w:val="28"/>
+        </w:rPr>
+        <w:t xml:space="preserve"> для поддержания профессиональной компетентности</w:t>
+      </w:r>
+      <w:r>
+        <w:rPr>
+          <w:rFonts w:ascii="Times New Roman" w:hAnsi="Times New Roman" w:cs="Times New Roman"/>
+          <w:sz w:val="28"/>
+          <w:szCs w:val="28"/>
+        </w:rPr>
+        <w:t xml:space="preserve">. </w:t>
+      </w:r>
+      <w:r>
+        <w:rPr>
+          <w:rFonts w:ascii="Times New Roman" w:hAnsi="Times New Roman" w:cs="Times New Roman"/>
+          <w:sz w:val="28"/>
+          <w:szCs w:val="28"/>
+        </w:rPr>
+        <w:t>Студенты, начинающие разработчики и даже опытные инженеры сталкиваются с проблемой информационной перегрузки. Учебные материалы, фрагменты кода, документация, конспекты и личные наработки оказываются разбросаны по многочисленным файлам, папкам, облачным хранилищам и различным приложениям, создавая «информационный хаос».</w:t>
+      </w:r>
     </w:p>
     <w:p>
       <w:pPr>
@@ -57,39 +185,127 @@
           <w:sz w:val="28"/>
           <w:szCs w:val="28"/>
         </w:rPr>
-        <w:t xml:space="preserve">В современном Мире информационные технологии развиваются с большой скоростью, что приводит </w:t>
-      </w:r>
-      <w:r>
-        <w:rPr>
-          <w:rFonts w:ascii="Times New Roman" w:hAnsi="Times New Roman" w:cs="Times New Roman"/>
-          <w:sz w:val="28"/>
-          <w:szCs w:val="28"/>
-        </w:rPr>
-        <w:t xml:space="preserve">к </w:t>
-      </w:r>
-      <w:r>
-        <w:rPr>
-          <w:rFonts w:ascii="Times New Roman" w:hAnsi="Times New Roman" w:cs="Times New Roman"/>
-          <w:sz w:val="28"/>
-          <w:szCs w:val="28"/>
-        </w:rPr>
-        <w:t>постоянно</w:t>
-      </w:r>
-      <w:r>
-        <w:rPr>
-          <w:rFonts w:ascii="Times New Roman" w:hAnsi="Times New Roman" w:cs="Times New Roman"/>
-          <w:sz w:val="28"/>
-          <w:szCs w:val="28"/>
-        </w:rPr>
-        <w:t>му</w:t>
-      </w:r>
-      <w:r>
-        <w:rPr>
-          <w:rFonts w:ascii="Times New Roman" w:hAnsi="Times New Roman" w:cs="Times New Roman"/>
-          <w:sz w:val="28"/>
-          <w:szCs w:val="28"/>
-        </w:rPr>
-        <w:t xml:space="preserve"> увеличени</w:t>
+        <w:t xml:space="preserve">Процесс обучения и решения практических задач в IT характеризуется необходимостью быстрого доступа к конкретным шаблонам кода, синтаксическим конструкциям и алгоритмическим решениям. </w:t>
+      </w:r>
+      <w:r>
+        <w:rPr>
+          <w:rFonts w:ascii="Times New Roman" w:hAnsi="Times New Roman" w:cs="Times New Roman"/>
+          <w:sz w:val="28"/>
+          <w:szCs w:val="28"/>
+        </w:rPr>
+        <w:t xml:space="preserve">Однако </w:t>
+      </w:r>
+      <w:r>
+        <w:rPr>
+          <w:rFonts w:ascii="Times New Roman" w:hAnsi="Times New Roman" w:cs="Times New Roman"/>
+          <w:sz w:val="28"/>
+          <w:szCs w:val="28"/>
+        </w:rPr>
+        <w:t>традиционные методы организации данных – использование стандартных файловых менеджеров, текстовых редакторов и заметочных приложений – оказываются неэффективными для</w:t>
+      </w:r>
+      <w:r>
+        <w:rPr>
+          <w:rFonts w:ascii="Times New Roman" w:hAnsi="Times New Roman" w:cs="Times New Roman"/>
+          <w:sz w:val="28"/>
+          <w:szCs w:val="28"/>
+        </w:rPr>
+        <w:t xml:space="preserve"> </w:t>
+      </w:r>
+      <w:r>
+        <w:rPr>
+          <w:rFonts w:ascii="Times New Roman" w:hAnsi="Times New Roman" w:cs="Times New Roman"/>
+          <w:sz w:val="28"/>
+          <w:szCs w:val="28"/>
+        </w:rPr>
+        <w:t>этих целей</w:t>
+      </w:r>
+      <w:r>
+        <w:rPr>
+          <w:rFonts w:ascii="Times New Roman" w:hAnsi="Times New Roman" w:cs="Times New Roman"/>
+          <w:sz w:val="28"/>
+          <w:szCs w:val="28"/>
+        </w:rPr>
+        <w:t xml:space="preserve">, что стоит перед </w:t>
+      </w:r>
+      <w:r>
+        <w:rPr>
+          <w:rFonts w:ascii="Times New Roman" w:hAnsi="Times New Roman" w:cs="Times New Roman"/>
+          <w:sz w:val="28"/>
+          <w:szCs w:val="28"/>
+        </w:rPr>
+        <w:t>IT-специалист</w:t>
+      </w:r>
+      <w:r>
+        <w:rPr>
+          <w:rFonts w:ascii="Times New Roman" w:hAnsi="Times New Roman" w:cs="Times New Roman"/>
+          <w:sz w:val="28"/>
+          <w:szCs w:val="28"/>
+        </w:rPr>
+        <w:t>ом</w:t>
+      </w:r>
+      <w:r>
+        <w:rPr>
+          <w:rFonts w:ascii="Times New Roman" w:hAnsi="Times New Roman" w:cs="Times New Roman"/>
+          <w:sz w:val="28"/>
+          <w:szCs w:val="28"/>
+        </w:rPr>
+        <w:t>.</w:t>
+      </w:r>
+      <w:r>
+        <w:rPr>
+          <w:rFonts w:ascii="Times New Roman" w:hAnsi="Times New Roman" w:cs="Times New Roman"/>
+          <w:sz w:val="28"/>
+          <w:szCs w:val="28"/>
+        </w:rPr>
+        <w:t xml:space="preserve"> Одна </w:t>
+      </w:r>
+      <w:r>
+        <w:rPr>
+          <w:rFonts w:ascii="Times New Roman" w:hAnsi="Times New Roman" w:cs="Times New Roman"/>
+          <w:sz w:val="28"/>
+          <w:szCs w:val="28"/>
+        </w:rPr>
+        <w:t>из задач — это</w:t>
+      </w:r>
+      <w:r>
+        <w:rPr>
+          <w:rFonts w:ascii="Times New Roman" w:hAnsi="Times New Roman" w:cs="Times New Roman"/>
+          <w:sz w:val="28"/>
+          <w:szCs w:val="28"/>
+        </w:rPr>
+        <w:t xml:space="preserve"> структурирование данных для учебных и рабочих конспектов</w:t>
+      </w:r>
+      <w:r>
+        <w:rPr>
+          <w:rFonts w:ascii="Times New Roman" w:hAnsi="Times New Roman" w:cs="Times New Roman"/>
+          <w:sz w:val="28"/>
+          <w:szCs w:val="28"/>
+        </w:rPr>
+        <w:t xml:space="preserve">. </w:t>
+      </w:r>
+      <w:r>
+        <w:rPr>
+          <w:rFonts w:ascii="Times New Roman" w:hAnsi="Times New Roman" w:cs="Times New Roman"/>
+          <w:sz w:val="28"/>
+          <w:szCs w:val="28"/>
+        </w:rPr>
+        <w:t>Структурированные данные</w:t>
+      </w:r>
+      <w:r>
+        <w:rPr>
+          <w:rFonts w:ascii="Times New Roman" w:hAnsi="Times New Roman" w:cs="Times New Roman"/>
+          <w:sz w:val="28"/>
+          <w:szCs w:val="28"/>
+        </w:rPr>
+        <w:t xml:space="preserve"> способствует быстрому поиску, </w:t>
+      </w:r>
+      <w:r>
+        <w:rPr>
+          <w:rFonts w:ascii="Times New Roman" w:hAnsi="Times New Roman" w:cs="Times New Roman"/>
+          <w:sz w:val="28"/>
+          <w:szCs w:val="28"/>
+        </w:rPr>
+        <w:t>изучени</w:t>
       </w:r>
       <w:r>
         <w:rPr>
@@ -105,81 +321,39 @@
           <w:sz w:val="28"/>
           <w:szCs w:val="28"/>
         </w:rPr>
-        <w:t xml:space="preserve"> объем</w:t>
-      </w:r>
-      <w:r>
-        <w:rPr>
-          <w:rFonts w:ascii="Times New Roman" w:hAnsi="Times New Roman" w:cs="Times New Roman"/>
-          <w:sz w:val="28"/>
-          <w:szCs w:val="28"/>
-        </w:rPr>
-        <w:t>а</w:t>
-      </w:r>
-      <w:r>
-        <w:rPr>
-          <w:rFonts w:ascii="Times New Roman" w:hAnsi="Times New Roman" w:cs="Times New Roman"/>
-          <w:sz w:val="28"/>
-          <w:szCs w:val="28"/>
-        </w:rPr>
-        <w:t xml:space="preserve"> знаний и навыков, </w:t>
-      </w:r>
-      <w:proofErr w:type="gramStart"/>
-      <w:r>
-        <w:rPr>
-          <w:rFonts w:ascii="Times New Roman" w:hAnsi="Times New Roman" w:cs="Times New Roman"/>
-          <w:sz w:val="28"/>
-          <w:szCs w:val="28"/>
-        </w:rPr>
-        <w:t xml:space="preserve">необходимых  </w:t>
-      </w:r>
-      <w:r>
-        <w:rPr>
-          <w:rFonts w:ascii="Times New Roman" w:hAnsi="Times New Roman" w:cs="Times New Roman"/>
-          <w:sz w:val="28"/>
-          <w:szCs w:val="28"/>
-        </w:rPr>
-        <w:t>IT</w:t>
-      </w:r>
-      <w:proofErr w:type="gramEnd"/>
-      <w:r>
-        <w:rPr>
-          <w:rFonts w:ascii="Times New Roman" w:hAnsi="Times New Roman" w:cs="Times New Roman"/>
-          <w:sz w:val="28"/>
-          <w:szCs w:val="28"/>
-        </w:rPr>
-        <w:t>-специалист</w:t>
-      </w:r>
-      <w:r>
-        <w:rPr>
-          <w:rFonts w:ascii="Times New Roman" w:hAnsi="Times New Roman" w:cs="Times New Roman"/>
-          <w:sz w:val="28"/>
-          <w:szCs w:val="28"/>
-        </w:rPr>
-        <w:t>у</w:t>
-      </w:r>
-      <w:r>
-        <w:rPr>
-          <w:rFonts w:ascii="Times New Roman" w:hAnsi="Times New Roman" w:cs="Times New Roman"/>
-          <w:sz w:val="28"/>
-          <w:szCs w:val="28"/>
-        </w:rPr>
-        <w:t xml:space="preserve"> для поддержания профессиональной компетентности</w:t>
-      </w:r>
-      <w:r>
-        <w:rPr>
-          <w:rFonts w:ascii="Times New Roman" w:hAnsi="Times New Roman" w:cs="Times New Roman"/>
-          <w:sz w:val="28"/>
-          <w:szCs w:val="28"/>
-        </w:rPr>
-        <w:t xml:space="preserve">. </w:t>
-      </w:r>
-      <w:r>
-        <w:rPr>
-          <w:rFonts w:ascii="Times New Roman" w:hAnsi="Times New Roman" w:cs="Times New Roman"/>
-          <w:sz w:val="28"/>
-          <w:szCs w:val="28"/>
-        </w:rPr>
-        <w:t>Студенты, начинающие разработчики и даже опытные инженеры сталкиваются с проблемой информационной перегрузки. Учебные материалы, фрагменты кода, документация, конспекты и личные наработки оказываются разбросаны по многочисленным файлам, папкам, облачным хранилищам и различным приложениям, создавая «информационный хаос».</w:t>
+        <w:t xml:space="preserve"> и интерпретации смысла учебных</w:t>
+      </w:r>
+      <w:r>
+        <w:rPr>
+          <w:rFonts w:ascii="Times New Roman" w:hAnsi="Times New Roman" w:cs="Times New Roman"/>
+          <w:sz w:val="28"/>
+          <w:szCs w:val="28"/>
+        </w:rPr>
+        <w:t>, рабочих</w:t>
+      </w:r>
+      <w:r>
+        <w:rPr>
+          <w:rFonts w:ascii="Times New Roman" w:hAnsi="Times New Roman" w:cs="Times New Roman"/>
+          <w:sz w:val="28"/>
+          <w:szCs w:val="28"/>
+        </w:rPr>
+        <w:t xml:space="preserve"> материалов</w:t>
+      </w:r>
+      <w:r>
+        <w:rPr>
+          <w:rFonts w:ascii="Times New Roman" w:hAnsi="Times New Roman" w:cs="Times New Roman"/>
+          <w:sz w:val="28"/>
+          <w:szCs w:val="28"/>
+        </w:rPr>
+        <w:t xml:space="preserve">. Что позволяет: определить структуру знаний, находить логические связи между данными, </w:t>
+      </w:r>
+      <w:r>
+        <w:rPr>
+          <w:rFonts w:ascii="Times New Roman" w:hAnsi="Times New Roman" w:cs="Times New Roman"/>
+          <w:sz w:val="28"/>
+          <w:szCs w:val="28"/>
+        </w:rPr>
+        <w:t xml:space="preserve">облегчает анализ данных.  </w:t>
       </w:r>
     </w:p>
     <w:p>
@@ -199,175 +373,7 @@
           <w:sz w:val="28"/>
           <w:szCs w:val="28"/>
         </w:rPr>
-        <w:t xml:space="preserve">Процесс обучения и решения практических задач в IT характеризуется необходимостью быстрого доступа к конкретным шаблонам кода, синтаксическим конструкциям и алгоритмическим решениям. </w:t>
-      </w:r>
-      <w:r>
-        <w:rPr>
-          <w:rFonts w:ascii="Times New Roman" w:hAnsi="Times New Roman" w:cs="Times New Roman"/>
-          <w:sz w:val="28"/>
-          <w:szCs w:val="28"/>
-        </w:rPr>
-        <w:t xml:space="preserve">Однако </w:t>
-      </w:r>
-      <w:r>
-        <w:rPr>
-          <w:rFonts w:ascii="Times New Roman" w:hAnsi="Times New Roman" w:cs="Times New Roman"/>
-          <w:sz w:val="28"/>
-          <w:szCs w:val="28"/>
-        </w:rPr>
-        <w:t>традиционные методы организации данных – использование стандартных файловых менеджеров, текстовых редакторов и заметочных приложений – оказываются неэффективными для</w:t>
-      </w:r>
-      <w:r>
-        <w:rPr>
-          <w:rFonts w:ascii="Times New Roman" w:hAnsi="Times New Roman" w:cs="Times New Roman"/>
-          <w:sz w:val="28"/>
-          <w:szCs w:val="28"/>
-        </w:rPr>
-        <w:t xml:space="preserve"> </w:t>
-      </w:r>
-      <w:r>
-        <w:rPr>
-          <w:rFonts w:ascii="Times New Roman" w:hAnsi="Times New Roman" w:cs="Times New Roman"/>
-          <w:sz w:val="28"/>
-          <w:szCs w:val="28"/>
-        </w:rPr>
-        <w:t>этих целей</w:t>
-      </w:r>
-      <w:r>
-        <w:rPr>
-          <w:rFonts w:ascii="Times New Roman" w:hAnsi="Times New Roman" w:cs="Times New Roman"/>
-          <w:sz w:val="28"/>
-          <w:szCs w:val="28"/>
-        </w:rPr>
-        <w:t xml:space="preserve">, что стоит перед </w:t>
-      </w:r>
-      <w:r>
-        <w:rPr>
-          <w:rFonts w:ascii="Times New Roman" w:hAnsi="Times New Roman" w:cs="Times New Roman"/>
-          <w:sz w:val="28"/>
-          <w:szCs w:val="28"/>
-        </w:rPr>
-        <w:t>IT-специалист</w:t>
-      </w:r>
-      <w:r>
-        <w:rPr>
-          <w:rFonts w:ascii="Times New Roman" w:hAnsi="Times New Roman" w:cs="Times New Roman"/>
-          <w:sz w:val="28"/>
-          <w:szCs w:val="28"/>
-        </w:rPr>
-        <w:t>ом</w:t>
-      </w:r>
-      <w:r>
-        <w:rPr>
-          <w:rFonts w:ascii="Times New Roman" w:hAnsi="Times New Roman" w:cs="Times New Roman"/>
-          <w:sz w:val="28"/>
-          <w:szCs w:val="28"/>
-        </w:rPr>
-        <w:t>.</w:t>
-      </w:r>
-      <w:r>
-        <w:rPr>
-          <w:rFonts w:ascii="Times New Roman" w:hAnsi="Times New Roman" w:cs="Times New Roman"/>
-          <w:sz w:val="28"/>
-          <w:szCs w:val="28"/>
-        </w:rPr>
-        <w:t xml:space="preserve"> Одна </w:t>
-      </w:r>
-      <w:r>
-        <w:rPr>
-          <w:rFonts w:ascii="Times New Roman" w:hAnsi="Times New Roman" w:cs="Times New Roman"/>
-          <w:sz w:val="28"/>
-          <w:szCs w:val="28"/>
-        </w:rPr>
-        <w:t>из задач — это</w:t>
-      </w:r>
-      <w:r>
-        <w:rPr>
-          <w:rFonts w:ascii="Times New Roman" w:hAnsi="Times New Roman" w:cs="Times New Roman"/>
-          <w:sz w:val="28"/>
-          <w:szCs w:val="28"/>
-        </w:rPr>
-        <w:t xml:space="preserve"> структурирование данных для учебных и рабочих конспектов</w:t>
-      </w:r>
-      <w:r>
-        <w:rPr>
-          <w:rFonts w:ascii="Times New Roman" w:hAnsi="Times New Roman" w:cs="Times New Roman"/>
-          <w:sz w:val="28"/>
-          <w:szCs w:val="28"/>
-        </w:rPr>
-        <w:t xml:space="preserve">. </w:t>
-      </w:r>
-      <w:r>
-        <w:rPr>
-          <w:rFonts w:ascii="Times New Roman" w:hAnsi="Times New Roman" w:cs="Times New Roman"/>
-          <w:sz w:val="28"/>
-          <w:szCs w:val="28"/>
-        </w:rPr>
-        <w:t>Структурированные данные</w:t>
-      </w:r>
-      <w:r>
-        <w:rPr>
-          <w:rFonts w:ascii="Times New Roman" w:hAnsi="Times New Roman" w:cs="Times New Roman"/>
-          <w:sz w:val="28"/>
-          <w:szCs w:val="28"/>
-        </w:rPr>
-        <w:t xml:space="preserve"> способствует быстрому поиску, </w:t>
-      </w:r>
-      <w:r>
-        <w:rPr>
-          <w:rFonts w:ascii="Times New Roman" w:hAnsi="Times New Roman" w:cs="Times New Roman"/>
-          <w:sz w:val="28"/>
-          <w:szCs w:val="28"/>
-        </w:rPr>
-        <w:t>изучени</w:t>
-      </w:r>
-      <w:r>
-        <w:rPr>
-          <w:rFonts w:ascii="Times New Roman" w:hAnsi="Times New Roman" w:cs="Times New Roman"/>
-          <w:sz w:val="28"/>
-          <w:szCs w:val="28"/>
-        </w:rPr>
-        <w:t>ю</w:t>
-      </w:r>
-      <w:r>
-        <w:rPr>
-          <w:rFonts w:ascii="Times New Roman" w:hAnsi="Times New Roman" w:cs="Times New Roman"/>
-          <w:sz w:val="28"/>
-          <w:szCs w:val="28"/>
-        </w:rPr>
-        <w:t xml:space="preserve"> и интерпретации смысла учебных</w:t>
-      </w:r>
-      <w:r>
-        <w:rPr>
-          <w:rFonts w:ascii="Times New Roman" w:hAnsi="Times New Roman" w:cs="Times New Roman"/>
-          <w:sz w:val="28"/>
-          <w:szCs w:val="28"/>
-        </w:rPr>
-        <w:t>, рабочих</w:t>
-      </w:r>
-      <w:r>
-        <w:rPr>
-          <w:rFonts w:ascii="Times New Roman" w:hAnsi="Times New Roman" w:cs="Times New Roman"/>
-          <w:sz w:val="28"/>
-          <w:szCs w:val="28"/>
-        </w:rPr>
-        <w:t xml:space="preserve"> материалов</w:t>
-      </w:r>
-      <w:r>
-        <w:rPr>
-          <w:rFonts w:ascii="Times New Roman" w:hAnsi="Times New Roman" w:cs="Times New Roman"/>
-          <w:sz w:val="28"/>
-          <w:szCs w:val="28"/>
-        </w:rPr>
-        <w:t xml:space="preserve">. Что позволяет: определить структуру знаний, находить логические связи между данными, </w:t>
-      </w:r>
-      <w:r>
-        <w:rPr>
-          <w:rFonts w:ascii="Times New Roman" w:hAnsi="Times New Roman" w:cs="Times New Roman"/>
-          <w:sz w:val="28"/>
-          <w:szCs w:val="28"/>
-        </w:rPr>
-        <w:t xml:space="preserve">облегчает анализ данных.  </w:t>
+        <w:t>Рассмотрим исторический обзор прошлых способов хранения программных заготовок. То, как программисты организовывали готовые фрагменты кода, всегда зависело от доступных им инструментов. По мере развития средств разработки менялись и подходы к систематизации кода.</w:t>
       </w:r>
     </w:p>
     <w:p>
@@ -387,26 +393,6 @@
           <w:sz w:val="28"/>
           <w:szCs w:val="28"/>
         </w:rPr>
-        <w:t>Рассмотрим исторический обзор прошлых способов хранения программных заготовок. То, как программисты организовывали готовые фрагменты кода, всегда зависело от доступных им инструментов. По мере развития средств разработки менялись и подходы к систематизации кода.</w:t>
-      </w:r>
-    </w:p>
-    <w:p>
-      <w:pPr>
-        <w:spacing w:after="0" w:line="360" w:lineRule="auto"/>
-        <w:ind w:firstLine="709"/>
-        <w:jc w:val="both"/>
-        <w:rPr>
-          <w:rFonts w:ascii="Times New Roman" w:hAnsi="Times New Roman" w:cs="Times New Roman"/>
-          <w:sz w:val="28"/>
-          <w:szCs w:val="28"/>
-        </w:rPr>
-      </w:pPr>
-      <w:r>
-        <w:rPr>
-          <w:rFonts w:ascii="Times New Roman" w:hAnsi="Times New Roman" w:cs="Times New Roman"/>
-          <w:sz w:val="28"/>
-          <w:szCs w:val="28"/>
-        </w:rPr>
         <w:t xml:space="preserve">Проблема систематизации знаний не нова. Изначально инженеры, </w:t>
       </w:r>
       <w:r>
@@ -415,7 +401,25 @@
           <w:sz w:val="28"/>
           <w:szCs w:val="28"/>
         </w:rPr>
-        <w:t xml:space="preserve">студенты использовали физические носители – блокноты, книги, распечатки. С приходом цифровой эры произошел переход   к простым текстовым файлам </w:t>
+        <w:t>студенты использовали физические носители – блокноты, книги, распечатки. С приходом цифровой эры произошел переход   к простым текстовым файлам (`*.</w:t>
+      </w:r>
+      <w:proofErr w:type="spellStart"/>
+      <w:r>
+        <w:rPr>
+          <w:rFonts w:ascii="Times New Roman" w:hAnsi="Times New Roman" w:cs="Times New Roman"/>
+          <w:sz w:val="28"/>
+          <w:szCs w:val="28"/>
+        </w:rPr>
+        <w:t>txt</w:t>
+      </w:r>
+      <w:proofErr w:type="spellEnd"/>
+      <w:r>
+        <w:rPr>
+          <w:rFonts w:ascii="Times New Roman" w:hAnsi="Times New Roman" w:cs="Times New Roman"/>
+          <w:sz w:val="28"/>
+          <w:szCs w:val="28"/>
+        </w:rPr>
+        <w:t xml:space="preserve">`), которые затем эволюционировали в форматированные документы </w:t>
       </w:r>
       <w:r>
         <w:rPr>
@@ -433,7 +437,7 @@
           <w:sz w:val="28"/>
           <w:szCs w:val="28"/>
         </w:rPr>
-        <w:t>txt</w:t>
+        <w:t>doc</w:t>
       </w:r>
       <w:proofErr w:type="spellEnd"/>
       <w:r>
@@ -442,7 +446,7 @@
           <w:sz w:val="28"/>
           <w:szCs w:val="28"/>
         </w:rPr>
-        <w:t>`), которые затем эволюционировали в форматированные документы (`*.</w:t>
+        <w:t xml:space="preserve">`). Следующим этапом стало широкое использование формата </w:t>
       </w:r>
       <w:proofErr w:type="spellStart"/>
       <w:r>
@@ -451,7 +455,7 @@
           <w:sz w:val="28"/>
           <w:szCs w:val="28"/>
         </w:rPr>
-        <w:t>doc</w:t>
+        <w:t>Markdown</w:t>
       </w:r>
       <w:proofErr w:type="spellEnd"/>
       <w:r>
@@ -460,7 +464,7 @@
           <w:sz w:val="28"/>
           <w:szCs w:val="28"/>
         </w:rPr>
-        <w:t xml:space="preserve">`). Следующим этапом стало широкое использование формата </w:t>
+        <w:t xml:space="preserve"> (`*.</w:t>
       </w:r>
       <w:proofErr w:type="spellStart"/>
       <w:r>
@@ -469,7 +473,7 @@
           <w:sz w:val="28"/>
           <w:szCs w:val="28"/>
         </w:rPr>
-        <w:t>Markdown</w:t>
+        <w:t>md</w:t>
       </w:r>
       <w:proofErr w:type="spellEnd"/>
       <w:r>
@@ -478,7 +482,7 @@
           <w:sz w:val="28"/>
           <w:szCs w:val="28"/>
         </w:rPr>
-        <w:t xml:space="preserve"> (`*.</w:t>
+        <w:t xml:space="preserve">`) для создания удобочитаемой документации, а также создание специализированных форматов для хранения фрагментов кода, таких как </w:t>
       </w:r>
       <w:proofErr w:type="spellStart"/>
       <w:r>
@@ -487,7 +491,7 @@
           <w:sz w:val="28"/>
           <w:szCs w:val="28"/>
         </w:rPr>
-        <w:t>md</w:t>
+        <w:t>Structured</w:t>
       </w:r>
       <w:proofErr w:type="spellEnd"/>
       <w:r>
@@ -496,7 +500,7 @@
           <w:sz w:val="28"/>
           <w:szCs w:val="28"/>
         </w:rPr>
-        <w:t xml:space="preserve">`) для создания удобочитаемой документации, а также создание специализированных форматов для хранения фрагментов кода, таких как </w:t>
+        <w:t xml:space="preserve"> Text (`*.</w:t>
       </w:r>
       <w:proofErr w:type="spellStart"/>
       <w:r>
@@ -505,7 +509,7 @@
           <w:sz w:val="28"/>
           <w:szCs w:val="28"/>
         </w:rPr>
-        <w:t>Structured</w:t>
+        <w:t>st</w:t>
       </w:r>
       <w:proofErr w:type="spellEnd"/>
       <w:r>
@@ -514,7 +518,127 @@
           <w:sz w:val="28"/>
           <w:szCs w:val="28"/>
         </w:rPr>
-        <w:t xml:space="preserve"> Text (`*.</w:t>
+        <w:t>`), используемый в среде 1С: Предприятие для шаблонов.</w:t>
+      </w:r>
+      <w:r>
+        <w:rPr>
+          <w:rFonts w:ascii="Times New Roman" w:hAnsi="Times New Roman" w:cs="Times New Roman"/>
+          <w:sz w:val="28"/>
+          <w:szCs w:val="28"/>
+        </w:rPr>
+        <w:t xml:space="preserve"> </w:t>
+      </w:r>
+    </w:p>
+    <w:p>
+      <w:pPr>
+        <w:spacing w:after="0" w:line="360" w:lineRule="auto"/>
+        <w:ind w:firstLine="709"/>
+        <w:jc w:val="both"/>
+        <w:rPr>
+          <w:rFonts w:ascii="Times New Roman" w:hAnsi="Times New Roman" w:cs="Times New Roman"/>
+          <w:sz w:val="28"/>
+          <w:szCs w:val="28"/>
+        </w:rPr>
+      </w:pPr>
+      <w:r>
+        <w:rPr>
+          <w:rFonts w:ascii="Times New Roman" w:hAnsi="Times New Roman" w:cs="Times New Roman"/>
+          <w:sz w:val="28"/>
+          <w:szCs w:val="28"/>
+        </w:rPr>
+        <w:t>На ранних этапах развития программирования (1950-1970-е гг.) типовые алгоритмические решения документировались в печатных справочниках и технических описаниях. Программисты формировали персональные коллекции перфокарт с часто используемыми подпрограммами.</w:t>
+      </w:r>
+    </w:p>
+    <w:p>
+      <w:pPr>
+        <w:spacing w:after="0" w:line="360" w:lineRule="auto"/>
+        <w:ind w:firstLine="709"/>
+        <w:jc w:val="both"/>
+        <w:rPr>
+          <w:rFonts w:ascii="Times New Roman" w:hAnsi="Times New Roman" w:cs="Times New Roman"/>
+          <w:sz w:val="28"/>
+          <w:szCs w:val="28"/>
+        </w:rPr>
+      </w:pPr>
+      <w:r>
+        <w:rPr>
+          <w:rFonts w:ascii="Times New Roman" w:hAnsi="Times New Roman" w:cs="Times New Roman"/>
+          <w:sz w:val="28"/>
+          <w:szCs w:val="28"/>
+        </w:rPr>
+        <w:t xml:space="preserve">С появлением персональных компьютеров (1980-е гг.) практика хранения программных заготовок </w:t>
+      </w:r>
+      <w:r>
+        <w:rPr>
+          <w:rFonts w:ascii="Times New Roman" w:hAnsi="Times New Roman" w:cs="Times New Roman"/>
+          <w:sz w:val="28"/>
+          <w:szCs w:val="28"/>
+        </w:rPr>
+        <w:t>изменилась</w:t>
+      </w:r>
+      <w:r>
+        <w:rPr>
+          <w:rFonts w:ascii="Times New Roman" w:hAnsi="Times New Roman" w:cs="Times New Roman"/>
+          <w:sz w:val="28"/>
+          <w:szCs w:val="28"/>
+        </w:rPr>
+        <w:t xml:space="preserve"> в направлении использования текстовых файлов. Однако отсутствие структурирования и средств быстрого поиска ограничивало эффективность данного подхода.</w:t>
+      </w:r>
+    </w:p>
+    <w:p>
+      <w:pPr>
+        <w:spacing w:after="0" w:line="360" w:lineRule="auto"/>
+        <w:ind w:firstLine="709"/>
+        <w:jc w:val="both"/>
+        <w:rPr>
+          <w:rFonts w:ascii="Times New Roman" w:hAnsi="Times New Roman" w:cs="Times New Roman"/>
+          <w:sz w:val="28"/>
+          <w:szCs w:val="28"/>
+        </w:rPr>
+      </w:pPr>
+      <w:r>
+        <w:rPr>
+          <w:rFonts w:ascii="Times New Roman" w:hAnsi="Times New Roman" w:cs="Times New Roman"/>
+          <w:sz w:val="28"/>
+          <w:szCs w:val="28"/>
+        </w:rPr>
+        <w:t xml:space="preserve">Интеграция систем </w:t>
+      </w:r>
+      <w:r>
+        <w:rPr>
+          <w:rFonts w:ascii="Times New Roman" w:hAnsi="Times New Roman" w:cs="Times New Roman"/>
+          <w:sz w:val="28"/>
+          <w:szCs w:val="28"/>
+        </w:rPr>
+        <w:t>фрагментов кода</w:t>
+      </w:r>
+      <w:r>
+        <w:rPr>
+          <w:rFonts w:ascii="Times New Roman" w:hAnsi="Times New Roman" w:cs="Times New Roman"/>
+          <w:sz w:val="28"/>
+          <w:szCs w:val="28"/>
+        </w:rPr>
+        <w:t xml:space="preserve"> в IDE (1990-2000-е гг.) стала следующим этапом развития. Среды разработки, такие как Visual Studio, Eclipse, начали предоставлять встроенные механизмы управления шаблонами кода. Несмотря на улучшение организационных возможностей, сохранилась проблема привязки к конкретной IDE и ограниченность функций предварительного просмотра.</w:t>
+      </w:r>
+    </w:p>
+    <w:p>
+      <w:pPr>
+        <w:spacing w:after="0" w:line="360" w:lineRule="auto"/>
+        <w:ind w:firstLine="709"/>
+        <w:jc w:val="both"/>
+        <w:rPr>
+          <w:rFonts w:ascii="Times New Roman" w:hAnsi="Times New Roman" w:cs="Times New Roman"/>
+          <w:sz w:val="28"/>
+          <w:szCs w:val="28"/>
+        </w:rPr>
+      </w:pPr>
+      <w:r>
+        <w:rPr>
+          <w:rFonts w:ascii="Times New Roman" w:hAnsi="Times New Roman" w:cs="Times New Roman"/>
+          <w:sz w:val="28"/>
+          <w:szCs w:val="28"/>
+        </w:rPr>
+        <w:t>Современный этап (2010-е гг. - настоящее время) характеризуется появлением универсальных систем управления знаниями (</w:t>
       </w:r>
       <w:proofErr w:type="spellStart"/>
       <w:r>
@@ -523,7 +647,7 @@
           <w:sz w:val="28"/>
           <w:szCs w:val="28"/>
         </w:rPr>
-        <w:t>st</w:t>
+        <w:t>Evernote</w:t>
       </w:r>
       <w:proofErr w:type="spellEnd"/>
       <w:r>
@@ -532,7 +656,105 @@
           <w:sz w:val="28"/>
           <w:szCs w:val="28"/>
         </w:rPr>
-        <w:t>`), используемый в среде 1С: Предприятие для шаблонов.</w:t>
+        <w:t xml:space="preserve">, </w:t>
+      </w:r>
+      <w:proofErr w:type="spellStart"/>
+      <w:r>
+        <w:rPr>
+          <w:rFonts w:ascii="Times New Roman" w:hAnsi="Times New Roman" w:cs="Times New Roman"/>
+          <w:sz w:val="28"/>
+          <w:szCs w:val="28"/>
+        </w:rPr>
+        <w:t>OneNote</w:t>
+      </w:r>
+      <w:proofErr w:type="spellEnd"/>
+      <w:r>
+        <w:rPr>
+          <w:rFonts w:ascii="Times New Roman" w:hAnsi="Times New Roman" w:cs="Times New Roman"/>
+          <w:sz w:val="28"/>
+          <w:szCs w:val="28"/>
+        </w:rPr>
+        <w:t xml:space="preserve">, </w:t>
+      </w:r>
+      <w:proofErr w:type="spellStart"/>
+      <w:r>
+        <w:rPr>
+          <w:rFonts w:ascii="Times New Roman" w:hAnsi="Times New Roman" w:cs="Times New Roman"/>
+          <w:sz w:val="28"/>
+          <w:szCs w:val="28"/>
+        </w:rPr>
+        <w:t>Notion</w:t>
+      </w:r>
+      <w:proofErr w:type="spellEnd"/>
+      <w:r>
+        <w:rPr>
+          <w:rFonts w:ascii="Times New Roman" w:hAnsi="Times New Roman" w:cs="Times New Roman"/>
+          <w:sz w:val="28"/>
+          <w:szCs w:val="28"/>
+        </w:rPr>
+        <w:t xml:space="preserve">, </w:t>
+      </w:r>
+      <w:proofErr w:type="spellStart"/>
+      <w:r>
+        <w:rPr>
+          <w:rFonts w:ascii="Times New Roman" w:hAnsi="Times New Roman" w:cs="Times New Roman"/>
+          <w:sz w:val="28"/>
+          <w:szCs w:val="28"/>
+        </w:rPr>
+        <w:t>Obsidian</w:t>
+      </w:r>
+      <w:proofErr w:type="spellEnd"/>
+      <w:r>
+        <w:rPr>
+          <w:rFonts w:ascii="Times New Roman" w:hAnsi="Times New Roman" w:cs="Times New Roman"/>
+          <w:sz w:val="28"/>
+          <w:szCs w:val="28"/>
+        </w:rPr>
+        <w:t>). Данные решения обеспечили гибкую организацию информации, но не учли специфику работы с множественными краткими программными фрагментами, требующими иной структуры хранения по сравнению с развернутыми документами.</w:t>
+      </w:r>
+    </w:p>
+    <w:p>
+      <w:pPr>
+        <w:spacing w:after="0" w:line="360" w:lineRule="auto"/>
+        <w:ind w:firstLine="709"/>
+        <w:jc w:val="both"/>
+        <w:rPr>
+          <w:rFonts w:ascii="Times New Roman" w:hAnsi="Times New Roman" w:cs="Times New Roman"/>
+          <w:sz w:val="28"/>
+          <w:szCs w:val="28"/>
+        </w:rPr>
+      </w:pPr>
+      <w:r>
+        <w:rPr>
+          <w:rFonts w:ascii="Times New Roman" w:hAnsi="Times New Roman" w:cs="Times New Roman"/>
+          <w:sz w:val="28"/>
+          <w:szCs w:val="28"/>
+        </w:rPr>
+        <w:t xml:space="preserve">В процессе освоения дисциплин информационных технологий студенты и инженеры сталкиваются с необходимостью многократного применения типовых программных конструкций.  </w:t>
+      </w:r>
+      <w:r>
+        <w:rPr>
+          <w:rFonts w:ascii="Times New Roman" w:hAnsi="Times New Roman" w:cs="Times New Roman"/>
+          <w:sz w:val="28"/>
+          <w:szCs w:val="28"/>
+        </w:rPr>
+        <w:t>Анализ учебных проектов показывает, что операции</w:t>
+      </w:r>
+      <w:r>
+        <w:rPr>
+          <w:rFonts w:ascii="Times New Roman" w:hAnsi="Times New Roman" w:cs="Times New Roman"/>
+          <w:sz w:val="28"/>
+          <w:szCs w:val="28"/>
+        </w:rPr>
+        <w:t xml:space="preserve"> как пример</w:t>
+      </w:r>
+      <w:r>
+        <w:rPr>
+          <w:rFonts w:ascii="Times New Roman" w:hAnsi="Times New Roman" w:cs="Times New Roman"/>
+          <w:sz w:val="28"/>
+          <w:szCs w:val="28"/>
+        </w:rPr>
+        <w:t xml:space="preserve"> обхода массивов, работы со структурами данных и построения элементов пользовательского интерфейса</w:t>
       </w:r>
       <w:r>
         <w:rPr>
@@ -542,233 +764,13 @@
         </w:rPr>
         <w:t xml:space="preserve"> </w:t>
       </w:r>
-    </w:p>
-    <w:p>
-      <w:pPr>
-        <w:spacing w:after="0" w:line="360" w:lineRule="auto"/>
-        <w:ind w:firstLine="709"/>
-        <w:jc w:val="both"/>
-        <w:rPr>
-          <w:rFonts w:ascii="Times New Roman" w:hAnsi="Times New Roman" w:cs="Times New Roman"/>
-          <w:sz w:val="28"/>
-          <w:szCs w:val="28"/>
-        </w:rPr>
-      </w:pPr>
-      <w:r>
-        <w:rPr>
-          <w:rFonts w:ascii="Times New Roman" w:hAnsi="Times New Roman" w:cs="Times New Roman"/>
-          <w:sz w:val="28"/>
-          <w:szCs w:val="28"/>
-        </w:rPr>
-        <w:t>На ранних этапах развития программирования (1950-1970-е гг.) типовые алгоритмические решения документировались в печатных справочниках и технических описаниях. Программисты формировали персональные коллекции перфокарт с часто используемыми подпрограммами.</w:t>
-      </w:r>
-    </w:p>
-    <w:p>
-      <w:pPr>
-        <w:spacing w:after="0" w:line="360" w:lineRule="auto"/>
-        <w:ind w:firstLine="709"/>
-        <w:jc w:val="both"/>
-        <w:rPr>
-          <w:rFonts w:ascii="Times New Roman" w:hAnsi="Times New Roman" w:cs="Times New Roman"/>
-          <w:sz w:val="28"/>
-          <w:szCs w:val="28"/>
-        </w:rPr>
-      </w:pPr>
-      <w:r>
-        <w:rPr>
-          <w:rFonts w:ascii="Times New Roman" w:hAnsi="Times New Roman" w:cs="Times New Roman"/>
-          <w:sz w:val="28"/>
-          <w:szCs w:val="28"/>
-        </w:rPr>
-        <w:t xml:space="preserve">С появлением персональных компьютеров (1980-е гг.) практика хранения программных заготовок </w:t>
-      </w:r>
-      <w:r>
-        <w:rPr>
-          <w:rFonts w:ascii="Times New Roman" w:hAnsi="Times New Roman" w:cs="Times New Roman"/>
-          <w:sz w:val="28"/>
-          <w:szCs w:val="28"/>
-        </w:rPr>
-        <w:t>изменилась</w:t>
-      </w:r>
-      <w:r>
-        <w:rPr>
-          <w:rFonts w:ascii="Times New Roman" w:hAnsi="Times New Roman" w:cs="Times New Roman"/>
-          <w:sz w:val="28"/>
-          <w:szCs w:val="28"/>
-        </w:rPr>
-        <w:t xml:space="preserve"> в направлении использования текстовых файлов. Однако отсутствие структурирования и средств быстрого поиска ограничивало эффективность данного подхода.</w:t>
-      </w:r>
-    </w:p>
-    <w:p>
-      <w:pPr>
-        <w:spacing w:after="0" w:line="360" w:lineRule="auto"/>
-        <w:ind w:firstLine="709"/>
-        <w:jc w:val="both"/>
-        <w:rPr>
-          <w:rFonts w:ascii="Times New Roman" w:hAnsi="Times New Roman" w:cs="Times New Roman"/>
-          <w:sz w:val="28"/>
-          <w:szCs w:val="28"/>
-        </w:rPr>
-      </w:pPr>
-      <w:r>
-        <w:rPr>
-          <w:rFonts w:ascii="Times New Roman" w:hAnsi="Times New Roman" w:cs="Times New Roman"/>
-          <w:sz w:val="28"/>
-          <w:szCs w:val="28"/>
-        </w:rPr>
-        <w:t xml:space="preserve">Интеграция систем </w:t>
-      </w:r>
-      <w:r>
-        <w:rPr>
-          <w:rFonts w:ascii="Times New Roman" w:hAnsi="Times New Roman" w:cs="Times New Roman"/>
-          <w:sz w:val="28"/>
-          <w:szCs w:val="28"/>
-        </w:rPr>
-        <w:t>фрагментов кода</w:t>
-      </w:r>
-      <w:r>
-        <w:rPr>
-          <w:rFonts w:ascii="Times New Roman" w:hAnsi="Times New Roman" w:cs="Times New Roman"/>
-          <w:sz w:val="28"/>
-          <w:szCs w:val="28"/>
-        </w:rPr>
-        <w:t xml:space="preserve"> в IDE (1990-2000-е гг.) стала следующим этапом развития. Среды разработки, такие как Visual Studio, Eclipse, начали предоставлять встроенные механизмы управления шаблонами кода. Несмотря на улучшение организационных возможностей, сохранилась проблема привязки к конкретной IDE и ограниченность функций предварительного просмотра.</w:t>
-      </w:r>
-    </w:p>
-    <w:p>
-      <w:pPr>
-        <w:spacing w:after="0" w:line="360" w:lineRule="auto"/>
-        <w:ind w:firstLine="709"/>
-        <w:jc w:val="both"/>
-        <w:rPr>
-          <w:rFonts w:ascii="Times New Roman" w:hAnsi="Times New Roman" w:cs="Times New Roman"/>
-          <w:sz w:val="28"/>
-          <w:szCs w:val="28"/>
-        </w:rPr>
-      </w:pPr>
-      <w:r>
-        <w:rPr>
-          <w:rFonts w:ascii="Times New Roman" w:hAnsi="Times New Roman" w:cs="Times New Roman"/>
-          <w:sz w:val="28"/>
-          <w:szCs w:val="28"/>
-        </w:rPr>
-        <w:t>Современный этап (2010-е гг. - настоящее время) характеризуется появлением универсальных систем управления знаниями (</w:t>
-      </w:r>
-      <w:proofErr w:type="spellStart"/>
-      <w:r>
-        <w:rPr>
-          <w:rFonts w:ascii="Times New Roman" w:hAnsi="Times New Roman" w:cs="Times New Roman"/>
-          <w:sz w:val="28"/>
-          <w:szCs w:val="28"/>
-        </w:rPr>
-        <w:t>Evernote</w:t>
-      </w:r>
-      <w:proofErr w:type="spellEnd"/>
-      <w:r>
-        <w:rPr>
-          <w:rFonts w:ascii="Times New Roman" w:hAnsi="Times New Roman" w:cs="Times New Roman"/>
-          <w:sz w:val="28"/>
-          <w:szCs w:val="28"/>
-        </w:rPr>
-        <w:t xml:space="preserve">, </w:t>
-      </w:r>
-      <w:proofErr w:type="spellStart"/>
-      <w:r>
-        <w:rPr>
-          <w:rFonts w:ascii="Times New Roman" w:hAnsi="Times New Roman" w:cs="Times New Roman"/>
-          <w:sz w:val="28"/>
-          <w:szCs w:val="28"/>
-        </w:rPr>
-        <w:t>OneNote</w:t>
-      </w:r>
-      <w:proofErr w:type="spellEnd"/>
-      <w:r>
-        <w:rPr>
-          <w:rFonts w:ascii="Times New Roman" w:hAnsi="Times New Roman" w:cs="Times New Roman"/>
-          <w:sz w:val="28"/>
-          <w:szCs w:val="28"/>
-        </w:rPr>
-        <w:t xml:space="preserve">, </w:t>
-      </w:r>
-      <w:proofErr w:type="spellStart"/>
-      <w:r>
-        <w:rPr>
-          <w:rFonts w:ascii="Times New Roman" w:hAnsi="Times New Roman" w:cs="Times New Roman"/>
-          <w:sz w:val="28"/>
-          <w:szCs w:val="28"/>
-        </w:rPr>
-        <w:t>Notion</w:t>
-      </w:r>
-      <w:proofErr w:type="spellEnd"/>
-      <w:r>
-        <w:rPr>
-          <w:rFonts w:ascii="Times New Roman" w:hAnsi="Times New Roman" w:cs="Times New Roman"/>
-          <w:sz w:val="28"/>
-          <w:szCs w:val="28"/>
-        </w:rPr>
-        <w:t xml:space="preserve">, </w:t>
-      </w:r>
-      <w:proofErr w:type="spellStart"/>
-      <w:r>
-        <w:rPr>
-          <w:rFonts w:ascii="Times New Roman" w:hAnsi="Times New Roman" w:cs="Times New Roman"/>
-          <w:sz w:val="28"/>
-          <w:szCs w:val="28"/>
-        </w:rPr>
-        <w:t>Obsidian</w:t>
-      </w:r>
-      <w:proofErr w:type="spellEnd"/>
-      <w:r>
-        <w:rPr>
-          <w:rFonts w:ascii="Times New Roman" w:hAnsi="Times New Roman" w:cs="Times New Roman"/>
-          <w:sz w:val="28"/>
-          <w:szCs w:val="28"/>
-        </w:rPr>
-        <w:t>). Данные решения обеспечили гибкую организацию информации, но не учли специфику работы с множественными краткими программными фрагментами, требующими иной структуры хранения по сравнению с развернутыми документами.</w:t>
-      </w:r>
-    </w:p>
-    <w:p>
-      <w:pPr>
-        <w:spacing w:after="0" w:line="360" w:lineRule="auto"/>
-        <w:ind w:firstLine="709"/>
-        <w:jc w:val="both"/>
-        <w:rPr>
-          <w:rFonts w:ascii="Times New Roman" w:hAnsi="Times New Roman" w:cs="Times New Roman"/>
-          <w:sz w:val="28"/>
-          <w:szCs w:val="28"/>
-        </w:rPr>
-      </w:pPr>
-      <w:r>
-        <w:rPr>
-          <w:rFonts w:ascii="Times New Roman" w:hAnsi="Times New Roman" w:cs="Times New Roman"/>
-          <w:sz w:val="28"/>
-          <w:szCs w:val="28"/>
-        </w:rPr>
-        <w:t xml:space="preserve">В процессе освоения дисциплин информационных технологий студенты и инженеры сталкиваются с необходимостью многократного применения типовых программных конструкций.  </w:t>
-      </w:r>
-      <w:r>
-        <w:rPr>
-          <w:rFonts w:ascii="Times New Roman" w:hAnsi="Times New Roman" w:cs="Times New Roman"/>
-          <w:sz w:val="28"/>
-          <w:szCs w:val="28"/>
-        </w:rPr>
-        <w:t>Анализ учебных проектов показывает, что операции</w:t>
-      </w:r>
-      <w:r>
-        <w:rPr>
-          <w:rFonts w:ascii="Times New Roman" w:hAnsi="Times New Roman" w:cs="Times New Roman"/>
-          <w:sz w:val="28"/>
-          <w:szCs w:val="28"/>
-        </w:rPr>
-        <w:t xml:space="preserve"> как пример</w:t>
-      </w:r>
-      <w:r>
-        <w:rPr>
-          <w:rFonts w:ascii="Times New Roman" w:hAnsi="Times New Roman" w:cs="Times New Roman"/>
-          <w:sz w:val="28"/>
-          <w:szCs w:val="28"/>
-        </w:rPr>
-        <w:t xml:space="preserve"> обхода массивов, работы со структурами данных и </w:t>
+      <w:r>
+        <w:rPr>
+          <w:rFonts w:ascii="Times New Roman" w:hAnsi="Times New Roman" w:cs="Times New Roman"/>
+          <w:sz w:val="28"/>
+          <w:szCs w:val="28"/>
+        </w:rPr>
+        <w:t xml:space="preserve">следуют </w:t>
       </w:r>
       <w:r>
         <w:rPr>
@@ -777,23 +779,7 @@
           <w:szCs w:val="28"/>
         </w:rPr>
         <w:lastRenderedPageBreak/>
-        <w:t>построения элементов пользовательского интерфейса</w:t>
-      </w:r>
-      <w:r>
-        <w:rPr>
-          <w:rFonts w:ascii="Times New Roman" w:hAnsi="Times New Roman" w:cs="Times New Roman"/>
-          <w:sz w:val="28"/>
-          <w:szCs w:val="28"/>
-        </w:rPr>
-        <w:t xml:space="preserve"> </w:t>
-      </w:r>
-      <w:r>
-        <w:rPr>
-          <w:rFonts w:ascii="Times New Roman" w:hAnsi="Times New Roman" w:cs="Times New Roman"/>
-          <w:sz w:val="28"/>
-          <w:szCs w:val="28"/>
-        </w:rPr>
-        <w:t xml:space="preserve">следуют повторяющимся шаблонам, что создает предпосылки для формирования </w:t>
+        <w:t xml:space="preserve">повторяющимся шаблонам, что создает предпосылки для формирования </w:t>
       </w:r>
       <w:r>
         <w:rPr>
@@ -941,7 +927,7 @@
         <w:pStyle w:val="a4"/>
         <w:numPr>
           <w:ilvl w:val="0"/>
-          <w:numId w:val="1"/>
+          <w:numId w:val="21"/>
         </w:numPr>
         <w:spacing w:after="0" w:line="360" w:lineRule="auto"/>
         <w:ind w:left="0" w:firstLine="709"/>
@@ -966,7 +952,7 @@
         <w:pStyle w:val="a4"/>
         <w:numPr>
           <w:ilvl w:val="0"/>
-          <w:numId w:val="1"/>
+          <w:numId w:val="21"/>
         </w:numPr>
         <w:spacing w:after="0" w:line="360" w:lineRule="auto"/>
         <w:ind w:left="0" w:firstLine="709"/>
@@ -991,7 +977,7 @@
         <w:pStyle w:val="a4"/>
         <w:numPr>
           <w:ilvl w:val="0"/>
-          <w:numId w:val="1"/>
+          <w:numId w:val="21"/>
         </w:numPr>
         <w:spacing w:after="0" w:line="360" w:lineRule="auto"/>
         <w:ind w:left="0" w:firstLine="709"/>
@@ -1204,7 +1190,7 @@
           <w:sz w:val="28"/>
           <w:szCs w:val="28"/>
         </w:rPr>
-        <w:t xml:space="preserve"> </w:t>
+        <w:t xml:space="preserve"> демонстрирует высокую эффективность при работе с объемными текстовыми </w:t>
       </w:r>
       <w:r>
         <w:rPr>
@@ -1213,7 +1199,7 @@
           <w:szCs w:val="28"/>
         </w:rPr>
         <w:lastRenderedPageBreak/>
-        <w:t>демонстрирует высокую эффективность при работе с объемными текстовыми материалами: конспектами лекций, теоретическими выкладками, техническими спецификациями. Система поддерживает синтаксическую подсветку блоков кода, что частично решает задачу представления программных фрагментов.</w:t>
+        <w:t>материалами: конспектами лекций, теоретическими выкладками, техническими спецификациями. Система поддерживает синтаксическую подсветку блоков кода, что частично решает задачу представления программных фрагментов.</w:t>
       </w:r>
     </w:p>
     <w:p>
@@ -1527,7 +1513,6 @@
           <w:sz w:val="28"/>
           <w:szCs w:val="28"/>
         </w:rPr>
-        <w:lastRenderedPageBreak/>
         <w:t>отсутствие средств быстрого предварительного просмотра без открытия файла в редакторе.</w:t>
       </w:r>
     </w:p>
@@ -1560,7 +1545,71 @@
           <w:sz w:val="28"/>
           <w:szCs w:val="28"/>
         </w:rPr>
-        <w:t>Для систематизации выявленных ограничений проведен сравнительный анализ рассмотренных подходов по ключевым функциональным характеристикам (таблица 1.1).</w:t>
+        <w:t>Для систематизации выявленных ограничений проведен сравнительный анализ рассмотренных подходов по ключевым функциональным характеристикам (табл</w:t>
+      </w:r>
+      <w:r>
+        <w:rPr>
+          <w:rFonts w:ascii="Times New Roman" w:hAnsi="Times New Roman" w:cs="Times New Roman"/>
+          <w:sz w:val="28"/>
+          <w:szCs w:val="28"/>
+        </w:rPr>
+        <w:t>.</w:t>
+      </w:r>
+      <w:r>
+        <w:rPr>
+          <w:rFonts w:ascii="Times New Roman" w:hAnsi="Times New Roman" w:cs="Times New Roman"/>
+          <w:sz w:val="28"/>
+          <w:szCs w:val="28"/>
+        </w:rPr>
+        <w:t xml:space="preserve"> 1.1).</w:t>
+      </w:r>
+    </w:p>
+    <w:p>
+      <w:pPr>
+        <w:tabs>
+          <w:tab w:val="left" w:pos="1134"/>
+        </w:tabs>
+        <w:spacing w:after="0" w:line="360" w:lineRule="auto"/>
+        <w:ind w:firstLine="709"/>
+        <w:jc w:val="right"/>
+        <w:rPr>
+          <w:rFonts w:ascii="Times New Roman" w:hAnsi="Times New Roman" w:cs="Times New Roman"/>
+          <w:i/>
+          <w:sz w:val="28"/>
+          <w:szCs w:val="28"/>
+        </w:rPr>
+      </w:pPr>
+      <w:r>
+        <w:rPr>
+          <w:rFonts w:ascii="Times New Roman" w:hAnsi="Times New Roman" w:cs="Times New Roman"/>
+          <w:i/>
+          <w:sz w:val="28"/>
+          <w:szCs w:val="28"/>
+        </w:rPr>
+        <w:t>Таблица 1.1</w:t>
+      </w:r>
+    </w:p>
+    <w:p>
+      <w:pPr>
+        <w:tabs>
+          <w:tab w:val="left" w:pos="1134"/>
+        </w:tabs>
+        <w:spacing w:after="0" w:line="360" w:lineRule="auto"/>
+        <w:ind w:firstLine="709"/>
+        <w:jc w:val="center"/>
+        <w:rPr>
+          <w:rFonts w:ascii="Times New Roman" w:hAnsi="Times New Roman" w:cs="Times New Roman"/>
+          <w:sz w:val="28"/>
+          <w:szCs w:val="28"/>
+        </w:rPr>
+      </w:pPr>
+      <w:r>
+        <w:rPr>
+          <w:rFonts w:ascii="Times New Roman" w:hAnsi="Times New Roman" w:cs="Times New Roman"/>
+          <w:sz w:val="28"/>
+          <w:szCs w:val="28"/>
+        </w:rPr>
+        <w:t xml:space="preserve">Сравнительный анализ подходов </w:t>
       </w:r>
     </w:p>
     <w:tbl>
@@ -1587,6 +1636,8 @@
               <w:jc w:val="center"/>
               <w:rPr>
                 <w:rFonts w:ascii="Times New Roman" w:hAnsi="Times New Roman" w:cs="Times New Roman"/>
+                <w:b/>
+                <w:bCs/>
                 <w:sz w:val="28"/>
                 <w:szCs w:val="28"/>
               </w:rPr>
@@ -1594,6 +1645,8 @@
             <w:r>
               <w:rPr>
                 <w:rFonts w:ascii="Times New Roman" w:hAnsi="Times New Roman" w:cs="Times New Roman"/>
+                <w:b/>
+                <w:bCs/>
                 <w:sz w:val="28"/>
                 <w:szCs w:val="28"/>
               </w:rPr>
@@ -1613,6 +1666,8 @@
               <w:jc w:val="center"/>
               <w:rPr>
                 <w:rFonts w:ascii="Times New Roman" w:hAnsi="Times New Roman" w:cs="Times New Roman"/>
+                <w:b/>
+                <w:bCs/>
                 <w:sz w:val="28"/>
                 <w:szCs w:val="28"/>
               </w:rPr>
@@ -1620,6 +1675,8 @@
             <w:r>
               <w:rPr>
                 <w:rFonts w:ascii="Times New Roman" w:hAnsi="Times New Roman" w:cs="Times New Roman"/>
+                <w:b/>
+                <w:bCs/>
                 <w:sz w:val="28"/>
                 <w:szCs w:val="28"/>
               </w:rPr>
@@ -1639,6 +1696,8 @@
               <w:jc w:val="center"/>
               <w:rPr>
                 <w:rFonts w:ascii="Times New Roman" w:hAnsi="Times New Roman" w:cs="Times New Roman"/>
+                <w:b/>
+                <w:bCs/>
                 <w:sz w:val="28"/>
                 <w:szCs w:val="28"/>
               </w:rPr>
@@ -1647,6 +1706,8 @@
             <w:r>
               <w:rPr>
                 <w:rFonts w:ascii="Times New Roman" w:hAnsi="Times New Roman" w:cs="Times New Roman"/>
+                <w:b/>
+                <w:bCs/>
                 <w:sz w:val="28"/>
                 <w:szCs w:val="28"/>
               </w:rPr>
@@ -1656,6 +1717,8 @@
             <w:r>
               <w:rPr>
                 <w:rFonts w:ascii="Times New Roman" w:hAnsi="Times New Roman" w:cs="Times New Roman"/>
+                <w:b/>
+                <w:bCs/>
                 <w:sz w:val="28"/>
                 <w:szCs w:val="28"/>
               </w:rPr>
@@ -1675,6 +1738,8 @@
               <w:jc w:val="center"/>
               <w:rPr>
                 <w:rFonts w:ascii="Times New Roman" w:hAnsi="Times New Roman" w:cs="Times New Roman"/>
+                <w:b/>
+                <w:bCs/>
                 <w:sz w:val="28"/>
                 <w:szCs w:val="28"/>
               </w:rPr>
@@ -1682,6 +1747,8 @@
             <w:r>
               <w:rPr>
                 <w:rFonts w:ascii="Times New Roman" w:hAnsi="Times New Roman" w:cs="Times New Roman"/>
+                <w:b/>
+                <w:bCs/>
                 <w:sz w:val="28"/>
                 <w:szCs w:val="28"/>
               </w:rPr>
@@ -2630,27 +2697,35 @@
         <w:jc w:val="center"/>
         <w:rPr>
           <w:rFonts w:ascii="Times New Roman" w:hAnsi="Times New Roman" w:cs="Times New Roman"/>
-          <w:b/>
-          <w:bCs/>
-          <w:sz w:val="28"/>
-          <w:szCs w:val="28"/>
-        </w:rPr>
-      </w:pPr>
-      <w:r>
-        <w:rPr>
-          <w:rFonts w:ascii="Times New Roman" w:hAnsi="Times New Roman" w:cs="Times New Roman"/>
-          <w:b/>
-          <w:bCs/>
-          <w:sz w:val="28"/>
-          <w:szCs w:val="28"/>
-        </w:rPr>
-        <w:t>1.2. ПОНЯТИЕ И ОПРЕДЕЛЕНИЕ ОБЛАСТИ ИССЛЕДОВАНИЯ</w:t>
+          <w:sz w:val="28"/>
+          <w:szCs w:val="28"/>
+        </w:rPr>
+      </w:pPr>
+      <w:r>
+        <w:rPr>
+          <w:rFonts w:ascii="Times New Roman" w:hAnsi="Times New Roman" w:cs="Times New Roman"/>
+          <w:sz w:val="28"/>
+          <w:szCs w:val="28"/>
+        </w:rPr>
+        <w:t>1.2. Понятие и определение области исследования</w:t>
       </w:r>
     </w:p>
     <w:p>
       <w:pPr>
         <w:spacing w:after="0" w:line="360" w:lineRule="auto"/>
         <w:ind w:firstLine="709"/>
+        <w:jc w:val="center"/>
+        <w:rPr>
+          <w:rFonts w:ascii="Times New Roman" w:hAnsi="Times New Roman" w:cs="Times New Roman"/>
+          <w:sz w:val="28"/>
+          <w:szCs w:val="28"/>
+        </w:rPr>
+      </w:pPr>
+    </w:p>
+    <w:p>
+      <w:pPr>
+        <w:spacing w:after="0" w:line="360" w:lineRule="auto"/>
+        <w:ind w:firstLine="709"/>
         <w:jc w:val="both"/>
         <w:rPr>
           <w:rFonts w:ascii="Times New Roman" w:hAnsi="Times New Roman" w:cs="Times New Roman"/>
@@ -2728,16 +2803,8 @@
           <w:sz w:val="28"/>
           <w:szCs w:val="28"/>
         </w:rPr>
-        <w:t xml:space="preserve">«Кроссплатформенное средство оптимизации учебной информации» – это специализированное программное обеспечение, предназначенное для </w:t>
-      </w:r>
-      <w:r>
-        <w:rPr>
-          <w:rFonts w:ascii="Times New Roman" w:hAnsi="Times New Roman" w:cs="Times New Roman"/>
-          <w:sz w:val="28"/>
-          <w:szCs w:val="28"/>
-        </w:rPr>
         <w:lastRenderedPageBreak/>
-        <w:t>систематизации, хранения и предоставления быстрого доступа к структурированным учебным материалам и фрагментам кода, которое функционирует на различных операционных систе</w:t>
+        <w:t>Кроссплатформенное средство оптимизации учебной информации – это специализированное программное обеспечение, предназначенное для систематизации, хранения и предоставления быстрого доступа к структурированным учебным материалам и фрагментам кода, которое функционирует на различных операционных систе</w:t>
       </w:r>
       <w:r>
         <w:rPr>
@@ -3011,7 +3078,7 @@
           <w:sz w:val="28"/>
           <w:szCs w:val="28"/>
         </w:rPr>
-        <w:t xml:space="preserve">Расширенная документация и конспекты. Если шаблоны отвечают на вопрос «как это сделать?», то данная категория раскрывает «почему это работает именно так?». Это углубленные учебные материалы, содержащие не только развернутые теоретические пояснения, но и контекстные примеры </w:t>
+        <w:t xml:space="preserve">Расширенная документация и конспекты. Если шаблоны отвечают на вопрос «как это сделать?», то данная категория раскрывает «почему это </w:t>
       </w:r>
       <w:r>
         <w:rPr>
@@ -3020,7 +3087,7 @@
           <w:szCs w:val="28"/>
         </w:rPr>
         <w:lastRenderedPageBreak/>
-        <w:t xml:space="preserve">использования, ссылки на внешние источники и личные комментарии обучающегося. Оформленные с помощью языка разметки </w:t>
+        <w:t xml:space="preserve">работает именно так?». Это углубленные учебные материалы, содержащие не только развернутые теоретические пояснения, но и контекстные примеры использования, ссылки на внешние источники и личные комментарии обучающегося. Оформленные с помощью языка разметки </w:t>
       </w:r>
       <w:proofErr w:type="spellStart"/>
       <w:r>
@@ -3223,6 +3290,7 @@
           <w:sz w:val="28"/>
           <w:szCs w:val="28"/>
         </w:rPr>
+        <w:lastRenderedPageBreak/>
         <w:t>Эффективность достигается за счёт сочетания трёх ключевых аспектов:</w:t>
       </w:r>
     </w:p>
@@ -3248,7 +3316,6 @@
           <w:sz w:val="28"/>
           <w:szCs w:val="28"/>
         </w:rPr>
-        <w:lastRenderedPageBreak/>
         <w:t>Структурная оптимизация</w:t>
       </w:r>
       <w:r>
@@ -3416,6 +3483,7 @@
           <w:sz w:val="28"/>
           <w:szCs w:val="28"/>
         </w:rPr>
+        <w:lastRenderedPageBreak/>
         <w:t>Парсинг</w:t>
       </w:r>
       <w:proofErr w:type="spellEnd"/>
@@ -3425,16 +3493,7 @@
           <w:sz w:val="28"/>
           <w:szCs w:val="28"/>
         </w:rPr>
-        <w:t xml:space="preserve"> (синтаксический анализ): это интеллектуальный этап, на котором система «понимает» содержимое учебных материалов. Используя мощный генератор парсеров ANTLR4, приложение автоматически извлекает </w:t>
-      </w:r>
-      <w:r>
-        <w:rPr>
-          <w:rFonts w:ascii="Times New Roman" w:hAnsi="Times New Roman" w:cs="Times New Roman"/>
-          <w:sz w:val="28"/>
-          <w:szCs w:val="28"/>
-        </w:rPr>
-        <w:lastRenderedPageBreak/>
-        <w:t>структуру и смысл (семантику) из файлов с кодом (*.</w:t>
+        <w:t xml:space="preserve"> (синтаксический анализ): это интеллектуальный этап, на котором система «понимает» содержимое учебных материалов. Используя мощный генератор парсеров ANTLR4, приложение автоматически извлекает структуру и смысл (семантику) из файлов с кодом (*.</w:t>
       </w:r>
       <w:proofErr w:type="spellStart"/>
       <w:r>
@@ -3594,16 +3653,8 @@
           <w:sz w:val="28"/>
           <w:szCs w:val="28"/>
         </w:rPr>
-        <w:t xml:space="preserve">Разрабатываемая система органично интегрирует в себя принципы и подходы из нескольких смежных дисциплин, что подчеркивает ее междисциплинарную значимость. В контексте образовательных технологий данное решение позиционируется как специализированный инструмент для </w:t>
-      </w:r>
-      <w:r>
-        <w:rPr>
-          <w:rFonts w:ascii="Times New Roman" w:hAnsi="Times New Roman" w:cs="Times New Roman"/>
-          <w:sz w:val="28"/>
-          <w:szCs w:val="28"/>
-        </w:rPr>
         <w:lastRenderedPageBreak/>
-        <w:t xml:space="preserve">поддержки самостоятельной познавательной деятельности. Оно реализует популярную и эффективную концепцию </w:t>
+        <w:t xml:space="preserve">Разрабатываемая система органично интегрирует в себя принципы и подходы из нескольких смежных дисциплин, что подчеркивает ее междисциплинарную значимость. В контексте образовательных технологий данное решение позиционируется как специализированный инструмент для поддержки самостоятельной познавательной деятельности. Оно реализует популярную и эффективную концепцию </w:t>
       </w:r>
       <w:proofErr w:type="spellStart"/>
       <w:r>
@@ -3735,7 +3786,16 @@
           <w:sz w:val="28"/>
           <w:szCs w:val="28"/>
         </w:rPr>
-        <w:t>Таким образом, предметом данного исследования является не просто изолированная программа, а целостный комплекс методов, алгоритмов и инженерных решений, интегрированных в единый программный продукт. Конечная цель этого комплекса — кардинально повысить эффективность процессов усвоения, структурирования и практического применения учебной информации, что вносит прямой вклад в совершенствование методологии подготовки IT-специалистов.</w:t>
+        <w:t xml:space="preserve">Таким образом, предметом данного исследования является не просто изолированная программа, а целостный комплекс методов, алгоритмов и инженерных решений, интегрированных в единый программный продукт. Конечная цель этого комплекса — кардинально повысить эффективность </w:t>
+      </w:r>
+      <w:r>
+        <w:rPr>
+          <w:rFonts w:ascii="Times New Roman" w:hAnsi="Times New Roman" w:cs="Times New Roman"/>
+          <w:sz w:val="28"/>
+          <w:szCs w:val="28"/>
+        </w:rPr>
+        <w:lastRenderedPageBreak/>
+        <w:t>процессов усвоения, структурирования и практического применения учебной информации, что вносит прямой вклад в совершенствование методологии подготовки IT-специалистов.</w:t>
       </w:r>
       <w:r>
         <w:rPr>
@@ -3767,40 +3827,34 @@
         <w:jc w:val="both"/>
         <w:rPr>
           <w:rFonts w:ascii="Times New Roman" w:hAnsi="Times New Roman" w:cs="Times New Roman"/>
-          <w:b/>
-          <w:bCs/>
-          <w:sz w:val="28"/>
-          <w:szCs w:val="28"/>
-        </w:rPr>
-      </w:pPr>
-      <w:r>
-        <w:rPr>
-          <w:rFonts w:ascii="Times New Roman" w:hAnsi="Times New Roman" w:cs="Times New Roman"/>
-          <w:b/>
-          <w:bCs/>
-          <w:sz w:val="28"/>
-          <w:szCs w:val="28"/>
-        </w:rPr>
-        <w:lastRenderedPageBreak/>
-        <w:t>1.3.</w:t>
-      </w:r>
-      <w:r>
-        <w:rPr>
-          <w:rFonts w:ascii="Times New Roman" w:hAnsi="Times New Roman" w:cs="Times New Roman"/>
-          <w:sz w:val="28"/>
-          <w:szCs w:val="28"/>
-        </w:rPr>
-        <w:t xml:space="preserve"> </w:t>
-      </w:r>
-      <w:r>
-        <w:rPr>
-          <w:rFonts w:ascii="Times New Roman" w:hAnsi="Times New Roman" w:cs="Times New Roman"/>
-          <w:b/>
-          <w:bCs/>
-          <w:sz w:val="28"/>
-          <w:szCs w:val="28"/>
-        </w:rPr>
-        <w:t>СВЯЗАННЫЕ ОБЛАСТИ И ИХ РАЗГРАНИЧЕНИЕ</w:t>
+          <w:sz w:val="28"/>
+          <w:szCs w:val="28"/>
+        </w:rPr>
+      </w:pPr>
+      <w:r>
+        <w:rPr>
+          <w:rFonts w:ascii="Times New Roman" w:hAnsi="Times New Roman" w:cs="Times New Roman"/>
+          <w:sz w:val="28"/>
+          <w:szCs w:val="28"/>
+        </w:rPr>
+        <w:t xml:space="preserve">1.3. </w:t>
+      </w:r>
+      <w:r>
+        <w:rPr>
+          <w:rFonts w:ascii="Times New Roman" w:hAnsi="Times New Roman" w:cs="Times New Roman"/>
+          <w:sz w:val="28"/>
+          <w:szCs w:val="28"/>
+          <w:lang w:val="en-US"/>
+        </w:rPr>
+        <w:t>C</w:t>
+      </w:r>
+      <w:r>
+        <w:rPr>
+          <w:rFonts w:ascii="Times New Roman" w:hAnsi="Times New Roman" w:cs="Times New Roman"/>
+          <w:sz w:val="28"/>
+          <w:szCs w:val="28"/>
+        </w:rPr>
+        <w:t>вязанные области и их разграничение</w:t>
       </w:r>
     </w:p>
     <w:p>
@@ -4036,6 +4090,7 @@
           <w:sz w:val="28"/>
           <w:szCs w:val="28"/>
         </w:rPr>
+        <w:lastRenderedPageBreak/>
         <w:t xml:space="preserve">Сфера деятельности: Приложения вроде </w:t>
       </w:r>
       <w:proofErr w:type="spellStart"/>
@@ -4110,8 +4165,424 @@
           <w:sz w:val="28"/>
           <w:szCs w:val="28"/>
         </w:rPr>
+        <w:t>Отличия и специфика: в отличие от универсальных систем, предлагаемое средство специализировано под нужды IT-специалиста. Оно "заточено" под работу с кодом:</w:t>
+      </w:r>
+    </w:p>
+    <w:p>
+      <w:pPr>
+        <w:spacing w:after="0" w:line="360" w:lineRule="auto"/>
+        <w:ind w:firstLine="360"/>
+        <w:jc w:val="both"/>
+        <w:rPr>
+          <w:rFonts w:ascii="Times New Roman" w:hAnsi="Times New Roman" w:cs="Times New Roman"/>
+          <w:sz w:val="28"/>
+          <w:szCs w:val="28"/>
+        </w:rPr>
+      </w:pPr>
+      <w:r>
+        <w:rPr>
+          <w:rFonts w:ascii="Times New Roman" w:hAnsi="Times New Roman" w:cs="Times New Roman"/>
+          <w:sz w:val="28"/>
+          <w:szCs w:val="28"/>
+        </w:rPr>
+        <w:t>Использует специфические форматы хранения (`*.</w:t>
+      </w:r>
+      <w:proofErr w:type="spellStart"/>
+      <w:r>
+        <w:rPr>
+          <w:rFonts w:ascii="Times New Roman" w:hAnsi="Times New Roman" w:cs="Times New Roman"/>
+          <w:sz w:val="28"/>
+          <w:szCs w:val="28"/>
+        </w:rPr>
+        <w:t>st</w:t>
+      </w:r>
+      <w:proofErr w:type="spellEnd"/>
+      <w:r>
+        <w:rPr>
+          <w:rFonts w:ascii="Times New Roman" w:hAnsi="Times New Roman" w:cs="Times New Roman"/>
+          <w:sz w:val="28"/>
+          <w:szCs w:val="28"/>
+        </w:rPr>
+        <w:t>` для структурированных шаблонов 1С), которые не поддерживаются универсальными приложениями "из коробки".</w:t>
+      </w:r>
+    </w:p>
+    <w:p>
+      <w:pPr>
+        <w:spacing w:after="0" w:line="360" w:lineRule="auto"/>
+        <w:ind w:firstLine="360"/>
+        <w:jc w:val="both"/>
+        <w:rPr>
+          <w:rFonts w:ascii="Times New Roman" w:hAnsi="Times New Roman" w:cs="Times New Roman"/>
+          <w:sz w:val="28"/>
+          <w:szCs w:val="28"/>
+        </w:rPr>
+      </w:pPr>
+      <w:r>
+        <w:rPr>
+          <w:rFonts w:ascii="Times New Roman" w:hAnsi="Times New Roman" w:cs="Times New Roman"/>
+          <w:sz w:val="28"/>
+          <w:szCs w:val="28"/>
+        </w:rPr>
+        <w:t xml:space="preserve">Включает встроенные механизмы синтаксического анализа и </w:t>
+      </w:r>
+      <w:proofErr w:type="spellStart"/>
+      <w:r>
+        <w:rPr>
+          <w:rFonts w:ascii="Times New Roman" w:hAnsi="Times New Roman" w:cs="Times New Roman"/>
+          <w:sz w:val="28"/>
+          <w:szCs w:val="28"/>
+        </w:rPr>
+        <w:t>парсинга</w:t>
+      </w:r>
+      <w:proofErr w:type="spellEnd"/>
+      <w:r>
+        <w:rPr>
+          <w:rFonts w:ascii="Times New Roman" w:hAnsi="Times New Roman" w:cs="Times New Roman"/>
+          <w:sz w:val="28"/>
+          <w:szCs w:val="28"/>
+        </w:rPr>
+        <w:t xml:space="preserve"> кода (ANTLR4), что позволяет автоматически строить дерево структуры, тогда как в универсальных приложениях структура создается вручную.</w:t>
+      </w:r>
+    </w:p>
+    <w:p>
+      <w:pPr>
+        <w:spacing w:after="0" w:line="360" w:lineRule="auto"/>
+        <w:ind w:left="142" w:firstLine="218"/>
+        <w:jc w:val="both"/>
+        <w:rPr>
+          <w:rFonts w:ascii="Times New Roman" w:hAnsi="Times New Roman" w:cs="Times New Roman"/>
+          <w:sz w:val="28"/>
+          <w:szCs w:val="28"/>
+        </w:rPr>
+      </w:pPr>
+      <w:r>
+        <w:rPr>
+          <w:rFonts w:ascii="Times New Roman" w:hAnsi="Times New Roman" w:cs="Times New Roman"/>
+          <w:sz w:val="28"/>
+          <w:szCs w:val="28"/>
+        </w:rPr>
+        <w:t>Ориентировано на мгновенный доступ и копирование фрагментов кода, а не на написание протяженных текстов. Его интерфейс (стартовая панель, боковая панель с деревом) оптимизирован для этой узкой задачи.</w:t>
+      </w:r>
+    </w:p>
+    <w:p>
+      <w:pPr>
+        <w:spacing w:after="0" w:line="360" w:lineRule="auto"/>
+        <w:ind w:firstLine="709"/>
+        <w:jc w:val="both"/>
+        <w:rPr>
+          <w:rFonts w:ascii="Times New Roman" w:hAnsi="Times New Roman" w:cs="Times New Roman"/>
+          <w:sz w:val="28"/>
+          <w:szCs w:val="28"/>
+        </w:rPr>
+      </w:pPr>
+      <w:r>
+        <w:rPr>
+          <w:rFonts w:ascii="Times New Roman" w:hAnsi="Times New Roman" w:cs="Times New Roman"/>
+          <w:sz w:val="28"/>
+          <w:szCs w:val="28"/>
+        </w:rPr>
+        <w:t xml:space="preserve">3.  </w:t>
+      </w:r>
+      <w:proofErr w:type="spellStart"/>
+      <w:r>
+        <w:rPr>
+          <w:rFonts w:ascii="Times New Roman" w:hAnsi="Times New Roman" w:cs="Times New Roman"/>
+          <w:sz w:val="28"/>
+          <w:szCs w:val="28"/>
+        </w:rPr>
+        <w:t>Сниппет</w:t>
+      </w:r>
+      <w:proofErr w:type="spellEnd"/>
+      <w:r>
+        <w:rPr>
+          <w:rFonts w:ascii="Times New Roman" w:hAnsi="Times New Roman" w:cs="Times New Roman"/>
+          <w:sz w:val="28"/>
+          <w:szCs w:val="28"/>
+        </w:rPr>
+        <w:t>-менеджеры и Менеджеры буфера обмена</w:t>
+      </w:r>
+    </w:p>
+    <w:p>
+      <w:pPr>
+        <w:spacing w:after="0" w:line="360" w:lineRule="auto"/>
+        <w:ind w:firstLine="360"/>
+        <w:jc w:val="both"/>
+        <w:rPr>
+          <w:rFonts w:ascii="Times New Roman" w:hAnsi="Times New Roman" w:cs="Times New Roman"/>
+          <w:sz w:val="28"/>
+          <w:szCs w:val="28"/>
+        </w:rPr>
+      </w:pPr>
+      <w:r>
+        <w:rPr>
+          <w:rFonts w:ascii="Times New Roman" w:hAnsi="Times New Roman" w:cs="Times New Roman"/>
+          <w:sz w:val="28"/>
+          <w:szCs w:val="28"/>
+        </w:rPr>
+        <w:t xml:space="preserve">Сфера деятельности: Приложения </w:t>
+      </w:r>
+      <w:proofErr w:type="spellStart"/>
+      <w:r>
+        <w:rPr>
+          <w:rFonts w:ascii="Times New Roman" w:hAnsi="Times New Roman" w:cs="Times New Roman"/>
+          <w:sz w:val="28"/>
+          <w:szCs w:val="28"/>
+        </w:rPr>
+        <w:t>like</w:t>
+      </w:r>
+      <w:proofErr w:type="spellEnd"/>
+      <w:r>
+        <w:rPr>
+          <w:rFonts w:ascii="Times New Roman" w:hAnsi="Times New Roman" w:cs="Times New Roman"/>
+          <w:sz w:val="28"/>
+          <w:szCs w:val="28"/>
+        </w:rPr>
+        <w:t xml:space="preserve"> VS Code </w:t>
+      </w:r>
+      <w:proofErr w:type="spellStart"/>
+      <w:r>
+        <w:rPr>
+          <w:rFonts w:ascii="Times New Roman" w:hAnsi="Times New Roman" w:cs="Times New Roman"/>
+          <w:sz w:val="28"/>
+          <w:szCs w:val="28"/>
+        </w:rPr>
+        <w:t>Snippets</w:t>
+      </w:r>
+      <w:proofErr w:type="spellEnd"/>
+      <w:r>
+        <w:rPr>
+          <w:rFonts w:ascii="Times New Roman" w:hAnsi="Times New Roman" w:cs="Times New Roman"/>
+          <w:sz w:val="28"/>
+          <w:szCs w:val="28"/>
+        </w:rPr>
+        <w:t xml:space="preserve">, </w:t>
+      </w:r>
+      <w:proofErr w:type="spellStart"/>
+      <w:r>
+        <w:rPr>
+          <w:rFonts w:ascii="Times New Roman" w:hAnsi="Times New Roman" w:cs="Times New Roman"/>
+          <w:sz w:val="28"/>
+          <w:szCs w:val="28"/>
+        </w:rPr>
+        <w:t>Pastebin</w:t>
+      </w:r>
+      <w:proofErr w:type="spellEnd"/>
+      <w:r>
+        <w:rPr>
+          <w:rFonts w:ascii="Times New Roman" w:hAnsi="Times New Roman" w:cs="Times New Roman"/>
+          <w:sz w:val="28"/>
+          <w:szCs w:val="28"/>
+        </w:rPr>
+        <w:t>-подобные сервисы или менеджеры буфера обмена предназначены для хранения и быстрой вставки коротких фрагментов кода или текста.</w:t>
+      </w:r>
+    </w:p>
+    <w:p>
+      <w:pPr>
+        <w:spacing w:after="0" w:line="360" w:lineRule="auto"/>
+        <w:ind w:firstLine="360"/>
+        <w:jc w:val="both"/>
+        <w:rPr>
+          <w:rFonts w:ascii="Times New Roman" w:hAnsi="Times New Roman" w:cs="Times New Roman"/>
+          <w:sz w:val="28"/>
+          <w:szCs w:val="28"/>
+        </w:rPr>
+      </w:pPr>
+      <w:r>
+        <w:rPr>
+          <w:rFonts w:ascii="Times New Roman" w:hAnsi="Times New Roman" w:cs="Times New Roman"/>
+          <w:sz w:val="28"/>
+          <w:szCs w:val="28"/>
+        </w:rPr>
+        <w:t xml:space="preserve">Отличия и специфика: разрабатываемое средство выходит за рамки простого хранения заготовок кода. Оно обеспечивает глубокую структурную организацию учебного контента. Если </w:t>
+      </w:r>
+      <w:proofErr w:type="spellStart"/>
+      <w:r>
+        <w:rPr>
+          <w:rFonts w:ascii="Times New Roman" w:hAnsi="Times New Roman" w:cs="Times New Roman"/>
+          <w:sz w:val="28"/>
+          <w:szCs w:val="28"/>
+        </w:rPr>
+        <w:t>сниппет</w:t>
+      </w:r>
+      <w:proofErr w:type="spellEnd"/>
+      <w:r>
+        <w:rPr>
+          <w:rFonts w:ascii="Times New Roman" w:hAnsi="Times New Roman" w:cs="Times New Roman"/>
+          <w:sz w:val="28"/>
+          <w:szCs w:val="28"/>
+        </w:rPr>
+        <w:t>-менеджер работает с изолированными фрагментами, то данная система управляет целостной иерархической базой знаний, где фрагменты кода связаны с поясняющей документацией (</w:t>
+      </w:r>
+      <w:proofErr w:type="spellStart"/>
+      <w:r>
+        <w:rPr>
+          <w:rFonts w:ascii="Times New Roman" w:hAnsi="Times New Roman" w:cs="Times New Roman"/>
+          <w:sz w:val="28"/>
+          <w:szCs w:val="28"/>
+        </w:rPr>
+        <w:t>Markdown</w:t>
+      </w:r>
+      <w:proofErr w:type="spellEnd"/>
+      <w:r>
+        <w:rPr>
+          <w:rFonts w:ascii="Times New Roman" w:hAnsi="Times New Roman" w:cs="Times New Roman"/>
+          <w:sz w:val="28"/>
+          <w:szCs w:val="28"/>
+        </w:rPr>
+        <w:t xml:space="preserve">), сгруппированы по темам и под темами. Кроме того, оно включает интеграционный компонент (стартовая панель) для быстрого запуска внешних приложений, что не входит в функционал классических </w:t>
+      </w:r>
+      <w:proofErr w:type="spellStart"/>
+      <w:r>
+        <w:rPr>
+          <w:rFonts w:ascii="Times New Roman" w:hAnsi="Times New Roman" w:cs="Times New Roman"/>
+          <w:sz w:val="28"/>
+          <w:szCs w:val="28"/>
+        </w:rPr>
+        <w:t>сниппет</w:t>
+      </w:r>
+      <w:proofErr w:type="spellEnd"/>
+      <w:r>
+        <w:rPr>
+          <w:rFonts w:ascii="Times New Roman" w:hAnsi="Times New Roman" w:cs="Times New Roman"/>
+          <w:sz w:val="28"/>
+          <w:szCs w:val="28"/>
+        </w:rPr>
+        <w:t>-менеджеров.</w:t>
+      </w:r>
+    </w:p>
+    <w:p>
+      <w:pPr>
+        <w:spacing w:after="0" w:line="360" w:lineRule="auto"/>
+        <w:ind w:firstLine="709"/>
+        <w:jc w:val="both"/>
+        <w:rPr>
+          <w:rFonts w:ascii="Times New Roman" w:hAnsi="Times New Roman" w:cs="Times New Roman"/>
+          <w:sz w:val="28"/>
+          <w:szCs w:val="28"/>
+        </w:rPr>
+      </w:pPr>
+      <w:r>
+        <w:rPr>
+          <w:rFonts w:ascii="Times New Roman" w:hAnsi="Times New Roman" w:cs="Times New Roman"/>
+          <w:sz w:val="28"/>
+          <w:szCs w:val="28"/>
+        </w:rPr>
+        <w:t>4.  Интегрированные среды разработки (IDE)</w:t>
+      </w:r>
+    </w:p>
+    <w:p>
+      <w:pPr>
+        <w:spacing w:after="0" w:line="360" w:lineRule="auto"/>
+        <w:ind w:firstLine="709"/>
+        <w:jc w:val="both"/>
+        <w:rPr>
+          <w:rFonts w:ascii="Times New Roman" w:hAnsi="Times New Roman" w:cs="Times New Roman"/>
+          <w:sz w:val="28"/>
+          <w:szCs w:val="28"/>
+        </w:rPr>
+      </w:pPr>
+      <w:r>
+        <w:rPr>
+          <w:rFonts w:ascii="Times New Roman" w:hAnsi="Times New Roman" w:cs="Times New Roman"/>
+          <w:sz w:val="28"/>
+          <w:szCs w:val="28"/>
+        </w:rPr>
         <w:lastRenderedPageBreak/>
-        <w:t>Отличия и специфика: в отличие от универсальных систем, предлагаемое средство специализировано под нужды IT-специалиста. Оно "заточено" под работу с кодом:</w:t>
+        <w:t xml:space="preserve">Сфера деятельности: IDE (Visual Studio, </w:t>
+      </w:r>
+      <w:proofErr w:type="spellStart"/>
+      <w:r>
+        <w:rPr>
+          <w:rFonts w:ascii="Times New Roman" w:hAnsi="Times New Roman" w:cs="Times New Roman"/>
+          <w:sz w:val="28"/>
+          <w:szCs w:val="28"/>
+        </w:rPr>
+        <w:t>IntelliJ</w:t>
+      </w:r>
+      <w:proofErr w:type="spellEnd"/>
+      <w:r>
+        <w:rPr>
+          <w:rFonts w:ascii="Times New Roman" w:hAnsi="Times New Roman" w:cs="Times New Roman"/>
+          <w:sz w:val="28"/>
+          <w:szCs w:val="28"/>
+        </w:rPr>
+        <w:t xml:space="preserve"> IDEA, </w:t>
+      </w:r>
+      <w:proofErr w:type="spellStart"/>
+      <w:r>
+        <w:rPr>
+          <w:rFonts w:ascii="Times New Roman" w:hAnsi="Times New Roman" w:cs="Times New Roman"/>
+          <w:sz w:val="28"/>
+          <w:szCs w:val="28"/>
+        </w:rPr>
+        <w:t>PyCharm</w:t>
+      </w:r>
+      <w:proofErr w:type="spellEnd"/>
+      <w:r>
+        <w:rPr>
+          <w:rFonts w:ascii="Times New Roman" w:hAnsi="Times New Roman" w:cs="Times New Roman"/>
+          <w:sz w:val="28"/>
+          <w:szCs w:val="28"/>
+        </w:rPr>
+        <w:t xml:space="preserve">) предоставляют комплексные инструменты для написания, отладки и тестирования кода. Они включают свои встроенные системы </w:t>
+      </w:r>
+      <w:proofErr w:type="spellStart"/>
+      <w:r>
+        <w:rPr>
+          <w:rFonts w:ascii="Times New Roman" w:hAnsi="Times New Roman" w:cs="Times New Roman"/>
+          <w:sz w:val="28"/>
+          <w:szCs w:val="28"/>
+        </w:rPr>
+        <w:t>сниппетов</w:t>
+      </w:r>
+      <w:proofErr w:type="spellEnd"/>
+      <w:r>
+        <w:rPr>
+          <w:rFonts w:ascii="Times New Roman" w:hAnsi="Times New Roman" w:cs="Times New Roman"/>
+          <w:sz w:val="28"/>
+          <w:szCs w:val="28"/>
+        </w:rPr>
+        <w:t xml:space="preserve"> и навигации по проекту.</w:t>
+      </w:r>
+    </w:p>
+    <w:p>
+      <w:pPr>
+        <w:spacing w:after="0" w:line="360" w:lineRule="auto"/>
+        <w:ind w:firstLine="708"/>
+        <w:jc w:val="both"/>
+        <w:rPr>
+          <w:rFonts w:ascii="Times New Roman" w:hAnsi="Times New Roman" w:cs="Times New Roman"/>
+          <w:sz w:val="28"/>
+          <w:szCs w:val="28"/>
+        </w:rPr>
+      </w:pPr>
+      <w:r>
+        <w:rPr>
+          <w:rFonts w:ascii="Times New Roman" w:hAnsi="Times New Roman" w:cs="Times New Roman"/>
+          <w:sz w:val="28"/>
+          <w:szCs w:val="28"/>
+        </w:rPr>
+        <w:t>Отличия и специфика: Данное средство не является заменой IDE. Оно выступает как вспомогательный, кросс-языковой и кросс-проектный спутник разработчика. В то время как IDE заточена под конкретный проект и язык, это приложение позволяет хранить и структурировать знания разных языков программирования (1C, C#, Python, Java) и технологий в едином пространстве, предоставляя доступ к ним независимо от того, в какой IDE в данный момент ведется работа.</w:t>
+      </w:r>
+    </w:p>
+    <w:p>
+      <w:pPr>
+        <w:spacing w:after="0" w:line="360" w:lineRule="auto"/>
+        <w:ind w:firstLine="709"/>
+        <w:jc w:val="both"/>
+        <w:rPr>
+          <w:rFonts w:ascii="Times New Roman" w:hAnsi="Times New Roman" w:cs="Times New Roman"/>
+          <w:sz w:val="28"/>
+          <w:szCs w:val="28"/>
+        </w:rPr>
+      </w:pPr>
+      <w:r>
+        <w:rPr>
+          <w:rFonts w:ascii="Times New Roman" w:hAnsi="Times New Roman" w:cs="Times New Roman"/>
+          <w:sz w:val="28"/>
+          <w:szCs w:val="28"/>
+        </w:rPr>
+        <w:t>5.  Файловые менеджеры и Средства поиска по компьютеру</w:t>
       </w:r>
     </w:p>
     <w:p>
@@ -4131,7 +4602,7 @@
           <w:sz w:val="28"/>
           <w:szCs w:val="28"/>
         </w:rPr>
-        <w:t>Использует специфические форматы хранения (`*.</w:t>
+        <w:t xml:space="preserve">Сфера деятельности: Проводник Windows, </w:t>
       </w:r>
       <w:proofErr w:type="spellStart"/>
       <w:r>
@@ -4140,6 +4611,130 @@
           <w:sz w:val="28"/>
           <w:szCs w:val="28"/>
         </w:rPr>
+        <w:t>Finder</w:t>
+      </w:r>
+      <w:proofErr w:type="spellEnd"/>
+      <w:r>
+        <w:rPr>
+          <w:rFonts w:ascii="Times New Roman" w:hAnsi="Times New Roman" w:cs="Times New Roman"/>
+          <w:sz w:val="28"/>
+          <w:szCs w:val="28"/>
+        </w:rPr>
+        <w:t xml:space="preserve"> </w:t>
+      </w:r>
+      <w:proofErr w:type="spellStart"/>
+      <w:r>
+        <w:rPr>
+          <w:rFonts w:ascii="Times New Roman" w:hAnsi="Times New Roman" w:cs="Times New Roman"/>
+          <w:sz w:val="28"/>
+          <w:szCs w:val="28"/>
+        </w:rPr>
+        <w:t>macOS</w:t>
+      </w:r>
+      <w:proofErr w:type="spellEnd"/>
+      <w:r>
+        <w:rPr>
+          <w:rFonts w:ascii="Times New Roman" w:hAnsi="Times New Roman" w:cs="Times New Roman"/>
+          <w:sz w:val="28"/>
+          <w:szCs w:val="28"/>
+        </w:rPr>
+        <w:t xml:space="preserve">, </w:t>
+      </w:r>
+      <w:proofErr w:type="spellStart"/>
+      <w:r>
+        <w:rPr>
+          <w:rFonts w:ascii="Times New Roman" w:hAnsi="Times New Roman" w:cs="Times New Roman"/>
+          <w:sz w:val="28"/>
+          <w:szCs w:val="28"/>
+        </w:rPr>
+        <w:t>Spotlight</w:t>
+      </w:r>
+      <w:proofErr w:type="spellEnd"/>
+      <w:r>
+        <w:rPr>
+          <w:rFonts w:ascii="Times New Roman" w:hAnsi="Times New Roman" w:cs="Times New Roman"/>
+          <w:sz w:val="28"/>
+          <w:szCs w:val="28"/>
+        </w:rPr>
+        <w:t xml:space="preserve">, </w:t>
+      </w:r>
+      <w:proofErr w:type="spellStart"/>
+      <w:r>
+        <w:rPr>
+          <w:rFonts w:ascii="Times New Roman" w:hAnsi="Times New Roman" w:cs="Times New Roman"/>
+          <w:sz w:val="28"/>
+          <w:szCs w:val="28"/>
+        </w:rPr>
+        <w:t>Everything</w:t>
+      </w:r>
+      <w:proofErr w:type="spellEnd"/>
+      <w:r>
+        <w:rPr>
+          <w:rFonts w:ascii="Times New Roman" w:hAnsi="Times New Roman" w:cs="Times New Roman"/>
+          <w:sz w:val="28"/>
+          <w:szCs w:val="28"/>
+        </w:rPr>
+        <w:t xml:space="preserve"> предоставляют базовые возможности навигации и поиска по файловой системе.</w:t>
+      </w:r>
+    </w:p>
+    <w:p>
+      <w:pPr>
+        <w:spacing w:after="0" w:line="360" w:lineRule="auto"/>
+        <w:ind w:firstLine="360"/>
+        <w:jc w:val="both"/>
+        <w:rPr>
+          <w:rFonts w:ascii="Times New Roman" w:hAnsi="Times New Roman" w:cs="Times New Roman"/>
+          <w:sz w:val="28"/>
+          <w:szCs w:val="28"/>
+        </w:rPr>
+      </w:pPr>
+      <w:r>
+        <w:rPr>
+          <w:rFonts w:ascii="Times New Roman" w:hAnsi="Times New Roman" w:cs="Times New Roman"/>
+          <w:sz w:val="28"/>
+          <w:szCs w:val="28"/>
+        </w:rPr>
+        <w:t>Отличия и специфика</w:t>
+      </w:r>
+      <w:r>
+        <w:rPr>
+          <w:rFonts w:ascii="Times New Roman" w:hAnsi="Times New Roman" w:cs="Times New Roman"/>
+          <w:sz w:val="28"/>
+          <w:szCs w:val="28"/>
+        </w:rPr>
+        <w:t xml:space="preserve">: </w:t>
+      </w:r>
+      <w:r>
+        <w:rPr>
+          <w:rFonts w:ascii="Times New Roman" w:hAnsi="Times New Roman" w:cs="Times New Roman"/>
+          <w:sz w:val="28"/>
+          <w:szCs w:val="28"/>
+        </w:rPr>
+        <w:t>в отличие от</w:t>
+      </w:r>
+      <w:r>
+        <w:rPr>
+          <w:rFonts w:ascii="Times New Roman" w:hAnsi="Times New Roman" w:cs="Times New Roman"/>
+          <w:sz w:val="28"/>
+          <w:szCs w:val="28"/>
+        </w:rPr>
+        <w:t xml:space="preserve"> файловых менеджеров, разрабатываемое средство работает с внутренней структурой файлов</w:t>
+      </w:r>
+      <w:r>
+        <w:rPr>
+          <w:rFonts w:ascii="Times New Roman" w:hAnsi="Times New Roman" w:cs="Times New Roman"/>
+          <w:sz w:val="28"/>
+          <w:szCs w:val="28"/>
+        </w:rPr>
+        <w:t>. Оно "понимает" внутреннее устройство `*.</w:t>
+      </w:r>
+      <w:proofErr w:type="spellStart"/>
+      <w:r>
+        <w:rPr>
+          <w:rFonts w:ascii="Times New Roman" w:hAnsi="Times New Roman" w:cs="Times New Roman"/>
+          <w:sz w:val="28"/>
+          <w:szCs w:val="28"/>
+        </w:rPr>
         <w:t>st</w:t>
       </w:r>
       <w:proofErr w:type="spellEnd"/>
@@ -4149,27 +4744,7 @@
           <w:sz w:val="28"/>
           <w:szCs w:val="28"/>
         </w:rPr>
-        <w:t>` для структурированных шаблонов 1С), которые не поддерживаются универсальными приложениями "из коробки".</w:t>
-      </w:r>
-    </w:p>
-    <w:p>
-      <w:pPr>
-        <w:spacing w:after="0" w:line="360" w:lineRule="auto"/>
-        <w:ind w:firstLine="360"/>
-        <w:jc w:val="both"/>
-        <w:rPr>
-          <w:rFonts w:ascii="Times New Roman" w:hAnsi="Times New Roman" w:cs="Times New Roman"/>
-          <w:sz w:val="28"/>
-          <w:szCs w:val="28"/>
-        </w:rPr>
-      </w:pPr>
-      <w:r>
-        <w:rPr>
-          <w:rFonts w:ascii="Times New Roman" w:hAnsi="Times New Roman" w:cs="Times New Roman"/>
-          <w:sz w:val="28"/>
-          <w:szCs w:val="28"/>
-        </w:rPr>
-        <w:t xml:space="preserve">Включает встроенные механизмы синтаксического анализа и </w:t>
+        <w:t>` и `*.</w:t>
       </w:r>
       <w:proofErr w:type="spellStart"/>
       <w:r>
@@ -4178,7 +4753,7 @@
           <w:sz w:val="28"/>
           <w:szCs w:val="28"/>
         </w:rPr>
-        <w:t>парсинга</w:t>
+        <w:t>md</w:t>
       </w:r>
       <w:proofErr w:type="spellEnd"/>
       <w:r>
@@ -4187,213 +4762,132 @@
           <w:sz w:val="28"/>
           <w:szCs w:val="28"/>
         </w:rPr>
-        <w:t xml:space="preserve"> кода (ANTLR4), что позволяет автоматически строить дерево структуры, тогда как в универсальных приложениях структура создается вручную.</w:t>
-      </w:r>
-    </w:p>
-    <w:p>
-      <w:pPr>
-        <w:spacing w:after="0" w:line="360" w:lineRule="auto"/>
-        <w:ind w:left="142" w:firstLine="218"/>
-        <w:jc w:val="both"/>
-        <w:rPr>
-          <w:rFonts w:ascii="Times New Roman" w:hAnsi="Times New Roman" w:cs="Times New Roman"/>
-          <w:sz w:val="28"/>
-          <w:szCs w:val="28"/>
-        </w:rPr>
-      </w:pPr>
-      <w:r>
-        <w:rPr>
-          <w:rFonts w:ascii="Times New Roman" w:hAnsi="Times New Roman" w:cs="Times New Roman"/>
-          <w:sz w:val="28"/>
-          <w:szCs w:val="28"/>
-        </w:rPr>
-        <w:t>Ориентировано на мгновенный доступ и копирование фрагментов кода, а не на написание протяженных текстов. Его интерфейс (стартовая панель, боковая панель с деревом) оптимизирован для этой узкой задачи.</w:t>
-      </w:r>
-    </w:p>
-    <w:p>
-      <w:pPr>
+        <w:t>` файлов благодаря парсеру, в то время как файловый менеджер видит их как "черные ящики". Пользователь ищет не файл по имени, а конкретный шаблон кода или раздел документации внутри сложной иерархии, что является качественно более высоким уровнем абстракции.</w:t>
+      </w:r>
+    </w:p>
+    <w:p>
+      <w:pPr>
+        <w:spacing w:after="0" w:line="360" w:lineRule="auto"/>
+        <w:jc w:val="both"/>
+        <w:rPr>
+          <w:rFonts w:ascii="Times New Roman" w:hAnsi="Times New Roman" w:cs="Times New Roman"/>
+          <w:sz w:val="28"/>
+          <w:szCs w:val="28"/>
+        </w:rPr>
+      </w:pPr>
+    </w:p>
+    <w:p>
+      <w:pPr>
+        <w:spacing w:after="0" w:line="360" w:lineRule="auto"/>
+        <w:jc w:val="both"/>
+        <w:rPr>
+          <w:rFonts w:ascii="Times New Roman" w:hAnsi="Times New Roman" w:cs="Times New Roman"/>
+          <w:sz w:val="28"/>
+          <w:szCs w:val="28"/>
+        </w:rPr>
+      </w:pPr>
+    </w:p>
+    <w:p>
+      <w:pPr>
+        <w:spacing w:after="0" w:line="360" w:lineRule="auto"/>
+        <w:jc w:val="both"/>
+        <w:rPr>
+          <w:rFonts w:ascii="Times New Roman" w:hAnsi="Times New Roman" w:cs="Times New Roman"/>
+          <w:sz w:val="28"/>
+          <w:szCs w:val="28"/>
+        </w:rPr>
+      </w:pPr>
+    </w:p>
+    <w:p>
+      <w:pPr>
+        <w:spacing w:after="0" w:line="360" w:lineRule="auto"/>
+        <w:jc w:val="both"/>
+        <w:rPr>
+          <w:rFonts w:ascii="Times New Roman" w:hAnsi="Times New Roman" w:cs="Times New Roman"/>
+          <w:sz w:val="28"/>
+          <w:szCs w:val="28"/>
+        </w:rPr>
+      </w:pPr>
+    </w:p>
+    <w:p>
+      <w:pPr>
+        <w:spacing w:after="0" w:line="360" w:lineRule="auto"/>
+        <w:jc w:val="both"/>
+        <w:rPr>
+          <w:rFonts w:ascii="Times New Roman" w:hAnsi="Times New Roman" w:cs="Times New Roman"/>
+          <w:sz w:val="28"/>
+          <w:szCs w:val="28"/>
+        </w:rPr>
+      </w:pPr>
+    </w:p>
+    <w:p>
+      <w:pPr>
+        <w:spacing w:after="0" w:line="360" w:lineRule="auto"/>
+        <w:jc w:val="both"/>
+        <w:rPr>
+          <w:rFonts w:ascii="Times New Roman" w:hAnsi="Times New Roman" w:cs="Times New Roman"/>
+          <w:sz w:val="28"/>
+          <w:szCs w:val="28"/>
+        </w:rPr>
+      </w:pPr>
+    </w:p>
+    <w:p>
+      <w:pPr>
+        <w:spacing w:after="0" w:line="360" w:lineRule="auto"/>
+        <w:jc w:val="both"/>
+        <w:rPr>
+          <w:rFonts w:ascii="Times New Roman" w:hAnsi="Times New Roman" w:cs="Times New Roman"/>
+          <w:sz w:val="28"/>
+          <w:szCs w:val="28"/>
+        </w:rPr>
+      </w:pPr>
+    </w:p>
+    <w:p>
+      <w:pPr>
+        <w:spacing w:after="0" w:line="360" w:lineRule="auto"/>
+        <w:jc w:val="both"/>
+        <w:rPr>
+          <w:rFonts w:ascii="Times New Roman" w:hAnsi="Times New Roman" w:cs="Times New Roman"/>
+          <w:sz w:val="28"/>
+          <w:szCs w:val="28"/>
+        </w:rPr>
+      </w:pPr>
+    </w:p>
+    <w:p>
+      <w:pPr>
+        <w:tabs>
+          <w:tab w:val="left" w:pos="1134"/>
+        </w:tabs>
         <w:spacing w:after="0" w:line="360" w:lineRule="auto"/>
         <w:ind w:firstLine="709"/>
-        <w:jc w:val="both"/>
-        <w:rPr>
-          <w:rFonts w:ascii="Times New Roman" w:hAnsi="Times New Roman" w:cs="Times New Roman"/>
-          <w:sz w:val="28"/>
-          <w:szCs w:val="28"/>
-        </w:rPr>
-      </w:pPr>
-      <w:r>
-        <w:rPr>
-          <w:rFonts w:ascii="Times New Roman" w:hAnsi="Times New Roman" w:cs="Times New Roman"/>
-          <w:sz w:val="28"/>
-          <w:szCs w:val="28"/>
-        </w:rPr>
-        <w:t xml:space="preserve">3.  </w:t>
-      </w:r>
-      <w:proofErr w:type="spellStart"/>
-      <w:r>
-        <w:rPr>
-          <w:rFonts w:ascii="Times New Roman" w:hAnsi="Times New Roman" w:cs="Times New Roman"/>
-          <w:sz w:val="28"/>
-          <w:szCs w:val="28"/>
-        </w:rPr>
-        <w:t>Сниппет</w:t>
-      </w:r>
-      <w:proofErr w:type="spellEnd"/>
-      <w:r>
-        <w:rPr>
-          <w:rFonts w:ascii="Times New Roman" w:hAnsi="Times New Roman" w:cs="Times New Roman"/>
-          <w:sz w:val="28"/>
-          <w:szCs w:val="28"/>
-        </w:rPr>
-        <w:t>-менеджеры и Менеджеры буфера обмена</w:t>
-      </w:r>
-    </w:p>
-    <w:p>
-      <w:pPr>
-        <w:spacing w:after="0" w:line="360" w:lineRule="auto"/>
-        <w:ind w:firstLine="360"/>
-        <w:jc w:val="both"/>
-        <w:rPr>
-          <w:rFonts w:ascii="Times New Roman" w:hAnsi="Times New Roman" w:cs="Times New Roman"/>
-          <w:sz w:val="28"/>
-          <w:szCs w:val="28"/>
-        </w:rPr>
-      </w:pPr>
-      <w:r>
-        <w:rPr>
-          <w:rFonts w:ascii="Times New Roman" w:hAnsi="Times New Roman" w:cs="Times New Roman"/>
-          <w:sz w:val="28"/>
-          <w:szCs w:val="28"/>
-        </w:rPr>
-        <w:t xml:space="preserve">Сфера деятельности: Приложения </w:t>
-      </w:r>
-      <w:proofErr w:type="spellStart"/>
-      <w:r>
-        <w:rPr>
-          <w:rFonts w:ascii="Times New Roman" w:hAnsi="Times New Roman" w:cs="Times New Roman"/>
-          <w:sz w:val="28"/>
-          <w:szCs w:val="28"/>
-        </w:rPr>
-        <w:t>like</w:t>
-      </w:r>
-      <w:proofErr w:type="spellEnd"/>
-      <w:r>
-        <w:rPr>
-          <w:rFonts w:ascii="Times New Roman" w:hAnsi="Times New Roman" w:cs="Times New Roman"/>
-          <w:sz w:val="28"/>
-          <w:szCs w:val="28"/>
-        </w:rPr>
-        <w:t xml:space="preserve"> VS Code </w:t>
-      </w:r>
-      <w:proofErr w:type="spellStart"/>
-      <w:r>
-        <w:rPr>
-          <w:rFonts w:ascii="Times New Roman" w:hAnsi="Times New Roman" w:cs="Times New Roman"/>
-          <w:sz w:val="28"/>
-          <w:szCs w:val="28"/>
-        </w:rPr>
-        <w:t>Snippets</w:t>
-      </w:r>
-      <w:proofErr w:type="spellEnd"/>
-      <w:r>
-        <w:rPr>
-          <w:rFonts w:ascii="Times New Roman" w:hAnsi="Times New Roman" w:cs="Times New Roman"/>
-          <w:sz w:val="28"/>
-          <w:szCs w:val="28"/>
-        </w:rPr>
-        <w:t xml:space="preserve">, </w:t>
-      </w:r>
-      <w:proofErr w:type="spellStart"/>
-      <w:r>
-        <w:rPr>
-          <w:rFonts w:ascii="Times New Roman" w:hAnsi="Times New Roman" w:cs="Times New Roman"/>
-          <w:sz w:val="28"/>
-          <w:szCs w:val="28"/>
-        </w:rPr>
-        <w:t>Pastebin</w:t>
-      </w:r>
-      <w:proofErr w:type="spellEnd"/>
-      <w:r>
-        <w:rPr>
-          <w:rFonts w:ascii="Times New Roman" w:hAnsi="Times New Roman" w:cs="Times New Roman"/>
-          <w:sz w:val="28"/>
-          <w:szCs w:val="28"/>
-        </w:rPr>
-        <w:t>-подобные сервисы или менеджеры буфера обмена предназначены для хранения и быстрой вставки коротких фрагментов кода или текста.</w:t>
-      </w:r>
-    </w:p>
-    <w:p>
-      <w:pPr>
-        <w:spacing w:after="0" w:line="360" w:lineRule="auto"/>
-        <w:ind w:firstLine="360"/>
-        <w:jc w:val="both"/>
-        <w:rPr>
-          <w:rFonts w:ascii="Times New Roman" w:hAnsi="Times New Roman" w:cs="Times New Roman"/>
-          <w:sz w:val="28"/>
-          <w:szCs w:val="28"/>
-        </w:rPr>
-      </w:pPr>
-      <w:r>
-        <w:rPr>
-          <w:rFonts w:ascii="Times New Roman" w:hAnsi="Times New Roman" w:cs="Times New Roman"/>
-          <w:sz w:val="28"/>
-          <w:szCs w:val="28"/>
-        </w:rPr>
-        <w:t xml:space="preserve">Отличия и специфика: разрабатываемое средство выходит за рамки простого хранения заготовок кода. Оно обеспечивает глубокую структурную организацию учебного контента. Если </w:t>
-      </w:r>
-      <w:proofErr w:type="spellStart"/>
-      <w:r>
-        <w:rPr>
-          <w:rFonts w:ascii="Times New Roman" w:hAnsi="Times New Roman" w:cs="Times New Roman"/>
-          <w:sz w:val="28"/>
-          <w:szCs w:val="28"/>
-        </w:rPr>
-        <w:t>сниппет</w:t>
-      </w:r>
-      <w:proofErr w:type="spellEnd"/>
-      <w:r>
-        <w:rPr>
-          <w:rFonts w:ascii="Times New Roman" w:hAnsi="Times New Roman" w:cs="Times New Roman"/>
-          <w:sz w:val="28"/>
-          <w:szCs w:val="28"/>
-        </w:rPr>
-        <w:t>-менеджер работает с изолированными фрагментами, то данная система управляет целостной иерархической базой знаний, где фрагменты кода связаны с поясняющей документацией (</w:t>
-      </w:r>
-      <w:proofErr w:type="spellStart"/>
-      <w:r>
-        <w:rPr>
-          <w:rFonts w:ascii="Times New Roman" w:hAnsi="Times New Roman" w:cs="Times New Roman"/>
-          <w:sz w:val="28"/>
-          <w:szCs w:val="28"/>
-        </w:rPr>
-        <w:t>Markdown</w:t>
-      </w:r>
-      <w:proofErr w:type="spellEnd"/>
-      <w:r>
-        <w:rPr>
-          <w:rFonts w:ascii="Times New Roman" w:hAnsi="Times New Roman" w:cs="Times New Roman"/>
-          <w:sz w:val="28"/>
-          <w:szCs w:val="28"/>
-        </w:rPr>
-        <w:t xml:space="preserve">), сгруппированы по темам и под темами. Кроме того, оно включает интеграционный компонент (стартовая панель) для быстрого запуска внешних приложений, что не входит в функционал классических </w:t>
-      </w:r>
-      <w:proofErr w:type="spellStart"/>
-      <w:r>
-        <w:rPr>
-          <w:rFonts w:ascii="Times New Roman" w:hAnsi="Times New Roman" w:cs="Times New Roman"/>
-          <w:sz w:val="28"/>
-          <w:szCs w:val="28"/>
-        </w:rPr>
-        <w:t>сниппет</w:t>
-      </w:r>
-      <w:proofErr w:type="spellEnd"/>
-      <w:r>
-        <w:rPr>
-          <w:rFonts w:ascii="Times New Roman" w:hAnsi="Times New Roman" w:cs="Times New Roman"/>
-          <w:sz w:val="28"/>
-          <w:szCs w:val="28"/>
-        </w:rPr>
-        <w:t>-менеджеров.</w:t>
+        <w:jc w:val="right"/>
+        <w:rPr>
+          <w:rFonts w:ascii="Times New Roman" w:hAnsi="Times New Roman" w:cs="Times New Roman"/>
+          <w:i/>
+          <w:sz w:val="28"/>
+          <w:szCs w:val="28"/>
+          <w:lang w:val="en-US"/>
+        </w:rPr>
+      </w:pPr>
+      <w:r>
+        <w:rPr>
+          <w:rFonts w:ascii="Times New Roman" w:hAnsi="Times New Roman" w:cs="Times New Roman"/>
+          <w:i/>
+          <w:sz w:val="28"/>
+          <w:szCs w:val="28"/>
+        </w:rPr>
+        <w:lastRenderedPageBreak/>
+        <w:t>Таблица 1.</w:t>
+      </w:r>
+      <w:r>
+        <w:rPr>
+          <w:rFonts w:ascii="Times New Roman" w:hAnsi="Times New Roman" w:cs="Times New Roman"/>
+          <w:i/>
+          <w:sz w:val="28"/>
+          <w:szCs w:val="28"/>
+          <w:lang w:val="en-US"/>
+        </w:rPr>
+        <w:t>2</w:t>
       </w:r>
     </w:p>
     <w:p>
@@ -4407,14 +4901,6 @@
           <w:szCs w:val="28"/>
         </w:rPr>
       </w:pPr>
-      <w:r>
-        <w:rPr>
-          <w:rFonts w:ascii="Times New Roman" w:hAnsi="Times New Roman" w:cs="Times New Roman"/>
-          <w:sz w:val="28"/>
-          <w:szCs w:val="28"/>
-        </w:rPr>
-        <w:t>4.  Интегрированные среды разработки (IDE)</w:t>
-      </w:r>
     </w:p>
     <w:p>
       <w:pPr>
@@ -4433,325 +4919,7 @@
           <w:sz w:val="28"/>
           <w:szCs w:val="28"/>
         </w:rPr>
-        <w:t xml:space="preserve">Сфера деятельности: IDE (Visual Studio, </w:t>
-      </w:r>
-      <w:proofErr w:type="spellStart"/>
-      <w:r>
-        <w:rPr>
-          <w:rFonts w:ascii="Times New Roman" w:hAnsi="Times New Roman" w:cs="Times New Roman"/>
-          <w:sz w:val="28"/>
-          <w:szCs w:val="28"/>
-        </w:rPr>
-        <w:t>IntelliJ</w:t>
-      </w:r>
-      <w:proofErr w:type="spellEnd"/>
-      <w:r>
-        <w:rPr>
-          <w:rFonts w:ascii="Times New Roman" w:hAnsi="Times New Roman" w:cs="Times New Roman"/>
-          <w:sz w:val="28"/>
-          <w:szCs w:val="28"/>
-        </w:rPr>
-        <w:t xml:space="preserve"> IDEA, </w:t>
-      </w:r>
-      <w:proofErr w:type="spellStart"/>
-      <w:r>
-        <w:rPr>
-          <w:rFonts w:ascii="Times New Roman" w:hAnsi="Times New Roman" w:cs="Times New Roman"/>
-          <w:sz w:val="28"/>
-          <w:szCs w:val="28"/>
-        </w:rPr>
-        <w:t>PyCharm</w:t>
-      </w:r>
-      <w:proofErr w:type="spellEnd"/>
-      <w:r>
-        <w:rPr>
-          <w:rFonts w:ascii="Times New Roman" w:hAnsi="Times New Roman" w:cs="Times New Roman"/>
-          <w:sz w:val="28"/>
-          <w:szCs w:val="28"/>
-        </w:rPr>
-        <w:t xml:space="preserve">) предоставляют комплексные инструменты для написания, отладки и тестирования кода. Они включают свои встроенные системы </w:t>
-      </w:r>
-      <w:proofErr w:type="spellStart"/>
-      <w:r>
-        <w:rPr>
-          <w:rFonts w:ascii="Times New Roman" w:hAnsi="Times New Roman" w:cs="Times New Roman"/>
-          <w:sz w:val="28"/>
-          <w:szCs w:val="28"/>
-        </w:rPr>
-        <w:t>сниппетов</w:t>
-      </w:r>
-      <w:proofErr w:type="spellEnd"/>
-      <w:r>
-        <w:rPr>
-          <w:rFonts w:ascii="Times New Roman" w:hAnsi="Times New Roman" w:cs="Times New Roman"/>
-          <w:sz w:val="28"/>
-          <w:szCs w:val="28"/>
-        </w:rPr>
-        <w:t xml:space="preserve"> и навигации по проекту.</w:t>
-      </w:r>
-    </w:p>
-    <w:p>
-      <w:pPr>
-        <w:spacing w:after="0" w:line="360" w:lineRule="auto"/>
-        <w:ind w:firstLine="708"/>
-        <w:jc w:val="both"/>
-        <w:rPr>
-          <w:rFonts w:ascii="Times New Roman" w:hAnsi="Times New Roman" w:cs="Times New Roman"/>
-          <w:sz w:val="28"/>
-          <w:szCs w:val="28"/>
-        </w:rPr>
-      </w:pPr>
-      <w:r>
-        <w:rPr>
-          <w:rFonts w:ascii="Times New Roman" w:hAnsi="Times New Roman" w:cs="Times New Roman"/>
-          <w:sz w:val="28"/>
-          <w:szCs w:val="28"/>
-        </w:rPr>
-        <w:lastRenderedPageBreak/>
-        <w:t>Отличия и специфика: Данное средство не является заменой IDE. Оно выступает как вспомогательный, кросс-языковой и кросс-проектный спутник разработчика. В то время как IDE заточена под конкретный проект и язык, это приложение позволяет хранить и структурировать знания разных языков программирования (1C, C#, Python, Java) и технологий в едином пространстве, предоставляя доступ к ним независимо от того, в какой IDE в данный момент ведется работа.</w:t>
-      </w:r>
-    </w:p>
-    <w:p>
-      <w:pPr>
-        <w:spacing w:after="0" w:line="360" w:lineRule="auto"/>
-        <w:ind w:firstLine="709"/>
-        <w:jc w:val="both"/>
-        <w:rPr>
-          <w:rFonts w:ascii="Times New Roman" w:hAnsi="Times New Roman" w:cs="Times New Roman"/>
-          <w:sz w:val="28"/>
-          <w:szCs w:val="28"/>
-        </w:rPr>
-      </w:pPr>
-      <w:r>
-        <w:rPr>
-          <w:rFonts w:ascii="Times New Roman" w:hAnsi="Times New Roman" w:cs="Times New Roman"/>
-          <w:sz w:val="28"/>
-          <w:szCs w:val="28"/>
-        </w:rPr>
-        <w:t>5.  Файловые менеджеры и Средства поиска по компьютеру</w:t>
-      </w:r>
-    </w:p>
-    <w:p>
-      <w:pPr>
-        <w:spacing w:after="0" w:line="360" w:lineRule="auto"/>
-        <w:ind w:firstLine="360"/>
-        <w:jc w:val="both"/>
-        <w:rPr>
-          <w:rFonts w:ascii="Times New Roman" w:hAnsi="Times New Roman" w:cs="Times New Roman"/>
-          <w:sz w:val="28"/>
-          <w:szCs w:val="28"/>
-        </w:rPr>
-      </w:pPr>
-      <w:r>
-        <w:rPr>
-          <w:rFonts w:ascii="Times New Roman" w:hAnsi="Times New Roman" w:cs="Times New Roman"/>
-          <w:sz w:val="28"/>
-          <w:szCs w:val="28"/>
-        </w:rPr>
-        <w:t xml:space="preserve">Сфера деятельности: Проводник Windows, </w:t>
-      </w:r>
-      <w:proofErr w:type="spellStart"/>
-      <w:r>
-        <w:rPr>
-          <w:rFonts w:ascii="Times New Roman" w:hAnsi="Times New Roman" w:cs="Times New Roman"/>
-          <w:sz w:val="28"/>
-          <w:szCs w:val="28"/>
-        </w:rPr>
-        <w:t>Finder</w:t>
-      </w:r>
-      <w:proofErr w:type="spellEnd"/>
-      <w:r>
-        <w:rPr>
-          <w:rFonts w:ascii="Times New Roman" w:hAnsi="Times New Roman" w:cs="Times New Roman"/>
-          <w:sz w:val="28"/>
-          <w:szCs w:val="28"/>
-        </w:rPr>
-        <w:t xml:space="preserve"> </w:t>
-      </w:r>
-      <w:proofErr w:type="spellStart"/>
-      <w:r>
-        <w:rPr>
-          <w:rFonts w:ascii="Times New Roman" w:hAnsi="Times New Roman" w:cs="Times New Roman"/>
-          <w:sz w:val="28"/>
-          <w:szCs w:val="28"/>
-        </w:rPr>
-        <w:t>macOS</w:t>
-      </w:r>
-      <w:proofErr w:type="spellEnd"/>
-      <w:r>
-        <w:rPr>
-          <w:rFonts w:ascii="Times New Roman" w:hAnsi="Times New Roman" w:cs="Times New Roman"/>
-          <w:sz w:val="28"/>
-          <w:szCs w:val="28"/>
-        </w:rPr>
-        <w:t xml:space="preserve">, </w:t>
-      </w:r>
-      <w:proofErr w:type="spellStart"/>
-      <w:r>
-        <w:rPr>
-          <w:rFonts w:ascii="Times New Roman" w:hAnsi="Times New Roman" w:cs="Times New Roman"/>
-          <w:sz w:val="28"/>
-          <w:szCs w:val="28"/>
-        </w:rPr>
-        <w:t>Spotlight</w:t>
-      </w:r>
-      <w:proofErr w:type="spellEnd"/>
-      <w:r>
-        <w:rPr>
-          <w:rFonts w:ascii="Times New Roman" w:hAnsi="Times New Roman" w:cs="Times New Roman"/>
-          <w:sz w:val="28"/>
-          <w:szCs w:val="28"/>
-        </w:rPr>
-        <w:t xml:space="preserve">, </w:t>
-      </w:r>
-      <w:proofErr w:type="spellStart"/>
-      <w:r>
-        <w:rPr>
-          <w:rFonts w:ascii="Times New Roman" w:hAnsi="Times New Roman" w:cs="Times New Roman"/>
-          <w:sz w:val="28"/>
-          <w:szCs w:val="28"/>
-        </w:rPr>
-        <w:t>Everything</w:t>
-      </w:r>
-      <w:proofErr w:type="spellEnd"/>
-      <w:r>
-        <w:rPr>
-          <w:rFonts w:ascii="Times New Roman" w:hAnsi="Times New Roman" w:cs="Times New Roman"/>
-          <w:sz w:val="28"/>
-          <w:szCs w:val="28"/>
-        </w:rPr>
-        <w:t xml:space="preserve"> предоставляют базовые возможности навигации и поиска по файловой системе.</w:t>
-      </w:r>
-    </w:p>
-    <w:p>
-      <w:pPr>
-        <w:spacing w:after="0" w:line="360" w:lineRule="auto"/>
-        <w:ind w:firstLine="360"/>
-        <w:jc w:val="both"/>
-        <w:rPr>
-          <w:rFonts w:ascii="Times New Roman" w:hAnsi="Times New Roman" w:cs="Times New Roman"/>
-          <w:sz w:val="28"/>
-          <w:szCs w:val="28"/>
-        </w:rPr>
-      </w:pPr>
-      <w:r>
-        <w:rPr>
-          <w:rFonts w:ascii="Times New Roman" w:hAnsi="Times New Roman" w:cs="Times New Roman"/>
-          <w:sz w:val="28"/>
-          <w:szCs w:val="28"/>
-        </w:rPr>
-        <w:t>Отличия и специфика</w:t>
-      </w:r>
-      <w:r>
-        <w:rPr>
-          <w:rFonts w:ascii="Times New Roman" w:hAnsi="Times New Roman" w:cs="Times New Roman"/>
-          <w:sz w:val="28"/>
-          <w:szCs w:val="28"/>
-        </w:rPr>
-        <w:t xml:space="preserve">: </w:t>
-      </w:r>
-      <w:r>
-        <w:rPr>
-          <w:rFonts w:ascii="Times New Roman" w:hAnsi="Times New Roman" w:cs="Times New Roman"/>
-          <w:sz w:val="28"/>
-          <w:szCs w:val="28"/>
-        </w:rPr>
-        <w:t>в отличие от</w:t>
-      </w:r>
-      <w:r>
-        <w:rPr>
-          <w:rFonts w:ascii="Times New Roman" w:hAnsi="Times New Roman" w:cs="Times New Roman"/>
-          <w:sz w:val="28"/>
-          <w:szCs w:val="28"/>
-        </w:rPr>
-        <w:t xml:space="preserve"> файловых менеджеров, разрабатываемое средство работает с внутренней структурой файлов</w:t>
-      </w:r>
-      <w:r>
-        <w:rPr>
-          <w:rFonts w:ascii="Times New Roman" w:hAnsi="Times New Roman" w:cs="Times New Roman"/>
-          <w:sz w:val="28"/>
-          <w:szCs w:val="28"/>
-        </w:rPr>
-        <w:t>. Оно "понимает" внутреннее устройство `*.</w:t>
-      </w:r>
-      <w:proofErr w:type="spellStart"/>
-      <w:r>
-        <w:rPr>
-          <w:rFonts w:ascii="Times New Roman" w:hAnsi="Times New Roman" w:cs="Times New Roman"/>
-          <w:sz w:val="28"/>
-          <w:szCs w:val="28"/>
-        </w:rPr>
-        <w:t>st</w:t>
-      </w:r>
-      <w:proofErr w:type="spellEnd"/>
-      <w:r>
-        <w:rPr>
-          <w:rFonts w:ascii="Times New Roman" w:hAnsi="Times New Roman" w:cs="Times New Roman"/>
-          <w:sz w:val="28"/>
-          <w:szCs w:val="28"/>
-        </w:rPr>
-        <w:t>` и `*.</w:t>
-      </w:r>
-      <w:proofErr w:type="spellStart"/>
-      <w:r>
-        <w:rPr>
-          <w:rFonts w:ascii="Times New Roman" w:hAnsi="Times New Roman" w:cs="Times New Roman"/>
-          <w:sz w:val="28"/>
-          <w:szCs w:val="28"/>
-        </w:rPr>
-        <w:t>md</w:t>
-      </w:r>
-      <w:proofErr w:type="spellEnd"/>
-      <w:r>
-        <w:rPr>
-          <w:rFonts w:ascii="Times New Roman" w:hAnsi="Times New Roman" w:cs="Times New Roman"/>
-          <w:sz w:val="28"/>
-          <w:szCs w:val="28"/>
-        </w:rPr>
-        <w:t>` файлов благодаря парсеру, в то время как файловый менеджер видит их как "черные ящики". Пользователь ищет не файл по имени, а конкретный шаблон кода или раздел документации внутри сложной иерархии, что является качественно более высоким уровнем абстракции.</w:t>
-      </w:r>
-    </w:p>
-    <w:p>
-      <w:pPr>
-        <w:spacing w:after="0" w:line="360" w:lineRule="auto"/>
-        <w:jc w:val="both"/>
-        <w:rPr>
-          <w:rFonts w:ascii="Times New Roman" w:hAnsi="Times New Roman" w:cs="Times New Roman"/>
-          <w:sz w:val="28"/>
-          <w:szCs w:val="28"/>
-        </w:rPr>
-      </w:pPr>
-    </w:p>
-    <w:p>
-      <w:pPr>
-        <w:spacing w:after="0" w:line="360" w:lineRule="auto"/>
-        <w:ind w:firstLine="709"/>
-        <w:jc w:val="both"/>
-        <w:rPr>
-          <w:rFonts w:ascii="Times New Roman" w:hAnsi="Times New Roman" w:cs="Times New Roman"/>
-          <w:sz w:val="28"/>
-          <w:szCs w:val="28"/>
-        </w:rPr>
-      </w:pPr>
-    </w:p>
-    <w:p>
-      <w:pPr>
-        <w:spacing w:after="0" w:line="360" w:lineRule="auto"/>
-        <w:ind w:firstLine="709"/>
-        <w:jc w:val="both"/>
-        <w:rPr>
-          <w:rFonts w:ascii="Times New Roman" w:hAnsi="Times New Roman" w:cs="Times New Roman"/>
-          <w:sz w:val="28"/>
-          <w:szCs w:val="28"/>
-        </w:rPr>
-      </w:pPr>
-      <w:r>
-        <w:rPr>
-          <w:rFonts w:ascii="Times New Roman" w:hAnsi="Times New Roman" w:cs="Times New Roman"/>
-          <w:sz w:val="28"/>
-          <w:szCs w:val="28"/>
-        </w:rPr>
-        <w:t>Сводная таблица разграничения областей:</w:t>
+        <w:t>Сводная таблица разграничения областей</w:t>
       </w:r>
     </w:p>
     <w:tbl>
@@ -4777,6 +4945,95 @@
               <w:jc w:val="center"/>
               <w:rPr>
                 <w:rFonts w:ascii="Times New Roman" w:hAnsi="Times New Roman" w:cs="Times New Roman"/>
+                <w:b/>
+                <w:bCs/>
+                <w:sz w:val="24"/>
+                <w:szCs w:val="24"/>
+              </w:rPr>
+            </w:pPr>
+            <w:r>
+              <w:rPr>
+                <w:rFonts w:ascii="Times New Roman" w:hAnsi="Times New Roman" w:cs="Times New Roman"/>
+                <w:b/>
+                <w:bCs/>
+                <w:sz w:val="24"/>
+                <w:szCs w:val="24"/>
+              </w:rPr>
+              <w:t>Область / Класс приложений</w:t>
+            </w:r>
+          </w:p>
+        </w:tc>
+        <w:tc>
+          <w:tcPr>
+            <w:tcW w:w="3115" w:type="dxa"/>
+            <w:vAlign w:val="center"/>
+          </w:tcPr>
+          <w:p>
+            <w:pPr>
+              <w:spacing w:line="360" w:lineRule="auto"/>
+              <w:jc w:val="center"/>
+              <w:rPr>
+                <w:rFonts w:ascii="Times New Roman" w:hAnsi="Times New Roman" w:cs="Times New Roman"/>
+                <w:b/>
+                <w:bCs/>
+                <w:sz w:val="24"/>
+                <w:szCs w:val="24"/>
+              </w:rPr>
+            </w:pPr>
+            <w:r>
+              <w:rPr>
+                <w:rFonts w:ascii="Times New Roman" w:hAnsi="Times New Roman" w:cs="Times New Roman"/>
+                <w:b/>
+                <w:bCs/>
+                <w:sz w:val="24"/>
+                <w:szCs w:val="24"/>
+              </w:rPr>
+              <w:t>Основная цель</w:t>
+            </w:r>
+          </w:p>
+        </w:tc>
+        <w:tc>
+          <w:tcPr>
+            <w:tcW w:w="3115" w:type="dxa"/>
+            <w:vAlign w:val="center"/>
+          </w:tcPr>
+          <w:p>
+            <w:pPr>
+              <w:spacing w:line="360" w:lineRule="auto"/>
+              <w:jc w:val="center"/>
+              <w:rPr>
+                <w:rFonts w:ascii="Times New Roman" w:hAnsi="Times New Roman" w:cs="Times New Roman"/>
+                <w:b/>
+                <w:bCs/>
+                <w:sz w:val="24"/>
+                <w:szCs w:val="24"/>
+              </w:rPr>
+            </w:pPr>
+            <w:r>
+              <w:rPr>
+                <w:rFonts w:ascii="Times New Roman" w:hAnsi="Times New Roman" w:cs="Times New Roman"/>
+                <w:b/>
+                <w:bCs/>
+                <w:sz w:val="24"/>
+                <w:szCs w:val="24"/>
+              </w:rPr>
+              <w:t>Ключевое отличие разрабатываемого средства</w:t>
+            </w:r>
+          </w:p>
+        </w:tc>
+      </w:tr>
+      <w:tr>
+        <w:tc>
+          <w:tcPr>
+            <w:tcW w:w="3114" w:type="dxa"/>
+            <w:vAlign w:val="center"/>
+          </w:tcPr>
+          <w:p>
+            <w:pPr>
+              <w:spacing w:line="360" w:lineRule="auto"/>
+              <w:jc w:val="center"/>
+              <w:rPr>
+                <w:rFonts w:ascii="Times New Roman" w:hAnsi="Times New Roman" w:cs="Times New Roman"/>
                 <w:sz w:val="24"/>
                 <w:szCs w:val="24"/>
               </w:rPr>
@@ -4787,7 +5044,7 @@
                 <w:sz w:val="24"/>
                 <w:szCs w:val="24"/>
               </w:rPr>
-              <w:t>Область / Класс приложений</w:t>
+              <w:t>Системы управления обучением (LMS)</w:t>
             </w:r>
           </w:p>
         </w:tc>
@@ -4812,7 +5069,7 @@
                 <w:sz w:val="24"/>
                 <w:szCs w:val="24"/>
               </w:rPr>
-              <w:t>Основная цель</w:t>
+              <w:t>Администрирование учебных курсов</w:t>
             </w:r>
           </w:p>
         </w:tc>
@@ -4837,78 +5094,6 @@
                 <w:sz w:val="24"/>
                 <w:szCs w:val="24"/>
               </w:rPr>
-              <w:t>Ключевое отличие разрабатываемого средства</w:t>
-            </w:r>
-          </w:p>
-        </w:tc>
-      </w:tr>
-      <w:tr>
-        <w:tc>
-          <w:tcPr>
-            <w:tcW w:w="3114" w:type="dxa"/>
-          </w:tcPr>
-          <w:p>
-            <w:pPr>
-              <w:spacing w:line="360" w:lineRule="auto"/>
-              <w:rPr>
-                <w:rFonts w:ascii="Times New Roman" w:hAnsi="Times New Roman" w:cs="Times New Roman"/>
-                <w:sz w:val="24"/>
-                <w:szCs w:val="24"/>
-              </w:rPr>
-            </w:pPr>
-            <w:r>
-              <w:rPr>
-                <w:rFonts w:ascii="Times New Roman" w:hAnsi="Times New Roman" w:cs="Times New Roman"/>
-                <w:sz w:val="24"/>
-                <w:szCs w:val="24"/>
-              </w:rPr>
-              <w:t>Системы управления обучением (LMS)</w:t>
-            </w:r>
-          </w:p>
-        </w:tc>
-        <w:tc>
-          <w:tcPr>
-            <w:tcW w:w="3115" w:type="dxa"/>
-          </w:tcPr>
-          <w:p>
-            <w:pPr>
-              <w:spacing w:line="360" w:lineRule="auto"/>
-              <w:jc w:val="both"/>
-              <w:rPr>
-                <w:rFonts w:ascii="Times New Roman" w:hAnsi="Times New Roman" w:cs="Times New Roman"/>
-                <w:sz w:val="24"/>
-                <w:szCs w:val="24"/>
-              </w:rPr>
-            </w:pPr>
-            <w:r>
-              <w:rPr>
-                <w:rFonts w:ascii="Times New Roman" w:hAnsi="Times New Roman" w:cs="Times New Roman"/>
-                <w:sz w:val="24"/>
-                <w:szCs w:val="24"/>
-              </w:rPr>
-              <w:t>Администрирование учебных курсов</w:t>
-            </w:r>
-          </w:p>
-        </w:tc>
-        <w:tc>
-          <w:tcPr>
-            <w:tcW w:w="3115" w:type="dxa"/>
-          </w:tcPr>
-          <w:p>
-            <w:pPr>
-              <w:spacing w:line="360" w:lineRule="auto"/>
-              <w:rPr>
-                <w:rFonts w:ascii="Times New Roman" w:hAnsi="Times New Roman" w:cs="Times New Roman"/>
-                <w:sz w:val="24"/>
-                <w:szCs w:val="24"/>
-              </w:rPr>
-            </w:pPr>
-            <w:r>
-              <w:rPr>
-                <w:rFonts w:ascii="Times New Roman" w:hAnsi="Times New Roman" w:cs="Times New Roman"/>
-                <w:sz w:val="24"/>
-                <w:szCs w:val="24"/>
-              </w:rPr>
               <w:t>Персональный инструмент для внутренних знаний, а не администрирования внешних курсов</w:t>
             </w:r>
           </w:p>
@@ -4918,10 +5103,12 @@
         <w:tc>
           <w:tcPr>
             <w:tcW w:w="3114" w:type="dxa"/>
+            <w:vAlign w:val="center"/>
           </w:tcPr>
           <w:p>
             <w:pPr>
               <w:spacing w:line="360" w:lineRule="auto"/>
+              <w:jc w:val="center"/>
               <w:rPr>
                 <w:rFonts w:ascii="Times New Roman" w:hAnsi="Times New Roman" w:cs="Times New Roman"/>
                 <w:sz w:val="24"/>
@@ -4977,10 +5164,12 @@
         <w:tc>
           <w:tcPr>
             <w:tcW w:w="3115" w:type="dxa"/>
+            <w:vAlign w:val="center"/>
           </w:tcPr>
           <w:p>
             <w:pPr>
               <w:spacing w:line="360" w:lineRule="auto"/>
+              <w:jc w:val="center"/>
               <w:rPr>
                 <w:rFonts w:ascii="Times New Roman" w:hAnsi="Times New Roman" w:cs="Times New Roman"/>
                 <w:sz w:val="24"/>
@@ -5000,10 +5189,12 @@
         <w:tc>
           <w:tcPr>
             <w:tcW w:w="3115" w:type="dxa"/>
+            <w:vAlign w:val="center"/>
           </w:tcPr>
           <w:p>
             <w:pPr>
               <w:spacing w:line="360" w:lineRule="auto"/>
+              <w:jc w:val="center"/>
               <w:rPr>
                 <w:rFonts w:ascii="Times New Roman" w:hAnsi="Times New Roman" w:cs="Times New Roman"/>
                 <w:sz w:val="24"/>
@@ -5034,16 +5225,7 @@
                 <w:sz w:val="24"/>
                 <w:szCs w:val="24"/>
               </w:rPr>
-              <w:t xml:space="preserve"> кода, структурированные </w:t>
-            </w:r>
-            <w:r>
-              <w:rPr>
-                <w:rFonts w:ascii="Times New Roman" w:hAnsi="Times New Roman" w:cs="Times New Roman"/>
-                <w:sz w:val="24"/>
-                <w:szCs w:val="24"/>
-              </w:rPr>
-              <w:lastRenderedPageBreak/>
-              <w:t>шаблоны (*.</w:t>
+              <w:t xml:space="preserve"> кода, структурированные шаблоны (*.</w:t>
             </w:r>
             <w:proofErr w:type="spellStart"/>
             <w:r>
@@ -5070,11 +5252,12 @@
         <w:tc>
           <w:tcPr>
             <w:tcW w:w="3114" w:type="dxa"/>
+            <w:vAlign w:val="center"/>
           </w:tcPr>
           <w:p>
             <w:pPr>
               <w:spacing w:line="360" w:lineRule="auto"/>
-              <w:jc w:val="both"/>
+              <w:jc w:val="center"/>
               <w:rPr>
                 <w:rFonts w:ascii="Times New Roman" w:hAnsi="Times New Roman" w:cs="Times New Roman"/>
                 <w:sz w:val="24"/>
@@ -5088,7 +5271,6 @@
                 <w:sz w:val="24"/>
                 <w:szCs w:val="24"/>
               </w:rPr>
-              <w:lastRenderedPageBreak/>
               <w:t>Сниппет</w:t>
             </w:r>
             <w:proofErr w:type="spellEnd"/>
@@ -5105,11 +5287,12 @@
         <w:tc>
           <w:tcPr>
             <w:tcW w:w="3115" w:type="dxa"/>
+            <w:vAlign w:val="center"/>
           </w:tcPr>
           <w:p>
             <w:pPr>
               <w:spacing w:line="360" w:lineRule="auto"/>
-              <w:jc w:val="both"/>
+              <w:jc w:val="center"/>
               <w:rPr>
                 <w:rFonts w:ascii="Times New Roman" w:hAnsi="Times New Roman" w:cs="Times New Roman"/>
                 <w:sz w:val="24"/>
@@ -5129,10 +5312,12 @@
         <w:tc>
           <w:tcPr>
             <w:tcW w:w="3115" w:type="dxa"/>
+            <w:vAlign w:val="center"/>
           </w:tcPr>
           <w:p>
             <w:pPr>
               <w:spacing w:line="360" w:lineRule="auto"/>
+              <w:jc w:val="center"/>
               <w:rPr>
                 <w:rFonts w:ascii="Times New Roman" w:hAnsi="Times New Roman" w:cs="Times New Roman"/>
                 <w:sz w:val="24"/>
@@ -5154,11 +5339,12 @@
         <w:tc>
           <w:tcPr>
             <w:tcW w:w="3114" w:type="dxa"/>
+            <w:vAlign w:val="center"/>
           </w:tcPr>
           <w:p>
             <w:pPr>
               <w:spacing w:line="360" w:lineRule="auto"/>
-              <w:jc w:val="both"/>
+              <w:jc w:val="center"/>
               <w:rPr>
                 <w:rFonts w:ascii="Times New Roman" w:hAnsi="Times New Roman" w:cs="Times New Roman"/>
                 <w:sz w:val="24"/>
@@ -5178,11 +5364,12 @@
         <w:tc>
           <w:tcPr>
             <w:tcW w:w="3115" w:type="dxa"/>
+            <w:vAlign w:val="center"/>
           </w:tcPr>
           <w:p>
             <w:pPr>
               <w:spacing w:line="360" w:lineRule="auto"/>
-              <w:jc w:val="both"/>
+              <w:jc w:val="center"/>
               <w:rPr>
                 <w:rFonts w:ascii="Times New Roman" w:hAnsi="Times New Roman" w:cs="Times New Roman"/>
                 <w:sz w:val="24"/>
@@ -5202,10 +5389,12 @@
         <w:tc>
           <w:tcPr>
             <w:tcW w:w="3115" w:type="dxa"/>
+            <w:vAlign w:val="center"/>
           </w:tcPr>
           <w:p>
             <w:pPr>
               <w:spacing w:line="360" w:lineRule="auto"/>
+              <w:jc w:val="center"/>
               <w:rPr>
                 <w:rFonts w:ascii="Times New Roman" w:hAnsi="Times New Roman" w:cs="Times New Roman"/>
                 <w:sz w:val="24"/>
@@ -5227,11 +5416,12 @@
         <w:tc>
           <w:tcPr>
             <w:tcW w:w="3114" w:type="dxa"/>
+            <w:vAlign w:val="center"/>
           </w:tcPr>
           <w:p>
             <w:pPr>
               <w:spacing w:line="360" w:lineRule="auto"/>
-              <w:jc w:val="both"/>
+              <w:jc w:val="center"/>
               <w:rPr>
                 <w:rFonts w:ascii="Times New Roman" w:hAnsi="Times New Roman" w:cs="Times New Roman"/>
                 <w:sz w:val="24"/>
@@ -5251,11 +5441,12 @@
         <w:tc>
           <w:tcPr>
             <w:tcW w:w="3115" w:type="dxa"/>
+            <w:vAlign w:val="center"/>
           </w:tcPr>
           <w:p>
             <w:pPr>
               <w:spacing w:line="360" w:lineRule="auto"/>
-              <w:jc w:val="both"/>
+              <w:jc w:val="center"/>
               <w:rPr>
                 <w:rFonts w:ascii="Times New Roman" w:hAnsi="Times New Roman" w:cs="Times New Roman"/>
                 <w:sz w:val="24"/>
@@ -5275,10 +5466,12 @@
         <w:tc>
           <w:tcPr>
             <w:tcW w:w="3115" w:type="dxa"/>
+            <w:vAlign w:val="center"/>
           </w:tcPr>
           <w:p>
             <w:pPr>
               <w:spacing w:line="360" w:lineRule="auto"/>
+              <w:jc w:val="center"/>
               <w:rPr>
                 <w:rFonts w:ascii="Times New Roman" w:hAnsi="Times New Roman" w:cs="Times New Roman"/>
                 <w:sz w:val="24"/>
@@ -5360,34 +5553,44 @@
         <w:jc w:val="center"/>
         <w:rPr>
           <w:rFonts w:ascii="Times New Roman" w:hAnsi="Times New Roman" w:cs="Times New Roman"/>
-          <w:b/>
-          <w:bCs/>
-          <w:sz w:val="28"/>
-          <w:szCs w:val="28"/>
-        </w:rPr>
-      </w:pPr>
-    </w:p>
-    <w:p>
-      <w:pPr>
-        <w:spacing w:after="0" w:line="360" w:lineRule="auto"/>
-        <w:jc w:val="center"/>
-        <w:rPr>
-          <w:rFonts w:ascii="Times New Roman" w:hAnsi="Times New Roman" w:cs="Times New Roman"/>
-          <w:b/>
-          <w:bCs/>
-          <w:sz w:val="28"/>
-          <w:szCs w:val="28"/>
-        </w:rPr>
-      </w:pPr>
-      <w:r>
-        <w:rPr>
-          <w:rFonts w:ascii="Times New Roman" w:hAnsi="Times New Roman" w:cs="Times New Roman"/>
-          <w:b/>
-          <w:bCs/>
-          <w:sz w:val="28"/>
-          <w:szCs w:val="28"/>
-        </w:rPr>
-        <w:t>1.4. СФЕРА ПРИМЕНЕНИЯ</w:t>
+          <w:sz w:val="28"/>
+          <w:szCs w:val="28"/>
+        </w:rPr>
+      </w:pPr>
+      <w:r>
+        <w:rPr>
+          <w:rFonts w:ascii="Times New Roman" w:hAnsi="Times New Roman" w:cs="Times New Roman"/>
+          <w:sz w:val="28"/>
+          <w:szCs w:val="28"/>
+        </w:rPr>
+        <w:t xml:space="preserve">1.4. </w:t>
+      </w:r>
+      <w:r>
+        <w:rPr>
+          <w:rFonts w:ascii="Times New Roman" w:hAnsi="Times New Roman" w:cs="Times New Roman"/>
+          <w:sz w:val="28"/>
+          <w:szCs w:val="28"/>
+          <w:lang w:val="en-US"/>
+        </w:rPr>
+        <w:t>C</w:t>
+      </w:r>
+      <w:proofErr w:type="spellStart"/>
+      <w:r>
+        <w:rPr>
+          <w:rFonts w:ascii="Times New Roman" w:hAnsi="Times New Roman" w:cs="Times New Roman"/>
+          <w:sz w:val="28"/>
+          <w:szCs w:val="28"/>
+        </w:rPr>
+        <w:t>фера</w:t>
+      </w:r>
+      <w:proofErr w:type="spellEnd"/>
+      <w:r>
+        <w:rPr>
+          <w:rFonts w:ascii="Times New Roman" w:hAnsi="Times New Roman" w:cs="Times New Roman"/>
+          <w:sz w:val="28"/>
+          <w:szCs w:val="28"/>
+        </w:rPr>
+        <w:t xml:space="preserve"> применения</w:t>
       </w:r>
     </w:p>
     <w:p>
@@ -5419,65 +5622,8 @@
           <w:sz w:val="28"/>
           <w:szCs w:val="28"/>
         </w:rPr>
-        <w:t xml:space="preserve">Разрабатываемое кроссплатформенное средство оптимизации учебной информации представляет собой специализированный инструмент, применение которого актуально в различных сегментах IT-сферы. Этот инструмент особенно востребован в современной цифровой среде, где для специалистов крайне важны быстрый доступ к систематизированным знаниям, оперативный поиск решений и удобная организация личного информационного пространства. Функциональные возможности системы </w:t>
-      </w:r>
-      <w:r>
-        <w:rPr>
-          <w:rFonts w:ascii="Times New Roman" w:hAnsi="Times New Roman" w:cs="Times New Roman"/>
-          <w:sz w:val="28"/>
-          <w:szCs w:val="28"/>
-        </w:rPr>
-        <w:lastRenderedPageBreak/>
-        <w:t>целенаправленно ориентированы на решение конкретных практических задач, возникающих на разных этапах образовательного процесса и профессиональной деятельности — от начального обучения до сложных корпоративных проектов.</w:t>
-      </w:r>
-    </w:p>
-    <w:p>
-      <w:pPr>
-        <w:spacing w:after="0" w:line="360" w:lineRule="auto"/>
-        <w:ind w:firstLine="709"/>
-        <w:jc w:val="both"/>
-        <w:rPr>
-          <w:rFonts w:ascii="Times New Roman" w:hAnsi="Times New Roman" w:cs="Times New Roman"/>
-          <w:sz w:val="28"/>
-          <w:szCs w:val="28"/>
-        </w:rPr>
-      </w:pPr>
-    </w:p>
-    <w:p>
-      <w:pPr>
-        <w:spacing w:after="0" w:line="360" w:lineRule="auto"/>
-        <w:ind w:firstLine="709"/>
-        <w:jc w:val="center"/>
-        <w:rPr>
-          <w:rFonts w:ascii="Times New Roman" w:hAnsi="Times New Roman" w:cs="Times New Roman"/>
-          <w:b/>
-          <w:bCs/>
-          <w:sz w:val="28"/>
-          <w:szCs w:val="28"/>
-        </w:rPr>
-      </w:pPr>
-      <w:r>
-        <w:rPr>
-          <w:rFonts w:ascii="Times New Roman" w:hAnsi="Times New Roman" w:cs="Times New Roman"/>
-          <w:b/>
-          <w:bCs/>
-          <w:sz w:val="28"/>
-          <w:szCs w:val="28"/>
-        </w:rPr>
-        <w:t>1.4.1. Персональное использование для обучения и профессионального развития</w:t>
-      </w:r>
-    </w:p>
-    <w:p>
-      <w:pPr>
-        <w:spacing w:after="0" w:line="360" w:lineRule="auto"/>
-        <w:ind w:firstLine="709"/>
-        <w:jc w:val="both"/>
-        <w:rPr>
-          <w:rFonts w:ascii="Times New Roman" w:hAnsi="Times New Roman" w:cs="Times New Roman"/>
-          <w:sz w:val="28"/>
-          <w:szCs w:val="28"/>
-        </w:rPr>
-      </w:pPr>
+        <w:t>Разрабатываемое кроссплатформенное средство оптимизации учебной информации представляет собой специализированный инструмент, применение которого актуально в различных сегментах IT-сферы. Этот инструмент особенно востребован в современной цифровой среде, где для специалистов крайне важны быстрый доступ к систематизированным знаниям, оперативный поиск решений и удобная организация личного информационного пространства. Функциональные возможности системы целенаправленно ориентированы на решение конкретных практических задач, возникающих на разных этапах образовательного процесса и профессиональной деятельности — от начального обучения до сложных корпоративных проектов.</w:t>
+      </w:r>
     </w:p>
     <w:p>
       <w:pPr>
@@ -5696,6 +5842,7 @@
           <w:sz w:val="28"/>
           <w:szCs w:val="28"/>
         </w:rPr>
+        <w:lastRenderedPageBreak/>
         <w:t xml:space="preserve">Управление библиотекой шаблонов и </w:t>
       </w:r>
       <w:r>
@@ -5778,7 +5925,6 @@
           <w:sz w:val="28"/>
           <w:szCs w:val="28"/>
         </w:rPr>
-        <w:lastRenderedPageBreak/>
         <w:t xml:space="preserve">Ведение личной технической документации: Фиксация уникальных решений, </w:t>
       </w:r>
       <w:r>
@@ -5844,50 +5990,6 @@
       <w:pPr>
         <w:spacing w:after="0" w:line="360" w:lineRule="auto"/>
         <w:ind w:firstLine="709"/>
-        <w:jc w:val="center"/>
-        <w:rPr>
-          <w:rFonts w:ascii="Times New Roman" w:hAnsi="Times New Roman" w:cs="Times New Roman"/>
-          <w:b/>
-          <w:bCs/>
-          <w:sz w:val="28"/>
-          <w:szCs w:val="28"/>
-        </w:rPr>
-      </w:pPr>
-      <w:r>
-        <w:rPr>
-          <w:rFonts w:ascii="Times New Roman" w:hAnsi="Times New Roman" w:cs="Times New Roman"/>
-          <w:b/>
-          <w:bCs/>
-          <w:sz w:val="28"/>
-          <w:szCs w:val="28"/>
-        </w:rPr>
-        <w:t>1.4.2.</w:t>
-      </w:r>
-      <w:r>
-        <w:rPr>
-          <w:rFonts w:ascii="Times New Roman" w:hAnsi="Times New Roman" w:cs="Times New Roman"/>
-          <w:b/>
-          <w:bCs/>
-          <w:sz w:val="28"/>
-          <w:szCs w:val="28"/>
-        </w:rPr>
-        <w:t xml:space="preserve"> </w:t>
-      </w:r>
-      <w:r>
-        <w:rPr>
-          <w:rFonts w:ascii="Times New Roman" w:hAnsi="Times New Roman" w:cs="Times New Roman"/>
-          <w:b/>
-          <w:bCs/>
-          <w:sz w:val="28"/>
-          <w:szCs w:val="28"/>
-        </w:rPr>
-        <w:t>Специализированные сценарии использования</w:t>
-      </w:r>
-    </w:p>
-    <w:p>
-      <w:pPr>
-        <w:spacing w:after="0" w:line="360" w:lineRule="auto"/>
-        <w:ind w:firstLine="709"/>
         <w:jc w:val="both"/>
         <w:rPr>
           <w:rFonts w:ascii="Times New Roman" w:hAnsi="Times New Roman" w:cs="Times New Roman"/>
@@ -5902,1067 +6004,6 @@
           <w:szCs w:val="28"/>
         </w:rPr>
         <w:t>Уникальные возможности системы, такие как поддержка специализированных форматов данных и полноценная кроссплатформенность, открывают ей дорогу в узкопрофессиональные области, где обычные инструменты оказываются недостаточно эффективными.</w:t>
-      </w:r>
-    </w:p>
-    <w:p>
-      <w:pPr>
-        <w:spacing w:after="0" w:line="360" w:lineRule="auto"/>
-        <w:ind w:firstLine="709"/>
-        <w:jc w:val="both"/>
-        <w:rPr>
-          <w:rFonts w:ascii="Times New Roman" w:hAnsi="Times New Roman" w:cs="Times New Roman"/>
-          <w:sz w:val="28"/>
-          <w:szCs w:val="28"/>
-        </w:rPr>
-      </w:pPr>
-      <w:r>
-        <w:rPr>
-          <w:rFonts w:ascii="Times New Roman" w:hAnsi="Times New Roman" w:cs="Times New Roman"/>
-          <w:sz w:val="28"/>
-          <w:szCs w:val="28"/>
-        </w:rPr>
-        <w:t>• Разработка и сопровождение на платформе 1</w:t>
-      </w:r>
-      <w:r>
-        <w:rPr>
-          <w:rFonts w:ascii="Times New Roman" w:hAnsi="Times New Roman" w:cs="Times New Roman"/>
-          <w:sz w:val="28"/>
-          <w:szCs w:val="28"/>
-        </w:rPr>
-        <w:t>С: Предприятие</w:t>
-      </w:r>
-    </w:p>
-    <w:p>
-      <w:pPr>
-        <w:spacing w:after="0" w:line="360" w:lineRule="auto"/>
-        <w:ind w:firstLine="709"/>
-        <w:jc w:val="both"/>
-        <w:rPr>
-          <w:rFonts w:ascii="Times New Roman" w:hAnsi="Times New Roman" w:cs="Times New Roman"/>
-          <w:sz w:val="28"/>
-          <w:szCs w:val="28"/>
-        </w:rPr>
-      </w:pPr>
-      <w:r>
-        <w:rPr>
-          <w:rFonts w:ascii="Times New Roman" w:hAnsi="Times New Roman" w:cs="Times New Roman"/>
-          <w:sz w:val="28"/>
-          <w:szCs w:val="28"/>
-        </w:rPr>
-        <w:t xml:space="preserve">Данное направление представляет собой одну из ключевых и наиболее перспективных ниш для </w:t>
-      </w:r>
-      <w:r>
-        <w:rPr>
-          <w:rFonts w:ascii="Times New Roman" w:hAnsi="Times New Roman" w:cs="Times New Roman"/>
-          <w:sz w:val="28"/>
-          <w:szCs w:val="28"/>
-        </w:rPr>
-        <w:t>использования приложения</w:t>
-      </w:r>
-      <w:r>
-        <w:rPr>
-          <w:rFonts w:ascii="Times New Roman" w:hAnsi="Times New Roman" w:cs="Times New Roman"/>
-          <w:sz w:val="28"/>
-          <w:szCs w:val="28"/>
-        </w:rPr>
-        <w:t>. Программный комплекс идеально адаптирован для работы с многочисленными шаблонами кода 1С, которые в стандартных файловых менеджерах организовать крайне сложно из-за их разветвленной иерархической структуры. Например, разработчик может систематизировать и хранить готовые решения для типовых операций в системе компоновки данных (СКД), шаблоны работы с формами, стандартные запросы, заготовки для типовых обработок и многое другое. Это превращает разрозненные наработки в упорядоченную базу знаний, доступ к которой осуществляется за считанные секунды.</w:t>
-      </w:r>
-    </w:p>
-    <w:p>
-      <w:pPr>
-        <w:spacing w:after="0" w:line="360" w:lineRule="auto"/>
-        <w:ind w:firstLine="709"/>
-        <w:jc w:val="both"/>
-        <w:rPr>
-          <w:rFonts w:ascii="Times New Roman" w:hAnsi="Times New Roman" w:cs="Times New Roman"/>
-          <w:sz w:val="28"/>
-          <w:szCs w:val="28"/>
-        </w:rPr>
-      </w:pPr>
-      <w:r>
-        <w:rPr>
-          <w:rFonts w:ascii="Times New Roman" w:hAnsi="Times New Roman" w:cs="Times New Roman"/>
-          <w:sz w:val="28"/>
-          <w:szCs w:val="28"/>
-        </w:rPr>
-        <w:t xml:space="preserve">Разработка и </w:t>
-      </w:r>
-      <w:r>
-        <w:rPr>
-          <w:rFonts w:ascii="Times New Roman" w:hAnsi="Times New Roman" w:cs="Times New Roman"/>
-          <w:sz w:val="28"/>
-          <w:szCs w:val="28"/>
-        </w:rPr>
-        <w:t xml:space="preserve">сопровождение </w:t>
-      </w:r>
-      <w:r>
-        <w:rPr>
-          <w:rFonts w:ascii="Times New Roman" w:hAnsi="Times New Roman" w:cs="Times New Roman"/>
-          <w:sz w:val="28"/>
-          <w:szCs w:val="28"/>
-        </w:rPr>
-        <w:t>для</w:t>
-      </w:r>
-      <w:r>
-        <w:rPr>
-          <w:rFonts w:ascii="Times New Roman" w:hAnsi="Times New Roman" w:cs="Times New Roman"/>
-          <w:sz w:val="28"/>
-          <w:szCs w:val="28"/>
-        </w:rPr>
-        <w:t xml:space="preserve"> разных языков программирования, рас</w:t>
-      </w:r>
-      <w:r>
-        <w:rPr>
-          <w:rFonts w:ascii="Times New Roman" w:hAnsi="Times New Roman" w:cs="Times New Roman"/>
-          <w:sz w:val="28"/>
-          <w:szCs w:val="28"/>
-        </w:rPr>
-        <w:t>с</w:t>
-      </w:r>
-      <w:r>
-        <w:rPr>
-          <w:rFonts w:ascii="Times New Roman" w:hAnsi="Times New Roman" w:cs="Times New Roman"/>
-          <w:sz w:val="28"/>
-          <w:szCs w:val="28"/>
-        </w:rPr>
-        <w:t>мотрим на п</w:t>
-      </w:r>
-      <w:r>
-        <w:rPr>
-          <w:rFonts w:ascii="Times New Roman" w:hAnsi="Times New Roman" w:cs="Times New Roman"/>
-          <w:sz w:val="28"/>
-          <w:szCs w:val="28"/>
-        </w:rPr>
-        <w:t>римере</w:t>
-      </w:r>
-      <w:r>
-        <w:rPr>
-          <w:rFonts w:ascii="Times New Roman" w:hAnsi="Times New Roman" w:cs="Times New Roman"/>
-          <w:sz w:val="28"/>
-          <w:szCs w:val="28"/>
-        </w:rPr>
-        <w:t xml:space="preserve"> язык</w:t>
-      </w:r>
-      <w:r>
-        <w:rPr>
-          <w:rFonts w:ascii="Times New Roman" w:hAnsi="Times New Roman" w:cs="Times New Roman"/>
-          <w:sz w:val="28"/>
-          <w:szCs w:val="28"/>
-        </w:rPr>
-        <w:t>а</w:t>
-      </w:r>
-      <w:r>
-        <w:rPr>
-          <w:rFonts w:ascii="Times New Roman" w:hAnsi="Times New Roman" w:cs="Times New Roman"/>
-          <w:sz w:val="28"/>
-          <w:szCs w:val="28"/>
-        </w:rPr>
-        <w:t xml:space="preserve"> Python</w:t>
-      </w:r>
-      <w:r>
-        <w:rPr>
-          <w:rFonts w:ascii="Times New Roman" w:hAnsi="Times New Roman" w:cs="Times New Roman"/>
-          <w:sz w:val="28"/>
-          <w:szCs w:val="28"/>
-        </w:rPr>
-        <w:t>:</w:t>
-      </w:r>
-    </w:p>
-    <w:p>
-      <w:pPr>
-        <w:spacing w:after="0" w:line="360" w:lineRule="auto"/>
-        <w:ind w:firstLine="709"/>
-        <w:jc w:val="both"/>
-        <w:rPr>
-          <w:rFonts w:ascii="Times New Roman" w:hAnsi="Times New Roman" w:cs="Times New Roman"/>
-          <w:sz w:val="28"/>
-          <w:szCs w:val="28"/>
-        </w:rPr>
-      </w:pPr>
-      <w:r>
-        <w:rPr>
-          <w:rFonts w:ascii="Times New Roman" w:hAnsi="Times New Roman" w:cs="Times New Roman"/>
-          <w:sz w:val="28"/>
-          <w:szCs w:val="28"/>
-        </w:rPr>
-        <w:t xml:space="preserve">Приложение предлагает хранение решений </w:t>
-      </w:r>
-      <w:r>
-        <w:rPr>
-          <w:rFonts w:ascii="Times New Roman" w:hAnsi="Times New Roman" w:cs="Times New Roman"/>
-          <w:sz w:val="28"/>
-          <w:szCs w:val="28"/>
-        </w:rPr>
-        <w:t>для типичных задач разработчиков разного уровня</w:t>
-      </w:r>
-      <w:r>
-        <w:rPr>
-          <w:rFonts w:ascii="Times New Roman" w:hAnsi="Times New Roman" w:cs="Times New Roman"/>
-          <w:sz w:val="28"/>
-          <w:szCs w:val="28"/>
-        </w:rPr>
-        <w:t xml:space="preserve">. </w:t>
-      </w:r>
-      <w:r>
-        <w:rPr>
-          <w:rFonts w:ascii="Times New Roman" w:hAnsi="Times New Roman" w:cs="Times New Roman"/>
-          <w:sz w:val="28"/>
-          <w:szCs w:val="28"/>
-        </w:rPr>
-        <w:t xml:space="preserve">Для начинающих специалистов она служит организованной базой примеров — от базового синтаксиса до рабочих шаблонов популярных библиотек </w:t>
-      </w:r>
-      <w:r>
-        <w:rPr>
-          <w:rFonts w:ascii="Times New Roman" w:hAnsi="Times New Roman" w:cs="Times New Roman"/>
-          <w:sz w:val="28"/>
-          <w:szCs w:val="28"/>
-        </w:rPr>
-        <w:t>как</w:t>
-      </w:r>
-      <w:r>
-        <w:rPr>
-          <w:rFonts w:ascii="Times New Roman" w:hAnsi="Times New Roman" w:cs="Times New Roman"/>
-          <w:sz w:val="28"/>
-          <w:szCs w:val="28"/>
-        </w:rPr>
-        <w:t xml:space="preserve"> </w:t>
-      </w:r>
-      <w:proofErr w:type="spellStart"/>
-      <w:r>
-        <w:rPr>
-          <w:rFonts w:ascii="Times New Roman" w:hAnsi="Times New Roman" w:cs="Times New Roman"/>
-          <w:sz w:val="28"/>
-          <w:szCs w:val="28"/>
-        </w:rPr>
-        <w:t>NumPy</w:t>
-      </w:r>
-      <w:proofErr w:type="spellEnd"/>
-      <w:r>
-        <w:rPr>
-          <w:rFonts w:ascii="Times New Roman" w:hAnsi="Times New Roman" w:cs="Times New Roman"/>
-          <w:sz w:val="28"/>
-          <w:szCs w:val="28"/>
-        </w:rPr>
-        <w:t xml:space="preserve">, </w:t>
-      </w:r>
-      <w:proofErr w:type="spellStart"/>
-      <w:r>
-        <w:rPr>
-          <w:rFonts w:ascii="Times New Roman" w:hAnsi="Times New Roman" w:cs="Times New Roman"/>
-          <w:sz w:val="28"/>
-          <w:szCs w:val="28"/>
-        </w:rPr>
-        <w:t>Pandas</w:t>
-      </w:r>
-      <w:proofErr w:type="spellEnd"/>
-      <w:r>
-        <w:rPr>
-          <w:rFonts w:ascii="Times New Roman" w:hAnsi="Times New Roman" w:cs="Times New Roman"/>
-          <w:sz w:val="28"/>
-          <w:szCs w:val="28"/>
-        </w:rPr>
-        <w:t xml:space="preserve"> и </w:t>
-      </w:r>
-      <w:proofErr w:type="spellStart"/>
-      <w:r>
-        <w:rPr>
-          <w:rFonts w:ascii="Times New Roman" w:hAnsi="Times New Roman" w:cs="Times New Roman"/>
-          <w:sz w:val="28"/>
-          <w:szCs w:val="28"/>
-        </w:rPr>
-        <w:t>Django</w:t>
-      </w:r>
-      <w:proofErr w:type="spellEnd"/>
-      <w:r>
-        <w:rPr>
-          <w:rFonts w:ascii="Times New Roman" w:hAnsi="Times New Roman" w:cs="Times New Roman"/>
-          <w:sz w:val="28"/>
-          <w:szCs w:val="28"/>
-        </w:rPr>
-        <w:t>. Опытные разработчики используют ее для хранения и быстрого доступа к сложным шаблонам: декораторам, контекстным менеджерам, асинхронным конструкциям и примерам работы с ORM.</w:t>
-      </w:r>
-    </w:p>
-    <w:p>
-      <w:pPr>
-        <w:spacing w:after="0" w:line="360" w:lineRule="auto"/>
-        <w:ind w:firstLine="709"/>
-        <w:jc w:val="both"/>
-        <w:rPr>
-          <w:rFonts w:ascii="Times New Roman" w:hAnsi="Times New Roman" w:cs="Times New Roman"/>
-          <w:sz w:val="28"/>
-          <w:szCs w:val="28"/>
-        </w:rPr>
-      </w:pPr>
-    </w:p>
-    <w:p>
-      <w:pPr>
-        <w:spacing w:after="0" w:line="360" w:lineRule="auto"/>
-        <w:ind w:firstLine="709"/>
-        <w:jc w:val="both"/>
-        <w:rPr>
-          <w:rFonts w:ascii="Times New Roman" w:hAnsi="Times New Roman" w:cs="Times New Roman"/>
-          <w:sz w:val="28"/>
-          <w:szCs w:val="28"/>
-        </w:rPr>
-      </w:pPr>
-      <w:r>
-        <w:rPr>
-          <w:rFonts w:ascii="Times New Roman" w:hAnsi="Times New Roman" w:cs="Times New Roman"/>
-          <w:sz w:val="28"/>
-          <w:szCs w:val="28"/>
-        </w:rPr>
-        <w:lastRenderedPageBreak/>
-        <w:t xml:space="preserve">• </w:t>
-      </w:r>
-      <w:r>
-        <w:rPr>
-          <w:rFonts w:ascii="Times New Roman" w:hAnsi="Times New Roman" w:cs="Times New Roman"/>
-          <w:sz w:val="28"/>
-          <w:szCs w:val="28"/>
-        </w:rPr>
-        <w:t>Кроссплатформенная</w:t>
-      </w:r>
-      <w:r>
-        <w:rPr>
-          <w:rFonts w:ascii="Times New Roman" w:hAnsi="Times New Roman" w:cs="Times New Roman"/>
-          <w:sz w:val="28"/>
-          <w:szCs w:val="28"/>
-        </w:rPr>
-        <w:t xml:space="preserve"> разработка и системное администрирование</w:t>
-      </w:r>
-    </w:p>
-    <w:p>
-      <w:pPr>
-        <w:spacing w:after="0" w:line="360" w:lineRule="auto"/>
-        <w:ind w:firstLine="709"/>
-        <w:jc w:val="both"/>
-        <w:rPr>
-          <w:rFonts w:ascii="Times New Roman" w:hAnsi="Times New Roman" w:cs="Times New Roman"/>
-          <w:sz w:val="28"/>
-          <w:szCs w:val="28"/>
-        </w:rPr>
-      </w:pPr>
-      <w:r>
-        <w:rPr>
-          <w:rFonts w:ascii="Times New Roman" w:hAnsi="Times New Roman" w:cs="Times New Roman"/>
-          <w:sz w:val="28"/>
-          <w:szCs w:val="28"/>
-        </w:rPr>
-        <w:t xml:space="preserve">Универсальность системы проявляется в ее стабильной работе под управлением различных операционных систем — Windows, Linux и </w:t>
-      </w:r>
-      <w:proofErr w:type="spellStart"/>
-      <w:r>
-        <w:rPr>
-          <w:rFonts w:ascii="Times New Roman" w:hAnsi="Times New Roman" w:cs="Times New Roman"/>
-          <w:sz w:val="28"/>
-          <w:szCs w:val="28"/>
-        </w:rPr>
-        <w:t>macOS</w:t>
-      </w:r>
-      <w:proofErr w:type="spellEnd"/>
-      <w:r>
-        <w:rPr>
-          <w:rFonts w:ascii="Times New Roman" w:hAnsi="Times New Roman" w:cs="Times New Roman"/>
-          <w:sz w:val="28"/>
-          <w:szCs w:val="28"/>
-        </w:rPr>
-        <w:t>. Это качество делает ее незаменимым помощником для разработчиков, работающих в смешанных программных средах, а также для системных администраторов, которым ежедневно требуется иметь под рукой актуальные наборы скриптов, конфигурационных файлов и инструкций для разных операционных систем. Вместо того чтобы поддерживать несколько отдельных баз знаний для каждой ОС, пользователь получает единое централизованное хранилище, доступное с любой рабочей станции независимо от ее платформы.</w:t>
-      </w:r>
-    </w:p>
-    <w:p>
-      <w:pPr>
-        <w:spacing w:after="0" w:line="360" w:lineRule="auto"/>
-        <w:ind w:firstLine="709"/>
-        <w:jc w:val="both"/>
-        <w:rPr>
-          <w:rFonts w:ascii="Times New Roman" w:hAnsi="Times New Roman" w:cs="Times New Roman"/>
-          <w:sz w:val="28"/>
-          <w:szCs w:val="28"/>
-        </w:rPr>
-      </w:pPr>
-      <w:r>
-        <w:rPr>
-          <w:rFonts w:ascii="Times New Roman" w:hAnsi="Times New Roman" w:cs="Times New Roman"/>
-          <w:sz w:val="28"/>
-          <w:szCs w:val="28"/>
-        </w:rPr>
-        <w:t>Такой подход не только экономит время, но и создает целостную рабочую экосистему, одинаково комфортную для специалистов разных IT-направлений.</w:t>
-      </w:r>
-    </w:p>
-    <w:p>
-      <w:pPr>
-        <w:spacing w:after="0" w:line="360" w:lineRule="auto"/>
-        <w:ind w:firstLine="709"/>
-        <w:jc w:val="center"/>
-        <w:rPr>
-          <w:rFonts w:ascii="Times New Roman" w:hAnsi="Times New Roman" w:cs="Times New Roman"/>
-          <w:b/>
-          <w:bCs/>
-          <w:sz w:val="28"/>
-          <w:szCs w:val="28"/>
-        </w:rPr>
-      </w:pPr>
-      <w:r>
-        <w:rPr>
-          <w:rFonts w:ascii="Times New Roman" w:hAnsi="Times New Roman" w:cs="Times New Roman"/>
-          <w:b/>
-          <w:bCs/>
-          <w:sz w:val="28"/>
-          <w:szCs w:val="28"/>
-        </w:rPr>
-        <w:t>1.4.</w:t>
-      </w:r>
-      <w:r>
-        <w:rPr>
-          <w:rFonts w:ascii="Times New Roman" w:hAnsi="Times New Roman" w:cs="Times New Roman"/>
-          <w:b/>
-          <w:bCs/>
-          <w:sz w:val="28"/>
-          <w:szCs w:val="28"/>
-        </w:rPr>
-        <w:t>3</w:t>
-      </w:r>
-      <w:r>
-        <w:rPr>
-          <w:rFonts w:ascii="Times New Roman" w:hAnsi="Times New Roman" w:cs="Times New Roman"/>
-          <w:b/>
-          <w:bCs/>
-          <w:sz w:val="28"/>
-          <w:szCs w:val="28"/>
-        </w:rPr>
-        <w:t>. Конкретные примеры применения из функционала проекта</w:t>
-      </w:r>
-    </w:p>
-    <w:p>
-      <w:pPr>
-        <w:spacing w:after="0" w:line="360" w:lineRule="auto"/>
-        <w:ind w:firstLine="709"/>
-        <w:jc w:val="center"/>
-        <w:rPr>
-          <w:rFonts w:ascii="Times New Roman" w:hAnsi="Times New Roman" w:cs="Times New Roman"/>
-          <w:b/>
-          <w:bCs/>
-          <w:sz w:val="28"/>
-          <w:szCs w:val="28"/>
-        </w:rPr>
-      </w:pPr>
-    </w:p>
-    <w:p>
-      <w:pPr>
-        <w:spacing w:after="0" w:line="360" w:lineRule="auto"/>
-        <w:ind w:firstLine="709"/>
-        <w:jc w:val="both"/>
-        <w:rPr>
-          <w:rFonts w:ascii="Times New Roman" w:hAnsi="Times New Roman" w:cs="Times New Roman"/>
-          <w:i/>
-          <w:iCs/>
-          <w:sz w:val="28"/>
-          <w:szCs w:val="28"/>
-        </w:rPr>
-      </w:pPr>
-      <w:r>
-        <w:rPr>
-          <w:rFonts w:ascii="Times New Roman" w:hAnsi="Times New Roman" w:cs="Times New Roman"/>
-          <w:i/>
-          <w:iCs/>
-          <w:sz w:val="28"/>
-          <w:szCs w:val="28"/>
-        </w:rPr>
-        <w:t>Пример</w:t>
-      </w:r>
-      <w:r>
-        <w:rPr>
-          <w:rFonts w:ascii="Times New Roman" w:hAnsi="Times New Roman" w:cs="Times New Roman"/>
-          <w:i/>
-          <w:iCs/>
-          <w:sz w:val="28"/>
-          <w:szCs w:val="28"/>
-        </w:rPr>
-        <w:t xml:space="preserve"> 1: "Мгновенный доступ к инструментам разработчика"</w:t>
-      </w:r>
-    </w:p>
-    <w:p>
-      <w:pPr>
-        <w:spacing w:after="0" w:line="360" w:lineRule="auto"/>
-        <w:ind w:firstLine="709"/>
-        <w:jc w:val="both"/>
-        <w:rPr>
-          <w:rFonts w:ascii="Times New Roman" w:hAnsi="Times New Roman" w:cs="Times New Roman"/>
-          <w:sz w:val="28"/>
-          <w:szCs w:val="28"/>
-        </w:rPr>
-      </w:pPr>
-      <w:r>
-        <w:rPr>
-          <w:rFonts w:ascii="Times New Roman" w:hAnsi="Times New Roman" w:cs="Times New Roman"/>
-          <w:sz w:val="28"/>
-          <w:szCs w:val="28"/>
-        </w:rPr>
-        <w:t xml:space="preserve">Веб-разработчик, работающий над полноценным проектом с </w:t>
-      </w:r>
-      <w:proofErr w:type="spellStart"/>
-      <w:r>
-        <w:rPr>
-          <w:rFonts w:ascii="Times New Roman" w:hAnsi="Times New Roman" w:cs="Times New Roman"/>
-          <w:sz w:val="28"/>
-          <w:szCs w:val="28"/>
-        </w:rPr>
-        <w:t>фронтендом</w:t>
-      </w:r>
-      <w:proofErr w:type="spellEnd"/>
-      <w:r>
-        <w:rPr>
-          <w:rFonts w:ascii="Times New Roman" w:hAnsi="Times New Roman" w:cs="Times New Roman"/>
-          <w:sz w:val="28"/>
-          <w:szCs w:val="28"/>
-        </w:rPr>
-        <w:t xml:space="preserve"> и бэкендом, ежедневно сталкивается с необходимостью использования множества программ: IDE (VS Code), систем контроля версий (</w:t>
-      </w:r>
-      <w:proofErr w:type="spellStart"/>
-      <w:r>
-        <w:rPr>
-          <w:rFonts w:ascii="Times New Roman" w:hAnsi="Times New Roman" w:cs="Times New Roman"/>
-          <w:sz w:val="28"/>
-          <w:szCs w:val="28"/>
-        </w:rPr>
-        <w:t>Git</w:t>
-      </w:r>
-      <w:proofErr w:type="spellEnd"/>
-      <w:r>
-        <w:rPr>
-          <w:rFonts w:ascii="Times New Roman" w:hAnsi="Times New Roman" w:cs="Times New Roman"/>
-          <w:sz w:val="28"/>
-          <w:szCs w:val="28"/>
-        </w:rPr>
-        <w:t>), коммуникационных инструментов (Telegram) и браузеров для тестирования. Без централизованного управления этими инструментами значительное время тратится на их поиск в меню «Пуск» и на панели задач.</w:t>
-      </w:r>
-    </w:p>
-    <w:p>
-      <w:pPr>
-        <w:spacing w:after="0" w:line="360" w:lineRule="auto"/>
-        <w:ind w:firstLine="709"/>
-        <w:jc w:val="both"/>
-        <w:rPr>
-          <w:rFonts w:ascii="Times New Roman" w:hAnsi="Times New Roman" w:cs="Times New Roman"/>
-          <w:sz w:val="28"/>
-          <w:szCs w:val="28"/>
-        </w:rPr>
-      </w:pPr>
-    </w:p>
-    <w:p>
-      <w:pPr>
-        <w:spacing w:after="0" w:line="360" w:lineRule="auto"/>
-        <w:ind w:firstLine="709"/>
-        <w:jc w:val="both"/>
-        <w:rPr>
-          <w:rFonts w:ascii="Times New Roman" w:hAnsi="Times New Roman" w:cs="Times New Roman"/>
-          <w:sz w:val="28"/>
-          <w:szCs w:val="28"/>
-        </w:rPr>
-      </w:pPr>
-      <w:r>
-        <w:rPr>
-          <w:rFonts w:ascii="Times New Roman" w:hAnsi="Times New Roman" w:cs="Times New Roman"/>
-          <w:sz w:val="28"/>
-          <w:szCs w:val="28"/>
-        </w:rPr>
-        <w:t>При запуске приложения на экране появляется стартовая панель с предустановленными и пользовательскими кнопками, позволяя одним кликом запускать:</w:t>
-      </w:r>
-    </w:p>
-    <w:p>
-      <w:pPr>
-        <w:spacing w:after="0" w:line="360" w:lineRule="auto"/>
-        <w:ind w:firstLine="709"/>
-        <w:jc w:val="both"/>
-        <w:rPr>
-          <w:rFonts w:ascii="Times New Roman" w:hAnsi="Times New Roman" w:cs="Times New Roman"/>
-          <w:sz w:val="28"/>
-          <w:szCs w:val="28"/>
-        </w:rPr>
-      </w:pPr>
-      <w:r>
-        <w:rPr>
-          <w:rFonts w:ascii="Times New Roman" w:hAnsi="Times New Roman" w:cs="Times New Roman"/>
-          <w:sz w:val="28"/>
-          <w:szCs w:val="28"/>
-        </w:rPr>
-        <w:t>• VS Code для редактирования кода,</w:t>
-      </w:r>
-    </w:p>
-    <w:p>
-      <w:pPr>
-        <w:spacing w:after="0" w:line="360" w:lineRule="auto"/>
-        <w:ind w:firstLine="709"/>
-        <w:jc w:val="both"/>
-        <w:rPr>
-          <w:rFonts w:ascii="Times New Roman" w:hAnsi="Times New Roman" w:cs="Times New Roman"/>
-          <w:sz w:val="28"/>
-          <w:szCs w:val="28"/>
-        </w:rPr>
-      </w:pPr>
-      <w:r>
-        <w:rPr>
-          <w:rFonts w:ascii="Times New Roman" w:hAnsi="Times New Roman" w:cs="Times New Roman"/>
-          <w:sz w:val="28"/>
-          <w:szCs w:val="28"/>
-        </w:rPr>
-        <w:t xml:space="preserve">• Google </w:t>
-      </w:r>
-      <w:proofErr w:type="spellStart"/>
-      <w:r>
-        <w:rPr>
-          <w:rFonts w:ascii="Times New Roman" w:hAnsi="Times New Roman" w:cs="Times New Roman"/>
-          <w:sz w:val="28"/>
-          <w:szCs w:val="28"/>
-        </w:rPr>
-        <w:t>Chrome</w:t>
-      </w:r>
-      <w:proofErr w:type="spellEnd"/>
-      <w:r>
-        <w:rPr>
-          <w:rFonts w:ascii="Times New Roman" w:hAnsi="Times New Roman" w:cs="Times New Roman"/>
-          <w:sz w:val="28"/>
-          <w:szCs w:val="28"/>
-        </w:rPr>
-        <w:t xml:space="preserve"> для тестирования интерфейса,</w:t>
-      </w:r>
-    </w:p>
-    <w:p>
-      <w:pPr>
-        <w:spacing w:after="0" w:line="360" w:lineRule="auto"/>
-        <w:ind w:firstLine="709"/>
-        <w:jc w:val="both"/>
-        <w:rPr>
-          <w:rFonts w:ascii="Times New Roman" w:hAnsi="Times New Roman" w:cs="Times New Roman"/>
-          <w:sz w:val="28"/>
-          <w:szCs w:val="28"/>
-        </w:rPr>
-      </w:pPr>
-      <w:r>
-        <w:rPr>
-          <w:rFonts w:ascii="Times New Roman" w:hAnsi="Times New Roman" w:cs="Times New Roman"/>
-          <w:sz w:val="28"/>
-          <w:szCs w:val="28"/>
-        </w:rPr>
-        <w:t>• Telegram для оперативной связи с командой,</w:t>
-      </w:r>
-    </w:p>
-    <w:p>
-      <w:pPr>
-        <w:spacing w:after="0" w:line="360" w:lineRule="auto"/>
-        <w:ind w:firstLine="709"/>
-        <w:jc w:val="both"/>
-        <w:rPr>
-          <w:rFonts w:ascii="Times New Roman" w:hAnsi="Times New Roman" w:cs="Times New Roman"/>
-          <w:sz w:val="28"/>
-          <w:szCs w:val="28"/>
-        </w:rPr>
-      </w:pPr>
-      <w:r>
-        <w:rPr>
-          <w:rFonts w:ascii="Times New Roman" w:hAnsi="Times New Roman" w:cs="Times New Roman"/>
-          <w:sz w:val="28"/>
-          <w:szCs w:val="28"/>
-        </w:rPr>
-        <w:t xml:space="preserve">• </w:t>
-      </w:r>
-      <w:proofErr w:type="spellStart"/>
-      <w:r>
-        <w:rPr>
-          <w:rFonts w:ascii="Times New Roman" w:hAnsi="Times New Roman" w:cs="Times New Roman"/>
-          <w:sz w:val="28"/>
-          <w:szCs w:val="28"/>
-        </w:rPr>
-        <w:t>Git</w:t>
-      </w:r>
-      <w:proofErr w:type="spellEnd"/>
-      <w:r>
-        <w:rPr>
-          <w:rFonts w:ascii="Times New Roman" w:hAnsi="Times New Roman" w:cs="Times New Roman"/>
-          <w:sz w:val="28"/>
-          <w:szCs w:val="28"/>
-        </w:rPr>
-        <w:t xml:space="preserve"> </w:t>
-      </w:r>
-      <w:proofErr w:type="spellStart"/>
-      <w:r>
-        <w:rPr>
-          <w:rFonts w:ascii="Times New Roman" w:hAnsi="Times New Roman" w:cs="Times New Roman"/>
-          <w:sz w:val="28"/>
-          <w:szCs w:val="28"/>
-        </w:rPr>
-        <w:t>Bash</w:t>
-      </w:r>
-      <w:proofErr w:type="spellEnd"/>
-      <w:r>
-        <w:rPr>
-          <w:rFonts w:ascii="Times New Roman" w:hAnsi="Times New Roman" w:cs="Times New Roman"/>
-          <w:sz w:val="28"/>
-          <w:szCs w:val="28"/>
-        </w:rPr>
-        <w:t xml:space="preserve"> для работы с репозиторием.</w:t>
-      </w:r>
-    </w:p>
-    <w:p>
-      <w:pPr>
-        <w:spacing w:after="0" w:line="360" w:lineRule="auto"/>
-        <w:ind w:firstLine="709"/>
-        <w:jc w:val="both"/>
-        <w:rPr>
-          <w:rFonts w:ascii="Times New Roman" w:hAnsi="Times New Roman" w:cs="Times New Roman"/>
-          <w:sz w:val="28"/>
-          <w:szCs w:val="28"/>
-        </w:rPr>
-      </w:pPr>
-      <w:r>
-        <w:rPr>
-          <w:rFonts w:ascii="Times New Roman" w:hAnsi="Times New Roman" w:cs="Times New Roman"/>
-          <w:sz w:val="28"/>
-          <w:szCs w:val="28"/>
-        </w:rPr>
-        <w:lastRenderedPageBreak/>
-        <w:t xml:space="preserve">Для редко используемых, но важных утилит (например, </w:t>
-      </w:r>
-      <w:proofErr w:type="spellStart"/>
-      <w:r>
-        <w:rPr>
-          <w:rFonts w:ascii="Times New Roman" w:hAnsi="Times New Roman" w:cs="Times New Roman"/>
-          <w:sz w:val="28"/>
-          <w:szCs w:val="28"/>
-        </w:rPr>
-        <w:t>Postman</w:t>
-      </w:r>
-      <w:proofErr w:type="spellEnd"/>
-      <w:r>
-        <w:rPr>
-          <w:rFonts w:ascii="Times New Roman" w:hAnsi="Times New Roman" w:cs="Times New Roman"/>
-          <w:sz w:val="28"/>
-          <w:szCs w:val="28"/>
-        </w:rPr>
-        <w:t xml:space="preserve"> для тестирования API) пользователь может легко добавить новые кнопки.</w:t>
-      </w:r>
-    </w:p>
-    <w:p>
-      <w:pPr>
-        <w:spacing w:after="0" w:line="360" w:lineRule="auto"/>
-        <w:ind w:firstLine="709"/>
-        <w:jc w:val="both"/>
-        <w:rPr>
-          <w:rFonts w:ascii="Times New Roman" w:hAnsi="Times New Roman" w:cs="Times New Roman"/>
-          <w:sz w:val="28"/>
-          <w:szCs w:val="28"/>
-        </w:rPr>
-      </w:pPr>
-      <w:r>
-        <w:rPr>
-          <w:rFonts w:ascii="Times New Roman" w:hAnsi="Times New Roman" w:cs="Times New Roman"/>
-          <w:sz w:val="28"/>
-          <w:szCs w:val="28"/>
-        </w:rPr>
-        <w:t xml:space="preserve">Стартовая панель эффективно устраняет хаос рабочего пространства, предоставляя единый командный центр со всеми необходимыми инструментами и создавая организованную рабочую среду. Инструмент экономит время и ресурсы за счет мгновенного запуска приложений без переключения контекста, что сохраняет </w:t>
-      </w:r>
-      <w:r>
-        <w:rPr>
-          <w:rFonts w:ascii="Times New Roman" w:hAnsi="Times New Roman" w:cs="Times New Roman"/>
-          <w:sz w:val="28"/>
-          <w:szCs w:val="28"/>
-        </w:rPr>
-        <w:t>концентрацию и повышает продуктивность. Гибкость настройки по</w:t>
-      </w:r>
-      <w:r>
-        <w:rPr>
-          <w:rFonts w:ascii="Times New Roman" w:hAnsi="Times New Roman" w:cs="Times New Roman"/>
-          <w:sz w:val="28"/>
-          <w:szCs w:val="28"/>
-        </w:rPr>
-        <w:t>зволяет адаптировать панель под текущие задачи - пользователь самостоятельно формирует набор инструментов, создавая персонализированную рабочую среду.</w:t>
-      </w:r>
-    </w:p>
-    <w:p>
-      <w:pPr>
-        <w:spacing w:after="0" w:line="360" w:lineRule="auto"/>
-        <w:ind w:firstLine="709"/>
-        <w:jc w:val="both"/>
-        <w:rPr>
-          <w:rFonts w:ascii="Times New Roman" w:hAnsi="Times New Roman" w:cs="Times New Roman"/>
-          <w:sz w:val="28"/>
-          <w:szCs w:val="28"/>
-        </w:rPr>
-      </w:pPr>
-      <w:r>
-        <w:rPr>
-          <w:rFonts w:ascii="Times New Roman" w:hAnsi="Times New Roman" w:cs="Times New Roman"/>
-          <w:sz w:val="28"/>
-          <w:szCs w:val="28"/>
-        </w:rPr>
-        <w:t xml:space="preserve">Технологической основой решения является хранение конфигурации кнопок в файле </w:t>
-      </w:r>
-      <w:proofErr w:type="gramStart"/>
-      <w:r>
-        <w:rPr>
-          <w:rFonts w:ascii="Times New Roman" w:hAnsi="Times New Roman" w:cs="Times New Roman"/>
-          <w:sz w:val="28"/>
-          <w:szCs w:val="28"/>
-        </w:rPr>
-        <w:t>buttons.json</w:t>
-      </w:r>
-      <w:proofErr w:type="gramEnd"/>
-      <w:r>
-        <w:rPr>
-          <w:rFonts w:ascii="Times New Roman" w:hAnsi="Times New Roman" w:cs="Times New Roman"/>
-          <w:sz w:val="28"/>
-          <w:szCs w:val="28"/>
-        </w:rPr>
-        <w:t>, что обеспечивает простой перенос настроек между устройствами.</w:t>
-      </w:r>
-    </w:p>
-    <w:p>
-      <w:pPr>
-        <w:spacing w:after="0" w:line="360" w:lineRule="auto"/>
-        <w:ind w:firstLine="709"/>
-        <w:jc w:val="both"/>
-        <w:rPr>
-          <w:rFonts w:ascii="Times New Roman" w:hAnsi="Times New Roman" w:cs="Times New Roman"/>
-          <w:sz w:val="28"/>
-          <w:szCs w:val="28"/>
-        </w:rPr>
-      </w:pPr>
-    </w:p>
-    <w:p>
-      <w:pPr>
-        <w:spacing w:after="0" w:line="360" w:lineRule="auto"/>
-        <w:ind w:firstLine="709"/>
-        <w:jc w:val="both"/>
-        <w:rPr>
-          <w:rFonts w:ascii="Times New Roman" w:hAnsi="Times New Roman" w:cs="Times New Roman"/>
-          <w:i/>
-          <w:iCs/>
-          <w:sz w:val="28"/>
-          <w:szCs w:val="28"/>
-        </w:rPr>
-      </w:pPr>
-      <w:r>
-        <w:rPr>
-          <w:rFonts w:ascii="Times New Roman" w:hAnsi="Times New Roman" w:cs="Times New Roman"/>
-          <w:i/>
-          <w:iCs/>
-          <w:sz w:val="28"/>
-          <w:szCs w:val="28"/>
-        </w:rPr>
-        <w:t>Пример</w:t>
-      </w:r>
-      <w:r>
-        <w:rPr>
-          <w:rFonts w:ascii="Times New Roman" w:hAnsi="Times New Roman" w:cs="Times New Roman"/>
-          <w:i/>
-          <w:iCs/>
-          <w:color w:val="FF0000"/>
-          <w:sz w:val="28"/>
-          <w:szCs w:val="28"/>
-        </w:rPr>
-        <w:t xml:space="preserve"> </w:t>
-      </w:r>
-      <w:r>
-        <w:rPr>
-          <w:rFonts w:ascii="Times New Roman" w:hAnsi="Times New Roman" w:cs="Times New Roman"/>
-          <w:i/>
-          <w:iCs/>
-          <w:sz w:val="28"/>
-          <w:szCs w:val="28"/>
-        </w:rPr>
-        <w:t>2</w:t>
-      </w:r>
-      <w:r>
-        <w:rPr>
-          <w:rFonts w:ascii="Times New Roman" w:hAnsi="Times New Roman" w:cs="Times New Roman"/>
-          <w:i/>
-          <w:iCs/>
-          <w:color w:val="FF0000"/>
-          <w:sz w:val="28"/>
-          <w:szCs w:val="28"/>
-        </w:rPr>
-        <w:t>:</w:t>
-      </w:r>
-      <w:r>
-        <w:rPr>
-          <w:rFonts w:ascii="Times New Roman" w:hAnsi="Times New Roman" w:cs="Times New Roman"/>
-          <w:i/>
-          <w:iCs/>
-          <w:sz w:val="28"/>
-          <w:szCs w:val="28"/>
-        </w:rPr>
-        <w:t xml:space="preserve"> "Повторное использование кода и шаблонов"</w:t>
-      </w:r>
-    </w:p>
-    <w:p>
-      <w:pPr>
-        <w:spacing w:after="0" w:line="360" w:lineRule="auto"/>
-        <w:ind w:firstLine="709"/>
-        <w:jc w:val="both"/>
-        <w:rPr>
-          <w:rFonts w:ascii="Times New Roman" w:hAnsi="Times New Roman" w:cs="Times New Roman"/>
-          <w:sz w:val="28"/>
-          <w:szCs w:val="28"/>
-        </w:rPr>
-      </w:pPr>
-      <w:r>
-        <w:rPr>
-          <w:rFonts w:ascii="Times New Roman" w:hAnsi="Times New Roman" w:cs="Times New Roman"/>
-          <w:sz w:val="28"/>
-          <w:szCs w:val="28"/>
-        </w:rPr>
-        <w:t xml:space="preserve">Студенты и начинающие разработчики при выполнении учебных заданий или коммерческих проектов регулярно нуждаются в стандартных решениях — сортировке коллекций, работе с файлами или реализации алгоритмов. Поиск таких решений в старых проектах, заметках или интернете отнимает </w:t>
-      </w:r>
-      <w:r>
-        <w:rPr>
-          <w:rFonts w:ascii="Times New Roman" w:hAnsi="Times New Roman" w:cs="Times New Roman"/>
-          <w:sz w:val="28"/>
-          <w:szCs w:val="28"/>
-        </w:rPr>
-        <w:t>много</w:t>
-      </w:r>
-      <w:r>
-        <w:rPr>
-          <w:rFonts w:ascii="Times New Roman" w:hAnsi="Times New Roman" w:cs="Times New Roman"/>
-          <w:sz w:val="28"/>
-          <w:szCs w:val="28"/>
-        </w:rPr>
-        <w:t xml:space="preserve"> время и часто приводит к ошибкам.</w:t>
-      </w:r>
-    </w:p>
-    <w:p>
-      <w:pPr>
-        <w:spacing w:after="0" w:line="360" w:lineRule="auto"/>
-        <w:ind w:firstLine="709"/>
-        <w:jc w:val="both"/>
-        <w:rPr>
-          <w:rFonts w:ascii="Times New Roman" w:hAnsi="Times New Roman" w:cs="Times New Roman"/>
-          <w:sz w:val="28"/>
-          <w:szCs w:val="28"/>
-        </w:rPr>
-      </w:pPr>
-    </w:p>
-    <w:p>
-      <w:pPr>
-        <w:spacing w:after="0" w:line="360" w:lineRule="auto"/>
-        <w:ind w:firstLine="709"/>
-        <w:jc w:val="both"/>
-        <w:rPr>
-          <w:rFonts w:ascii="Times New Roman" w:hAnsi="Times New Roman" w:cs="Times New Roman"/>
-          <w:sz w:val="28"/>
-          <w:szCs w:val="28"/>
-        </w:rPr>
-      </w:pPr>
-      <w:r>
-        <w:rPr>
-          <w:rFonts w:ascii="Times New Roman" w:hAnsi="Times New Roman" w:cs="Times New Roman"/>
-          <w:sz w:val="28"/>
-          <w:szCs w:val="28"/>
-        </w:rPr>
-        <w:t xml:space="preserve">Приложение решает эту проблему через </w:t>
-      </w:r>
-      <w:r>
-        <w:rPr>
-          <w:rFonts w:ascii="Times New Roman" w:hAnsi="Times New Roman" w:cs="Times New Roman"/>
-          <w:sz w:val="28"/>
-          <w:szCs w:val="28"/>
-        </w:rPr>
-        <w:t xml:space="preserve">интуитивную </w:t>
-      </w:r>
-      <w:r>
-        <w:rPr>
-          <w:rFonts w:ascii="Times New Roman" w:hAnsi="Times New Roman" w:cs="Times New Roman"/>
-          <w:sz w:val="28"/>
-          <w:szCs w:val="28"/>
-        </w:rPr>
-        <w:t xml:space="preserve">боковую панель с древовидной структурой файлов, сгруппированных по языкам программирования и темам. Например, переходя по пути Java → Коллекции → Сортировка </w:t>
-      </w:r>
-      <w:proofErr w:type="spellStart"/>
-      <w:r>
-        <w:rPr>
-          <w:rFonts w:ascii="Times New Roman" w:hAnsi="Times New Roman" w:cs="Times New Roman"/>
-          <w:sz w:val="28"/>
-          <w:szCs w:val="28"/>
-        </w:rPr>
-        <w:t>HashMap</w:t>
-      </w:r>
-      <w:proofErr w:type="spellEnd"/>
-      <w:r>
-        <w:rPr>
-          <w:rFonts w:ascii="Times New Roman" w:hAnsi="Times New Roman" w:cs="Times New Roman"/>
-          <w:sz w:val="28"/>
-          <w:szCs w:val="28"/>
-        </w:rPr>
-        <w:t xml:space="preserve"> по значению, пользователь мгновенно получает готовый шаблон кода с подробными комментариями. Этот шаблон можно сразу скопировать в буфер обмена, адаптировать под конкретную задачу или изучить сопутствующие примеры с пояснениями.</w:t>
-      </w:r>
-    </w:p>
-    <w:p>
-      <w:pPr>
-        <w:spacing w:after="0" w:line="360" w:lineRule="auto"/>
-        <w:ind w:firstLine="709"/>
-        <w:jc w:val="both"/>
-        <w:rPr>
-          <w:rFonts w:ascii="Times New Roman" w:hAnsi="Times New Roman" w:cs="Times New Roman"/>
-          <w:sz w:val="28"/>
-          <w:szCs w:val="28"/>
-        </w:rPr>
-      </w:pPr>
-      <w:r>
-        <w:rPr>
-          <w:rFonts w:ascii="Times New Roman" w:hAnsi="Times New Roman" w:cs="Times New Roman"/>
-          <w:sz w:val="28"/>
-          <w:szCs w:val="28"/>
-        </w:rPr>
-        <w:t xml:space="preserve">Основное преимущество системы — значительная экономия времени благодаря мгновенному доступу к проверенным решениям. Вместо </w:t>
-      </w:r>
-      <w:r>
-        <w:rPr>
-          <w:rFonts w:ascii="Times New Roman" w:hAnsi="Times New Roman" w:cs="Times New Roman"/>
-          <w:sz w:val="28"/>
-          <w:szCs w:val="28"/>
-        </w:rPr>
-        <w:lastRenderedPageBreak/>
-        <w:t>длительного поиска в различных источниках разработчик сразу получает рабочий код. Система также способствует стандартизации кода через единые проверенные шаблоны для типовых задач, что снижает количество ошибок и упрощает командную работу.</w:t>
-      </w:r>
-    </w:p>
-    <w:p>
-      <w:pPr>
-        <w:spacing w:after="0" w:line="360" w:lineRule="auto"/>
-        <w:ind w:firstLine="709"/>
-        <w:jc w:val="both"/>
-        <w:rPr>
-          <w:rFonts w:ascii="Times New Roman" w:hAnsi="Times New Roman" w:cs="Times New Roman"/>
-          <w:sz w:val="28"/>
-          <w:szCs w:val="28"/>
-        </w:rPr>
-      </w:pPr>
-      <w:r>
-        <w:rPr>
-          <w:rFonts w:ascii="Times New Roman" w:hAnsi="Times New Roman" w:cs="Times New Roman"/>
-          <w:sz w:val="28"/>
-          <w:szCs w:val="28"/>
-        </w:rPr>
-        <w:t>Дополнительный бонус — возможность обучения на практических примерах: готовые фрагменты с комментариями служат отличным учебным материалом для освоения лучших практик программирования.</w:t>
-      </w:r>
-    </w:p>
-    <w:p>
-      <w:pPr>
-        <w:spacing w:after="0" w:line="360" w:lineRule="auto"/>
-        <w:ind w:firstLine="709"/>
-        <w:jc w:val="both"/>
-        <w:rPr>
-          <w:rFonts w:ascii="Times New Roman" w:hAnsi="Times New Roman" w:cs="Times New Roman"/>
-          <w:sz w:val="28"/>
-          <w:szCs w:val="28"/>
-        </w:rPr>
-      </w:pPr>
-      <w:r>
-        <w:rPr>
-          <w:rFonts w:ascii="Times New Roman" w:hAnsi="Times New Roman" w:cs="Times New Roman"/>
-          <w:sz w:val="28"/>
-          <w:szCs w:val="28"/>
-        </w:rPr>
-        <w:t>Технологической основой реализации являются:</w:t>
       </w:r>
     </w:p>
     <w:p>
@@ -6986,8 +6027,287 @@
           <w:sz w:val="28"/>
           <w:szCs w:val="28"/>
         </w:rPr>
-        <w:t>ST-файлы для хранения структурированных фрагментов кода</w:t>
-      </w:r>
+        <w:t>Разработка и сопровождение на платформе 1</w:t>
+      </w:r>
+      <w:r>
+        <w:rPr>
+          <w:rFonts w:ascii="Times New Roman" w:hAnsi="Times New Roman" w:cs="Times New Roman"/>
+          <w:sz w:val="28"/>
+          <w:szCs w:val="28"/>
+        </w:rPr>
+        <w:t>С: Предприятие</w:t>
+      </w:r>
+    </w:p>
+    <w:p>
+      <w:pPr>
+        <w:spacing w:after="0" w:line="360" w:lineRule="auto"/>
+        <w:ind w:firstLine="709"/>
+        <w:jc w:val="both"/>
+        <w:rPr>
+          <w:rFonts w:ascii="Times New Roman" w:hAnsi="Times New Roman" w:cs="Times New Roman"/>
+          <w:sz w:val="28"/>
+          <w:szCs w:val="28"/>
+        </w:rPr>
+      </w:pPr>
+      <w:r>
+        <w:rPr>
+          <w:rFonts w:ascii="Times New Roman" w:hAnsi="Times New Roman" w:cs="Times New Roman"/>
+          <w:sz w:val="28"/>
+          <w:szCs w:val="28"/>
+        </w:rPr>
+        <w:t xml:space="preserve">Данное направление представляет собой одну из ключевых и наиболее перспективных ниш для </w:t>
+      </w:r>
+      <w:r>
+        <w:rPr>
+          <w:rFonts w:ascii="Times New Roman" w:hAnsi="Times New Roman" w:cs="Times New Roman"/>
+          <w:sz w:val="28"/>
+          <w:szCs w:val="28"/>
+        </w:rPr>
+        <w:t>использования приложения</w:t>
+      </w:r>
+      <w:r>
+        <w:rPr>
+          <w:rFonts w:ascii="Times New Roman" w:hAnsi="Times New Roman" w:cs="Times New Roman"/>
+          <w:sz w:val="28"/>
+          <w:szCs w:val="28"/>
+        </w:rPr>
+        <w:t>. Программный комплекс идеально адаптирован для работы с многочисленными шаблонами кода 1С, которые в стандартных файловых менеджерах организовать крайне сложно из-за их разветвленной иерархической структуры. Например, разработчик может систематизировать и хранить готовые решения для типовых операций в системе компоновки данных (СКД), шаблоны работы с формами, стандартные запросы, заготовки для типовых обработок и многое другое. Это превращает разрозненные наработки в упорядоченную базу знаний, доступ к которой осуществляется за считанные секунды.</w:t>
+      </w:r>
+    </w:p>
+    <w:p>
+      <w:pPr>
+        <w:spacing w:after="0" w:line="360" w:lineRule="auto"/>
+        <w:ind w:firstLine="709"/>
+        <w:jc w:val="both"/>
+        <w:rPr>
+          <w:rFonts w:ascii="Times New Roman" w:hAnsi="Times New Roman" w:cs="Times New Roman"/>
+          <w:sz w:val="28"/>
+          <w:szCs w:val="28"/>
+        </w:rPr>
+      </w:pPr>
+      <w:r>
+        <w:rPr>
+          <w:rFonts w:ascii="Times New Roman" w:hAnsi="Times New Roman" w:cs="Times New Roman"/>
+          <w:sz w:val="28"/>
+          <w:szCs w:val="28"/>
+        </w:rPr>
+        <w:t xml:space="preserve">Разработка и </w:t>
+      </w:r>
+      <w:r>
+        <w:rPr>
+          <w:rFonts w:ascii="Times New Roman" w:hAnsi="Times New Roman" w:cs="Times New Roman"/>
+          <w:sz w:val="28"/>
+          <w:szCs w:val="28"/>
+        </w:rPr>
+        <w:t xml:space="preserve">сопровождение </w:t>
+      </w:r>
+      <w:r>
+        <w:rPr>
+          <w:rFonts w:ascii="Times New Roman" w:hAnsi="Times New Roman" w:cs="Times New Roman"/>
+          <w:sz w:val="28"/>
+          <w:szCs w:val="28"/>
+        </w:rPr>
+        <w:t>для</w:t>
+      </w:r>
+      <w:r>
+        <w:rPr>
+          <w:rFonts w:ascii="Times New Roman" w:hAnsi="Times New Roman" w:cs="Times New Roman"/>
+          <w:sz w:val="28"/>
+          <w:szCs w:val="28"/>
+        </w:rPr>
+        <w:t xml:space="preserve"> разных языков программирования, рас</w:t>
+      </w:r>
+      <w:r>
+        <w:rPr>
+          <w:rFonts w:ascii="Times New Roman" w:hAnsi="Times New Roman" w:cs="Times New Roman"/>
+          <w:sz w:val="28"/>
+          <w:szCs w:val="28"/>
+        </w:rPr>
+        <w:t>с</w:t>
+      </w:r>
+      <w:r>
+        <w:rPr>
+          <w:rFonts w:ascii="Times New Roman" w:hAnsi="Times New Roman" w:cs="Times New Roman"/>
+          <w:sz w:val="28"/>
+          <w:szCs w:val="28"/>
+        </w:rPr>
+        <w:t>мотрим на п</w:t>
+      </w:r>
+      <w:r>
+        <w:rPr>
+          <w:rFonts w:ascii="Times New Roman" w:hAnsi="Times New Roman" w:cs="Times New Roman"/>
+          <w:sz w:val="28"/>
+          <w:szCs w:val="28"/>
+        </w:rPr>
+        <w:t>римере</w:t>
+      </w:r>
+      <w:r>
+        <w:rPr>
+          <w:rFonts w:ascii="Times New Roman" w:hAnsi="Times New Roman" w:cs="Times New Roman"/>
+          <w:sz w:val="28"/>
+          <w:szCs w:val="28"/>
+        </w:rPr>
+        <w:t xml:space="preserve"> язык</w:t>
+      </w:r>
+      <w:r>
+        <w:rPr>
+          <w:rFonts w:ascii="Times New Roman" w:hAnsi="Times New Roman" w:cs="Times New Roman"/>
+          <w:sz w:val="28"/>
+          <w:szCs w:val="28"/>
+        </w:rPr>
+        <w:t>а</w:t>
+      </w:r>
+      <w:r>
+        <w:rPr>
+          <w:rFonts w:ascii="Times New Roman" w:hAnsi="Times New Roman" w:cs="Times New Roman"/>
+          <w:sz w:val="28"/>
+          <w:szCs w:val="28"/>
+        </w:rPr>
+        <w:t xml:space="preserve"> Python</w:t>
+      </w:r>
+      <w:r>
+        <w:rPr>
+          <w:rFonts w:ascii="Times New Roman" w:hAnsi="Times New Roman" w:cs="Times New Roman"/>
+          <w:sz w:val="28"/>
+          <w:szCs w:val="28"/>
+        </w:rPr>
+        <w:t>:</w:t>
+      </w:r>
+    </w:p>
+    <w:p>
+      <w:pPr>
+        <w:spacing w:after="0" w:line="360" w:lineRule="auto"/>
+        <w:ind w:firstLine="709"/>
+        <w:jc w:val="both"/>
+        <w:rPr>
+          <w:rFonts w:ascii="Times New Roman" w:hAnsi="Times New Roman" w:cs="Times New Roman"/>
+          <w:sz w:val="28"/>
+          <w:szCs w:val="28"/>
+        </w:rPr>
+      </w:pPr>
+      <w:r>
+        <w:rPr>
+          <w:rFonts w:ascii="Times New Roman" w:hAnsi="Times New Roman" w:cs="Times New Roman"/>
+          <w:sz w:val="28"/>
+          <w:szCs w:val="28"/>
+        </w:rPr>
+        <w:t xml:space="preserve">Приложение предлагает хранение решений </w:t>
+      </w:r>
+      <w:r>
+        <w:rPr>
+          <w:rFonts w:ascii="Times New Roman" w:hAnsi="Times New Roman" w:cs="Times New Roman"/>
+          <w:sz w:val="28"/>
+          <w:szCs w:val="28"/>
+        </w:rPr>
+        <w:t>для типичных задач разработчиков разного уровня</w:t>
+      </w:r>
+      <w:r>
+        <w:rPr>
+          <w:rFonts w:ascii="Times New Roman" w:hAnsi="Times New Roman" w:cs="Times New Roman"/>
+          <w:sz w:val="28"/>
+          <w:szCs w:val="28"/>
+        </w:rPr>
+        <w:t xml:space="preserve">. </w:t>
+      </w:r>
+      <w:r>
+        <w:rPr>
+          <w:rFonts w:ascii="Times New Roman" w:hAnsi="Times New Roman" w:cs="Times New Roman"/>
+          <w:sz w:val="28"/>
+          <w:szCs w:val="28"/>
+        </w:rPr>
+        <w:t xml:space="preserve">Для начинающих специалистов она служит </w:t>
+      </w:r>
+      <w:r>
+        <w:rPr>
+          <w:rFonts w:ascii="Times New Roman" w:hAnsi="Times New Roman" w:cs="Times New Roman"/>
+          <w:sz w:val="28"/>
+          <w:szCs w:val="28"/>
+        </w:rPr>
+        <w:lastRenderedPageBreak/>
+        <w:t xml:space="preserve">организованной базой примеров — от базового синтаксиса до рабочих шаблонов популярных библиотек </w:t>
+      </w:r>
+      <w:r>
+        <w:rPr>
+          <w:rFonts w:ascii="Times New Roman" w:hAnsi="Times New Roman" w:cs="Times New Roman"/>
+          <w:sz w:val="28"/>
+          <w:szCs w:val="28"/>
+        </w:rPr>
+        <w:t>как</w:t>
+      </w:r>
+      <w:r>
+        <w:rPr>
+          <w:rFonts w:ascii="Times New Roman" w:hAnsi="Times New Roman" w:cs="Times New Roman"/>
+          <w:sz w:val="28"/>
+          <w:szCs w:val="28"/>
+        </w:rPr>
+        <w:t xml:space="preserve"> </w:t>
+      </w:r>
+      <w:proofErr w:type="spellStart"/>
+      <w:r>
+        <w:rPr>
+          <w:rFonts w:ascii="Times New Roman" w:hAnsi="Times New Roman" w:cs="Times New Roman"/>
+          <w:sz w:val="28"/>
+          <w:szCs w:val="28"/>
+        </w:rPr>
+        <w:t>NumPy</w:t>
+      </w:r>
+      <w:proofErr w:type="spellEnd"/>
+      <w:r>
+        <w:rPr>
+          <w:rFonts w:ascii="Times New Roman" w:hAnsi="Times New Roman" w:cs="Times New Roman"/>
+          <w:sz w:val="28"/>
+          <w:szCs w:val="28"/>
+        </w:rPr>
+        <w:t xml:space="preserve">, </w:t>
+      </w:r>
+      <w:proofErr w:type="spellStart"/>
+      <w:r>
+        <w:rPr>
+          <w:rFonts w:ascii="Times New Roman" w:hAnsi="Times New Roman" w:cs="Times New Roman"/>
+          <w:sz w:val="28"/>
+          <w:szCs w:val="28"/>
+        </w:rPr>
+        <w:t>Pandas</w:t>
+      </w:r>
+      <w:proofErr w:type="spellEnd"/>
+      <w:r>
+        <w:rPr>
+          <w:rFonts w:ascii="Times New Roman" w:hAnsi="Times New Roman" w:cs="Times New Roman"/>
+          <w:sz w:val="28"/>
+          <w:szCs w:val="28"/>
+        </w:rPr>
+        <w:t xml:space="preserve"> и </w:t>
+      </w:r>
+      <w:proofErr w:type="spellStart"/>
+      <w:r>
+        <w:rPr>
+          <w:rFonts w:ascii="Times New Roman" w:hAnsi="Times New Roman" w:cs="Times New Roman"/>
+          <w:sz w:val="28"/>
+          <w:szCs w:val="28"/>
+        </w:rPr>
+        <w:t>Django</w:t>
+      </w:r>
+      <w:proofErr w:type="spellEnd"/>
+      <w:r>
+        <w:rPr>
+          <w:rFonts w:ascii="Times New Roman" w:hAnsi="Times New Roman" w:cs="Times New Roman"/>
+          <w:sz w:val="28"/>
+          <w:szCs w:val="28"/>
+        </w:rPr>
+        <w:t>. Опытные разработчики используют ее для хранения и быстрого доступа к сложным шаблонам: декораторам, контекстным менеджерам, асинхронным конструкциям и примерам работы с ORM.</w:t>
+      </w:r>
+    </w:p>
+    <w:p>
+      <w:pPr>
+        <w:spacing w:after="0" w:line="360" w:lineRule="auto"/>
+        <w:ind w:firstLine="709"/>
+        <w:jc w:val="both"/>
+        <w:rPr>
+          <w:rFonts w:ascii="Times New Roman" w:hAnsi="Times New Roman" w:cs="Times New Roman"/>
+          <w:sz w:val="28"/>
+          <w:szCs w:val="28"/>
+        </w:rPr>
+      </w:pPr>
     </w:p>
     <w:p>
       <w:pPr>
@@ -7010,7 +6330,711 @@
           <w:sz w:val="28"/>
           <w:szCs w:val="28"/>
         </w:rPr>
-        <w:t>Иерархическое представление данных в боковой панели</w:t>
+        <w:t>Кроссплатформенная</w:t>
+      </w:r>
+      <w:r>
+        <w:rPr>
+          <w:rFonts w:ascii="Times New Roman" w:hAnsi="Times New Roman" w:cs="Times New Roman"/>
+          <w:sz w:val="28"/>
+          <w:szCs w:val="28"/>
+        </w:rPr>
+        <w:t xml:space="preserve"> разработка и системное администрирование</w:t>
+      </w:r>
+    </w:p>
+    <w:p>
+      <w:pPr>
+        <w:spacing w:after="0" w:line="360" w:lineRule="auto"/>
+        <w:ind w:firstLine="709"/>
+        <w:jc w:val="both"/>
+        <w:rPr>
+          <w:rFonts w:ascii="Times New Roman" w:hAnsi="Times New Roman" w:cs="Times New Roman"/>
+          <w:sz w:val="28"/>
+          <w:szCs w:val="28"/>
+        </w:rPr>
+      </w:pPr>
+      <w:r>
+        <w:rPr>
+          <w:rFonts w:ascii="Times New Roman" w:hAnsi="Times New Roman" w:cs="Times New Roman"/>
+          <w:sz w:val="28"/>
+          <w:szCs w:val="28"/>
+        </w:rPr>
+        <w:t xml:space="preserve">Универсальность системы проявляется в ее стабильной работе под управлением различных операционных систем — Windows, Linux и </w:t>
+      </w:r>
+      <w:proofErr w:type="spellStart"/>
+      <w:r>
+        <w:rPr>
+          <w:rFonts w:ascii="Times New Roman" w:hAnsi="Times New Roman" w:cs="Times New Roman"/>
+          <w:sz w:val="28"/>
+          <w:szCs w:val="28"/>
+        </w:rPr>
+        <w:t>macOS</w:t>
+      </w:r>
+      <w:proofErr w:type="spellEnd"/>
+      <w:r>
+        <w:rPr>
+          <w:rFonts w:ascii="Times New Roman" w:hAnsi="Times New Roman" w:cs="Times New Roman"/>
+          <w:sz w:val="28"/>
+          <w:szCs w:val="28"/>
+        </w:rPr>
+        <w:t>. Это качество делает ее незаменимым помощником для разработчиков, работающих в смешанных программных средах, а также для системных администраторов, которым ежедневно требуется иметь под рукой актуальные наборы скриптов, конфигурационных файлов и инструкций для разных операционных систем. Вместо того чтобы поддерживать несколько отдельных баз знаний для каждой ОС, пользователь получает единое централизованное хранилище, доступное с любой рабочей станции независимо от ее платформы.</w:t>
+      </w:r>
+    </w:p>
+    <w:p>
+      <w:pPr>
+        <w:spacing w:after="0" w:line="360" w:lineRule="auto"/>
+        <w:ind w:firstLine="709"/>
+        <w:jc w:val="both"/>
+        <w:rPr>
+          <w:rFonts w:ascii="Times New Roman" w:hAnsi="Times New Roman" w:cs="Times New Roman"/>
+          <w:sz w:val="28"/>
+          <w:szCs w:val="28"/>
+        </w:rPr>
+      </w:pPr>
+      <w:r>
+        <w:rPr>
+          <w:rFonts w:ascii="Times New Roman" w:hAnsi="Times New Roman" w:cs="Times New Roman"/>
+          <w:sz w:val="28"/>
+          <w:szCs w:val="28"/>
+        </w:rPr>
+        <w:t>Такой подход не только экономит время, но и создает целостную рабочую экосистему, одинаково комфортную для специалистов разных IT-направлений.</w:t>
+      </w:r>
+    </w:p>
+    <w:p>
+      <w:pPr>
+        <w:spacing w:after="0" w:line="360" w:lineRule="auto"/>
+        <w:ind w:firstLine="709"/>
+        <w:jc w:val="both"/>
+        <w:rPr>
+          <w:rFonts w:ascii="Times New Roman" w:hAnsi="Times New Roman" w:cs="Times New Roman"/>
+          <w:i/>
+          <w:iCs/>
+          <w:sz w:val="28"/>
+          <w:szCs w:val="28"/>
+        </w:rPr>
+      </w:pPr>
+      <w:r>
+        <w:rPr>
+          <w:rFonts w:ascii="Times New Roman" w:hAnsi="Times New Roman" w:cs="Times New Roman"/>
+          <w:i/>
+          <w:iCs/>
+          <w:sz w:val="28"/>
+          <w:szCs w:val="28"/>
+        </w:rPr>
+        <w:t>Пример</w:t>
+      </w:r>
+      <w:r>
+        <w:rPr>
+          <w:rFonts w:ascii="Times New Roman" w:hAnsi="Times New Roman" w:cs="Times New Roman"/>
+          <w:i/>
+          <w:iCs/>
+          <w:sz w:val="28"/>
+          <w:szCs w:val="28"/>
+        </w:rPr>
+        <w:t xml:space="preserve"> 1: "Мгновенный доступ к инструментам разработчика"</w:t>
+      </w:r>
+    </w:p>
+    <w:p>
+      <w:pPr>
+        <w:spacing w:after="0" w:line="360" w:lineRule="auto"/>
+        <w:ind w:firstLine="709"/>
+        <w:jc w:val="both"/>
+        <w:rPr>
+          <w:rFonts w:ascii="Times New Roman" w:hAnsi="Times New Roman" w:cs="Times New Roman"/>
+          <w:sz w:val="28"/>
+          <w:szCs w:val="28"/>
+        </w:rPr>
+      </w:pPr>
+      <w:r>
+        <w:rPr>
+          <w:rFonts w:ascii="Times New Roman" w:hAnsi="Times New Roman" w:cs="Times New Roman"/>
+          <w:sz w:val="28"/>
+          <w:szCs w:val="28"/>
+        </w:rPr>
+        <w:t xml:space="preserve">Веб-разработчик, работающий над полноценным проектом с </w:t>
+      </w:r>
+      <w:proofErr w:type="spellStart"/>
+      <w:r>
+        <w:rPr>
+          <w:rFonts w:ascii="Times New Roman" w:hAnsi="Times New Roman" w:cs="Times New Roman"/>
+          <w:sz w:val="28"/>
+          <w:szCs w:val="28"/>
+        </w:rPr>
+        <w:t>фронтендом</w:t>
+      </w:r>
+      <w:proofErr w:type="spellEnd"/>
+      <w:r>
+        <w:rPr>
+          <w:rFonts w:ascii="Times New Roman" w:hAnsi="Times New Roman" w:cs="Times New Roman"/>
+          <w:sz w:val="28"/>
+          <w:szCs w:val="28"/>
+        </w:rPr>
+        <w:t xml:space="preserve"> и бэкендом, ежедневно сталкивается с необходимостью использования множества программ: IDE (VS Code), систем контроля версий (</w:t>
+      </w:r>
+      <w:proofErr w:type="spellStart"/>
+      <w:r>
+        <w:rPr>
+          <w:rFonts w:ascii="Times New Roman" w:hAnsi="Times New Roman" w:cs="Times New Roman"/>
+          <w:sz w:val="28"/>
+          <w:szCs w:val="28"/>
+        </w:rPr>
+        <w:t>Git</w:t>
+      </w:r>
+      <w:proofErr w:type="spellEnd"/>
+      <w:r>
+        <w:rPr>
+          <w:rFonts w:ascii="Times New Roman" w:hAnsi="Times New Roman" w:cs="Times New Roman"/>
+          <w:sz w:val="28"/>
+          <w:szCs w:val="28"/>
+        </w:rPr>
+        <w:t>), коммуникационных инструментов (Telegram) и браузеров для тестирования. Без централизованного управления этими инструментами значительное время тратится на их поиск в меню «Пуск» и на панели задач.</w:t>
+      </w:r>
+    </w:p>
+    <w:p>
+      <w:pPr>
+        <w:spacing w:after="0" w:line="360" w:lineRule="auto"/>
+        <w:ind w:firstLine="709"/>
+        <w:jc w:val="both"/>
+        <w:rPr>
+          <w:rFonts w:ascii="Times New Roman" w:hAnsi="Times New Roman" w:cs="Times New Roman"/>
+          <w:sz w:val="28"/>
+          <w:szCs w:val="28"/>
+        </w:rPr>
+      </w:pPr>
+    </w:p>
+    <w:p>
+      <w:pPr>
+        <w:spacing w:after="0" w:line="360" w:lineRule="auto"/>
+        <w:ind w:firstLine="709"/>
+        <w:jc w:val="both"/>
+        <w:rPr>
+          <w:rFonts w:ascii="Times New Roman" w:hAnsi="Times New Roman" w:cs="Times New Roman"/>
+          <w:sz w:val="28"/>
+          <w:szCs w:val="28"/>
+        </w:rPr>
+      </w:pPr>
+      <w:r>
+        <w:rPr>
+          <w:rFonts w:ascii="Times New Roman" w:hAnsi="Times New Roman" w:cs="Times New Roman"/>
+          <w:sz w:val="28"/>
+          <w:szCs w:val="28"/>
+        </w:rPr>
+        <w:t>При запуске приложения на экране появляется стартовая панель с предустановленными и пользовательскими кнопками, позволяя одним кликом запускать:</w:t>
+      </w:r>
+    </w:p>
+    <w:p>
+      <w:pPr>
+        <w:spacing w:after="0" w:line="360" w:lineRule="auto"/>
+        <w:ind w:firstLine="709"/>
+        <w:jc w:val="both"/>
+        <w:rPr>
+          <w:rFonts w:ascii="Times New Roman" w:hAnsi="Times New Roman" w:cs="Times New Roman"/>
+          <w:sz w:val="28"/>
+          <w:szCs w:val="28"/>
+        </w:rPr>
+      </w:pPr>
+      <w:r>
+        <w:rPr>
+          <w:rFonts w:ascii="Times New Roman" w:hAnsi="Times New Roman" w:cs="Times New Roman"/>
+          <w:sz w:val="28"/>
+          <w:szCs w:val="28"/>
+        </w:rPr>
+        <w:lastRenderedPageBreak/>
+        <w:t>-</w:t>
+      </w:r>
+      <w:r>
+        <w:rPr>
+          <w:rFonts w:ascii="Times New Roman" w:hAnsi="Times New Roman" w:cs="Times New Roman"/>
+          <w:sz w:val="28"/>
+          <w:szCs w:val="28"/>
+        </w:rPr>
+        <w:t xml:space="preserve"> VS Code для редактирования кода,</w:t>
+      </w:r>
+    </w:p>
+    <w:p>
+      <w:pPr>
+        <w:spacing w:after="0" w:line="360" w:lineRule="auto"/>
+        <w:ind w:firstLine="709"/>
+        <w:jc w:val="both"/>
+        <w:rPr>
+          <w:rFonts w:ascii="Times New Roman" w:hAnsi="Times New Roman" w:cs="Times New Roman"/>
+          <w:sz w:val="28"/>
+          <w:szCs w:val="28"/>
+        </w:rPr>
+      </w:pPr>
+      <w:r>
+        <w:rPr>
+          <w:rFonts w:ascii="Times New Roman" w:hAnsi="Times New Roman" w:cs="Times New Roman"/>
+          <w:sz w:val="28"/>
+          <w:szCs w:val="28"/>
+        </w:rPr>
+        <w:t>-</w:t>
+      </w:r>
+      <w:r>
+        <w:rPr>
+          <w:rFonts w:ascii="Times New Roman" w:hAnsi="Times New Roman" w:cs="Times New Roman"/>
+          <w:sz w:val="28"/>
+          <w:szCs w:val="28"/>
+        </w:rPr>
+        <w:t xml:space="preserve"> Google </w:t>
+      </w:r>
+      <w:proofErr w:type="spellStart"/>
+      <w:r>
+        <w:rPr>
+          <w:rFonts w:ascii="Times New Roman" w:hAnsi="Times New Roman" w:cs="Times New Roman"/>
+          <w:sz w:val="28"/>
+          <w:szCs w:val="28"/>
+        </w:rPr>
+        <w:t>Chrome</w:t>
+      </w:r>
+      <w:proofErr w:type="spellEnd"/>
+      <w:r>
+        <w:rPr>
+          <w:rFonts w:ascii="Times New Roman" w:hAnsi="Times New Roman" w:cs="Times New Roman"/>
+          <w:sz w:val="28"/>
+          <w:szCs w:val="28"/>
+        </w:rPr>
+        <w:t xml:space="preserve"> для тестирования интерфейса,</w:t>
+      </w:r>
+    </w:p>
+    <w:p>
+      <w:pPr>
+        <w:spacing w:after="0" w:line="360" w:lineRule="auto"/>
+        <w:ind w:firstLine="709"/>
+        <w:jc w:val="both"/>
+        <w:rPr>
+          <w:rFonts w:ascii="Times New Roman" w:hAnsi="Times New Roman" w:cs="Times New Roman"/>
+          <w:sz w:val="28"/>
+          <w:szCs w:val="28"/>
+        </w:rPr>
+      </w:pPr>
+      <w:r>
+        <w:rPr>
+          <w:rFonts w:ascii="Times New Roman" w:hAnsi="Times New Roman" w:cs="Times New Roman"/>
+          <w:sz w:val="28"/>
+          <w:szCs w:val="28"/>
+        </w:rPr>
+        <w:t>-</w:t>
+      </w:r>
+      <w:r>
+        <w:rPr>
+          <w:rFonts w:ascii="Times New Roman" w:hAnsi="Times New Roman" w:cs="Times New Roman"/>
+          <w:sz w:val="28"/>
+          <w:szCs w:val="28"/>
+        </w:rPr>
+        <w:t xml:space="preserve"> Telegram для оперативной связи с командой,</w:t>
+      </w:r>
+    </w:p>
+    <w:p>
+      <w:pPr>
+        <w:spacing w:after="0" w:line="360" w:lineRule="auto"/>
+        <w:ind w:firstLine="709"/>
+        <w:jc w:val="both"/>
+        <w:rPr>
+          <w:rFonts w:ascii="Times New Roman" w:hAnsi="Times New Roman" w:cs="Times New Roman"/>
+          <w:sz w:val="28"/>
+          <w:szCs w:val="28"/>
+        </w:rPr>
+      </w:pPr>
+      <w:r>
+        <w:rPr>
+          <w:rFonts w:ascii="Times New Roman" w:hAnsi="Times New Roman" w:cs="Times New Roman"/>
+          <w:sz w:val="28"/>
+          <w:szCs w:val="28"/>
+        </w:rPr>
+        <w:t>-</w:t>
+      </w:r>
+      <w:r>
+        <w:rPr>
+          <w:rFonts w:ascii="Times New Roman" w:hAnsi="Times New Roman" w:cs="Times New Roman"/>
+          <w:sz w:val="28"/>
+          <w:szCs w:val="28"/>
+        </w:rPr>
+        <w:t xml:space="preserve"> </w:t>
+      </w:r>
+      <w:proofErr w:type="spellStart"/>
+      <w:r>
+        <w:rPr>
+          <w:rFonts w:ascii="Times New Roman" w:hAnsi="Times New Roman" w:cs="Times New Roman"/>
+          <w:sz w:val="28"/>
+          <w:szCs w:val="28"/>
+        </w:rPr>
+        <w:t>Git</w:t>
+      </w:r>
+      <w:proofErr w:type="spellEnd"/>
+      <w:r>
+        <w:rPr>
+          <w:rFonts w:ascii="Times New Roman" w:hAnsi="Times New Roman" w:cs="Times New Roman"/>
+          <w:sz w:val="28"/>
+          <w:szCs w:val="28"/>
+        </w:rPr>
+        <w:t xml:space="preserve"> </w:t>
+      </w:r>
+      <w:proofErr w:type="spellStart"/>
+      <w:r>
+        <w:rPr>
+          <w:rFonts w:ascii="Times New Roman" w:hAnsi="Times New Roman" w:cs="Times New Roman"/>
+          <w:sz w:val="28"/>
+          <w:szCs w:val="28"/>
+        </w:rPr>
+        <w:t>Bash</w:t>
+      </w:r>
+      <w:proofErr w:type="spellEnd"/>
+      <w:r>
+        <w:rPr>
+          <w:rFonts w:ascii="Times New Roman" w:hAnsi="Times New Roman" w:cs="Times New Roman"/>
+          <w:sz w:val="28"/>
+          <w:szCs w:val="28"/>
+        </w:rPr>
+        <w:t xml:space="preserve"> для работы с репозиторием.</w:t>
+      </w:r>
+    </w:p>
+    <w:p>
+      <w:pPr>
+        <w:spacing w:after="0" w:line="360" w:lineRule="auto"/>
+        <w:ind w:firstLine="709"/>
+        <w:jc w:val="both"/>
+        <w:rPr>
+          <w:rFonts w:ascii="Times New Roman" w:hAnsi="Times New Roman" w:cs="Times New Roman"/>
+          <w:sz w:val="28"/>
+          <w:szCs w:val="28"/>
+        </w:rPr>
+      </w:pPr>
+      <w:r>
+        <w:rPr>
+          <w:rFonts w:ascii="Times New Roman" w:hAnsi="Times New Roman" w:cs="Times New Roman"/>
+          <w:sz w:val="28"/>
+          <w:szCs w:val="28"/>
+        </w:rPr>
+        <w:t xml:space="preserve">Для редко используемых, но важных утилит (например, </w:t>
+      </w:r>
+      <w:proofErr w:type="spellStart"/>
+      <w:r>
+        <w:rPr>
+          <w:rFonts w:ascii="Times New Roman" w:hAnsi="Times New Roman" w:cs="Times New Roman"/>
+          <w:sz w:val="28"/>
+          <w:szCs w:val="28"/>
+        </w:rPr>
+        <w:t>Postman</w:t>
+      </w:r>
+      <w:proofErr w:type="spellEnd"/>
+      <w:r>
+        <w:rPr>
+          <w:rFonts w:ascii="Times New Roman" w:hAnsi="Times New Roman" w:cs="Times New Roman"/>
+          <w:sz w:val="28"/>
+          <w:szCs w:val="28"/>
+        </w:rPr>
+        <w:t xml:space="preserve"> для тестирования API) пользователь может легко добавить новые кнопки.</w:t>
+      </w:r>
+    </w:p>
+    <w:p>
+      <w:pPr>
+        <w:spacing w:after="0" w:line="360" w:lineRule="auto"/>
+        <w:ind w:firstLine="709"/>
+        <w:jc w:val="both"/>
+        <w:rPr>
+          <w:rFonts w:ascii="Times New Roman" w:hAnsi="Times New Roman" w:cs="Times New Roman"/>
+          <w:sz w:val="28"/>
+          <w:szCs w:val="28"/>
+        </w:rPr>
+      </w:pPr>
+      <w:r>
+        <w:rPr>
+          <w:rFonts w:ascii="Times New Roman" w:hAnsi="Times New Roman" w:cs="Times New Roman"/>
+          <w:sz w:val="28"/>
+          <w:szCs w:val="28"/>
+        </w:rPr>
+        <w:t xml:space="preserve">Стартовая панель эффективно устраняет хаос рабочего пространства, предоставляя единый командный центр со всеми необходимыми инструментами и создавая организованную рабочую среду. Инструмент экономит время и ресурсы за счет мгновенного запуска приложений без переключения контекста, что сохраняет </w:t>
+      </w:r>
+      <w:r>
+        <w:rPr>
+          <w:rFonts w:ascii="Times New Roman" w:hAnsi="Times New Roman" w:cs="Times New Roman"/>
+          <w:sz w:val="28"/>
+          <w:szCs w:val="28"/>
+        </w:rPr>
+        <w:t>концентрацию и повышает продуктивность. Гибкость настройки по</w:t>
+      </w:r>
+      <w:r>
+        <w:rPr>
+          <w:rFonts w:ascii="Times New Roman" w:hAnsi="Times New Roman" w:cs="Times New Roman"/>
+          <w:sz w:val="28"/>
+          <w:szCs w:val="28"/>
+        </w:rPr>
+        <w:t>зволяет адаптировать панель под текущие задачи - пользователь самостоятельно формирует набор инструментов, создавая персонализированную рабочую среду.</w:t>
+      </w:r>
+    </w:p>
+    <w:p>
+      <w:pPr>
+        <w:spacing w:after="0" w:line="360" w:lineRule="auto"/>
+        <w:ind w:firstLine="709"/>
+        <w:jc w:val="both"/>
+        <w:rPr>
+          <w:rFonts w:ascii="Times New Roman" w:hAnsi="Times New Roman" w:cs="Times New Roman"/>
+          <w:sz w:val="28"/>
+          <w:szCs w:val="28"/>
+        </w:rPr>
+      </w:pPr>
+      <w:r>
+        <w:rPr>
+          <w:rFonts w:ascii="Times New Roman" w:hAnsi="Times New Roman" w:cs="Times New Roman"/>
+          <w:sz w:val="28"/>
+          <w:szCs w:val="28"/>
+        </w:rPr>
+        <w:t xml:space="preserve">Технологической основой решения является хранение конфигурации кнопок в файле </w:t>
+      </w:r>
+      <w:proofErr w:type="gramStart"/>
+      <w:r>
+        <w:rPr>
+          <w:rFonts w:ascii="Times New Roman" w:hAnsi="Times New Roman" w:cs="Times New Roman"/>
+          <w:sz w:val="28"/>
+          <w:szCs w:val="28"/>
+        </w:rPr>
+        <w:t>buttons.json</w:t>
+      </w:r>
+      <w:proofErr w:type="gramEnd"/>
+      <w:r>
+        <w:rPr>
+          <w:rFonts w:ascii="Times New Roman" w:hAnsi="Times New Roman" w:cs="Times New Roman"/>
+          <w:sz w:val="28"/>
+          <w:szCs w:val="28"/>
+        </w:rPr>
+        <w:t>, что обеспечивает простой перенос настроек между устройствами.</w:t>
+      </w:r>
+    </w:p>
+    <w:p>
+      <w:pPr>
+        <w:spacing w:after="0" w:line="360" w:lineRule="auto"/>
+        <w:ind w:firstLine="709"/>
+        <w:jc w:val="both"/>
+        <w:rPr>
+          <w:rFonts w:ascii="Times New Roman" w:hAnsi="Times New Roman" w:cs="Times New Roman"/>
+          <w:sz w:val="28"/>
+          <w:szCs w:val="28"/>
+        </w:rPr>
+      </w:pPr>
+    </w:p>
+    <w:p>
+      <w:pPr>
+        <w:spacing w:after="0" w:line="360" w:lineRule="auto"/>
+        <w:ind w:firstLine="709"/>
+        <w:jc w:val="both"/>
+        <w:rPr>
+          <w:rFonts w:ascii="Times New Roman" w:hAnsi="Times New Roman" w:cs="Times New Roman"/>
+          <w:i/>
+          <w:iCs/>
+          <w:sz w:val="28"/>
+          <w:szCs w:val="28"/>
+        </w:rPr>
+      </w:pPr>
+      <w:r>
+        <w:rPr>
+          <w:rFonts w:ascii="Times New Roman" w:hAnsi="Times New Roman" w:cs="Times New Roman"/>
+          <w:i/>
+          <w:iCs/>
+          <w:sz w:val="28"/>
+          <w:szCs w:val="28"/>
+        </w:rPr>
+        <w:t>Пример</w:t>
+      </w:r>
+      <w:r>
+        <w:rPr>
+          <w:rFonts w:ascii="Times New Roman" w:hAnsi="Times New Roman" w:cs="Times New Roman"/>
+          <w:i/>
+          <w:iCs/>
+          <w:color w:val="FF0000"/>
+          <w:sz w:val="28"/>
+          <w:szCs w:val="28"/>
+        </w:rPr>
+        <w:t xml:space="preserve"> </w:t>
+      </w:r>
+      <w:r>
+        <w:rPr>
+          <w:rFonts w:ascii="Times New Roman" w:hAnsi="Times New Roman" w:cs="Times New Roman"/>
+          <w:i/>
+          <w:iCs/>
+          <w:sz w:val="28"/>
+          <w:szCs w:val="28"/>
+        </w:rPr>
+        <w:t>2</w:t>
+      </w:r>
+      <w:r>
+        <w:rPr>
+          <w:rFonts w:ascii="Times New Roman" w:hAnsi="Times New Roman" w:cs="Times New Roman"/>
+          <w:i/>
+          <w:iCs/>
+          <w:color w:val="FF0000"/>
+          <w:sz w:val="28"/>
+          <w:szCs w:val="28"/>
+        </w:rPr>
+        <w:t>:</w:t>
+      </w:r>
+      <w:r>
+        <w:rPr>
+          <w:rFonts w:ascii="Times New Roman" w:hAnsi="Times New Roman" w:cs="Times New Roman"/>
+          <w:i/>
+          <w:iCs/>
+          <w:sz w:val="28"/>
+          <w:szCs w:val="28"/>
+        </w:rPr>
+        <w:t xml:space="preserve"> "Повторное использование кода и шаблонов"</w:t>
+      </w:r>
+    </w:p>
+    <w:p>
+      <w:pPr>
+        <w:spacing w:after="0" w:line="360" w:lineRule="auto"/>
+        <w:ind w:firstLine="709"/>
+        <w:jc w:val="both"/>
+        <w:rPr>
+          <w:rFonts w:ascii="Times New Roman" w:hAnsi="Times New Roman" w:cs="Times New Roman"/>
+          <w:sz w:val="28"/>
+          <w:szCs w:val="28"/>
+        </w:rPr>
+      </w:pPr>
+      <w:r>
+        <w:rPr>
+          <w:rFonts w:ascii="Times New Roman" w:hAnsi="Times New Roman" w:cs="Times New Roman"/>
+          <w:sz w:val="28"/>
+          <w:szCs w:val="28"/>
+        </w:rPr>
+        <w:t xml:space="preserve">Студенты и начинающие разработчики при выполнении учебных заданий или коммерческих проектов регулярно нуждаются в стандартных решениях — сортировке коллекций, работе с файлами или реализации алгоритмов. Поиск таких решений в старых проектах, заметках или интернете отнимает </w:t>
+      </w:r>
+      <w:r>
+        <w:rPr>
+          <w:rFonts w:ascii="Times New Roman" w:hAnsi="Times New Roman" w:cs="Times New Roman"/>
+          <w:sz w:val="28"/>
+          <w:szCs w:val="28"/>
+        </w:rPr>
+        <w:t>много</w:t>
+      </w:r>
+      <w:r>
+        <w:rPr>
+          <w:rFonts w:ascii="Times New Roman" w:hAnsi="Times New Roman" w:cs="Times New Roman"/>
+          <w:sz w:val="28"/>
+          <w:szCs w:val="28"/>
+        </w:rPr>
+        <w:t xml:space="preserve"> время и часто приводит к ошибкам.</w:t>
+      </w:r>
+    </w:p>
+    <w:p>
+      <w:pPr>
+        <w:spacing w:after="0" w:line="360" w:lineRule="auto"/>
+        <w:ind w:firstLine="709"/>
+        <w:jc w:val="both"/>
+        <w:rPr>
+          <w:rFonts w:ascii="Times New Roman" w:hAnsi="Times New Roman" w:cs="Times New Roman"/>
+          <w:sz w:val="28"/>
+          <w:szCs w:val="28"/>
+        </w:rPr>
+      </w:pPr>
+      <w:r>
+        <w:rPr>
+          <w:rFonts w:ascii="Times New Roman" w:hAnsi="Times New Roman" w:cs="Times New Roman"/>
+          <w:sz w:val="28"/>
+          <w:szCs w:val="28"/>
+        </w:rPr>
+        <w:t xml:space="preserve">Приложение решает эту проблему через </w:t>
+      </w:r>
+      <w:r>
+        <w:rPr>
+          <w:rFonts w:ascii="Times New Roman" w:hAnsi="Times New Roman" w:cs="Times New Roman"/>
+          <w:sz w:val="28"/>
+          <w:szCs w:val="28"/>
+        </w:rPr>
+        <w:t xml:space="preserve">интуитивную </w:t>
+      </w:r>
+      <w:r>
+        <w:rPr>
+          <w:rFonts w:ascii="Times New Roman" w:hAnsi="Times New Roman" w:cs="Times New Roman"/>
+          <w:sz w:val="28"/>
+          <w:szCs w:val="28"/>
+        </w:rPr>
+        <w:t xml:space="preserve">боковую панель с древовидной структурой файлов, сгруппированных по языкам программирования и темам. Например, переходя по пути Java → Коллекции → Сортировка </w:t>
+      </w:r>
+      <w:proofErr w:type="spellStart"/>
+      <w:r>
+        <w:rPr>
+          <w:rFonts w:ascii="Times New Roman" w:hAnsi="Times New Roman" w:cs="Times New Roman"/>
+          <w:sz w:val="28"/>
+          <w:szCs w:val="28"/>
+        </w:rPr>
+        <w:t>HashMap</w:t>
+      </w:r>
+      <w:proofErr w:type="spellEnd"/>
+      <w:r>
+        <w:rPr>
+          <w:rFonts w:ascii="Times New Roman" w:hAnsi="Times New Roman" w:cs="Times New Roman"/>
+          <w:sz w:val="28"/>
+          <w:szCs w:val="28"/>
+        </w:rPr>
+        <w:t xml:space="preserve"> по значению, пользователь мгновенно получает готовый шаблон кода с подробными комментариями. Этот шаблон можно сразу </w:t>
+      </w:r>
+      <w:r>
+        <w:rPr>
+          <w:rFonts w:ascii="Times New Roman" w:hAnsi="Times New Roman" w:cs="Times New Roman"/>
+          <w:sz w:val="28"/>
+          <w:szCs w:val="28"/>
+        </w:rPr>
+        <w:lastRenderedPageBreak/>
+        <w:t>скопировать в буфер обмена, адаптировать под конкретную задачу или изучить сопутствующие примеры с пояснениями.</w:t>
+      </w:r>
+    </w:p>
+    <w:p>
+      <w:pPr>
+        <w:spacing w:after="0" w:line="360" w:lineRule="auto"/>
+        <w:ind w:firstLine="709"/>
+        <w:jc w:val="both"/>
+        <w:rPr>
+          <w:rFonts w:ascii="Times New Roman" w:hAnsi="Times New Roman" w:cs="Times New Roman"/>
+          <w:sz w:val="28"/>
+          <w:szCs w:val="28"/>
+        </w:rPr>
+      </w:pPr>
+      <w:r>
+        <w:rPr>
+          <w:rFonts w:ascii="Times New Roman" w:hAnsi="Times New Roman" w:cs="Times New Roman"/>
+          <w:sz w:val="28"/>
+          <w:szCs w:val="28"/>
+        </w:rPr>
+        <w:t>Основное преимущество системы — значительная экономия времени благодаря мгновенному доступу к проверенным решениям. Вместо длительного поиска в различных источниках разработчик сразу получает рабочий код. Система также способствует стандартизации кода через единые проверенные шаблоны для типовых задач, что снижает количество ошибок и упрощает командную работу.</w:t>
+      </w:r>
+    </w:p>
+    <w:p>
+      <w:pPr>
+        <w:spacing w:after="0" w:line="360" w:lineRule="auto"/>
+        <w:ind w:firstLine="709"/>
+        <w:jc w:val="both"/>
+        <w:rPr>
+          <w:rFonts w:ascii="Times New Roman" w:hAnsi="Times New Roman" w:cs="Times New Roman"/>
+          <w:sz w:val="28"/>
+          <w:szCs w:val="28"/>
+        </w:rPr>
+      </w:pPr>
+      <w:r>
+        <w:rPr>
+          <w:rFonts w:ascii="Times New Roman" w:hAnsi="Times New Roman" w:cs="Times New Roman"/>
+          <w:sz w:val="28"/>
+          <w:szCs w:val="28"/>
+        </w:rPr>
+        <w:t>Дополнительный бонус — возможность обучения на практических примерах: готовые фрагменты с комментариями служат отличным учебным материалом для освоения лучших практик программирования.</w:t>
+      </w:r>
+    </w:p>
+    <w:p>
+      <w:pPr>
+        <w:spacing w:after="0" w:line="360" w:lineRule="auto"/>
+        <w:ind w:firstLine="709"/>
+        <w:jc w:val="both"/>
+        <w:rPr>
+          <w:rFonts w:ascii="Times New Roman" w:hAnsi="Times New Roman" w:cs="Times New Roman"/>
+          <w:sz w:val="28"/>
+          <w:szCs w:val="28"/>
+        </w:rPr>
+      </w:pPr>
+      <w:r>
+        <w:rPr>
+          <w:rFonts w:ascii="Times New Roman" w:hAnsi="Times New Roman" w:cs="Times New Roman"/>
+          <w:sz w:val="28"/>
+          <w:szCs w:val="28"/>
+        </w:rPr>
+        <w:t>Технологической основой реализации являются:</w:t>
       </w:r>
     </w:p>
     <w:p>
@@ -7034,6 +7058,54 @@
           <w:sz w:val="28"/>
           <w:szCs w:val="28"/>
         </w:rPr>
+        <w:t>ST-файлы для хранения структурированных фрагментов кода</w:t>
+      </w:r>
+    </w:p>
+    <w:p>
+      <w:pPr>
+        <w:pStyle w:val="a4"/>
+        <w:numPr>
+          <w:ilvl w:val="0"/>
+          <w:numId w:val="12"/>
+        </w:numPr>
+        <w:spacing w:after="0" w:line="360" w:lineRule="auto"/>
+        <w:jc w:val="both"/>
+        <w:rPr>
+          <w:rFonts w:ascii="Times New Roman" w:hAnsi="Times New Roman" w:cs="Times New Roman"/>
+          <w:sz w:val="28"/>
+          <w:szCs w:val="28"/>
+        </w:rPr>
+      </w:pPr>
+      <w:r>
+        <w:rPr>
+          <w:rFonts w:ascii="Times New Roman" w:hAnsi="Times New Roman" w:cs="Times New Roman"/>
+          <w:sz w:val="28"/>
+          <w:szCs w:val="28"/>
+        </w:rPr>
+        <w:t>Иерархическое представление данных в боковой панели</w:t>
+      </w:r>
+    </w:p>
+    <w:p>
+      <w:pPr>
+        <w:pStyle w:val="a4"/>
+        <w:numPr>
+          <w:ilvl w:val="0"/>
+          <w:numId w:val="12"/>
+        </w:numPr>
+        <w:spacing w:after="0" w:line="360" w:lineRule="auto"/>
+        <w:jc w:val="both"/>
+        <w:rPr>
+          <w:rFonts w:ascii="Times New Roman" w:hAnsi="Times New Roman" w:cs="Times New Roman"/>
+          <w:sz w:val="28"/>
+          <w:szCs w:val="28"/>
+        </w:rPr>
+      </w:pPr>
+      <w:r>
+        <w:rPr>
+          <w:rFonts w:ascii="Times New Roman" w:hAnsi="Times New Roman" w:cs="Times New Roman"/>
+          <w:sz w:val="28"/>
+          <w:szCs w:val="28"/>
+        </w:rPr>
         <w:t>Поддержка синтаксической подсветки для удобства чтения</w:t>
       </w:r>
     </w:p>
@@ -7255,6 +7327,7 @@
           <w:sz w:val="28"/>
           <w:szCs w:val="28"/>
         </w:rPr>
+        <w:lastRenderedPageBreak/>
         <w:t xml:space="preserve">С помощью </w:t>
       </w:r>
       <w:proofErr w:type="spellStart"/>
@@ -7278,42 +7351,50 @@
     </w:p>
     <w:p>
       <w:pPr>
-        <w:spacing w:after="0" w:line="360" w:lineRule="auto"/>
-        <w:ind w:firstLine="709"/>
-        <w:jc w:val="both"/>
-        <w:rPr>
-          <w:rFonts w:ascii="Times New Roman" w:hAnsi="Times New Roman" w:cs="Times New Roman"/>
-          <w:sz w:val="28"/>
-          <w:szCs w:val="28"/>
-        </w:rPr>
-      </w:pPr>
-      <w:r>
-        <w:rPr>
-          <w:rFonts w:ascii="Times New Roman" w:hAnsi="Times New Roman" w:cs="Times New Roman"/>
-          <w:sz w:val="28"/>
-          <w:szCs w:val="28"/>
-        </w:rPr>
-        <w:t>• Заголовки разных уровней формируют логические разделы</w:t>
-      </w:r>
-    </w:p>
-    <w:p>
-      <w:pPr>
-        <w:spacing w:after="0" w:line="360" w:lineRule="auto"/>
-        <w:ind w:firstLine="709"/>
-        <w:jc w:val="both"/>
-        <w:rPr>
-          <w:rFonts w:ascii="Times New Roman" w:hAnsi="Times New Roman" w:cs="Times New Roman"/>
-          <w:sz w:val="28"/>
-          <w:szCs w:val="28"/>
-        </w:rPr>
-      </w:pPr>
-      <w:r>
-        <w:rPr>
-          <w:rFonts w:ascii="Times New Roman" w:hAnsi="Times New Roman" w:cs="Times New Roman"/>
-          <w:sz w:val="28"/>
-          <w:szCs w:val="28"/>
-        </w:rPr>
-        <w:t xml:space="preserve">• Блоки кода демонстрируют применение функций </w:t>
+        <w:pStyle w:val="a4"/>
+        <w:numPr>
+          <w:ilvl w:val="0"/>
+          <w:numId w:val="12"/>
+        </w:numPr>
+        <w:spacing w:after="0" w:line="360" w:lineRule="auto"/>
+        <w:jc w:val="both"/>
+        <w:rPr>
+          <w:rFonts w:ascii="Times New Roman" w:hAnsi="Times New Roman" w:cs="Times New Roman"/>
+          <w:sz w:val="28"/>
+          <w:szCs w:val="28"/>
+        </w:rPr>
+      </w:pPr>
+      <w:r>
+        <w:rPr>
+          <w:rFonts w:ascii="Times New Roman" w:hAnsi="Times New Roman" w:cs="Times New Roman"/>
+          <w:sz w:val="28"/>
+          <w:szCs w:val="28"/>
+        </w:rPr>
+        <w:t>Заголовки разных уровней формируют логические разделы</w:t>
+      </w:r>
+    </w:p>
+    <w:p>
+      <w:pPr>
+        <w:pStyle w:val="a4"/>
+        <w:numPr>
+          <w:ilvl w:val="0"/>
+          <w:numId w:val="12"/>
+        </w:numPr>
+        <w:spacing w:after="0" w:line="360" w:lineRule="auto"/>
+        <w:jc w:val="both"/>
+        <w:rPr>
+          <w:rFonts w:ascii="Times New Roman" w:hAnsi="Times New Roman" w:cs="Times New Roman"/>
+          <w:sz w:val="28"/>
+          <w:szCs w:val="28"/>
+        </w:rPr>
+      </w:pPr>
+      <w:r>
+        <w:rPr>
+          <w:rFonts w:ascii="Times New Roman" w:hAnsi="Times New Roman" w:cs="Times New Roman"/>
+          <w:sz w:val="28"/>
+          <w:szCs w:val="28"/>
+        </w:rPr>
+        <w:t xml:space="preserve">Блоки кода демонстрируют применение функций </w:t>
       </w:r>
       <w:proofErr w:type="spellStart"/>
       <w:r>
@@ -7328,43 +7409,50 @@
     </w:p>
     <w:p>
       <w:pPr>
-        <w:spacing w:after="0" w:line="360" w:lineRule="auto"/>
-        <w:ind w:firstLine="709"/>
-        <w:jc w:val="both"/>
-        <w:rPr>
-          <w:rFonts w:ascii="Times New Roman" w:hAnsi="Times New Roman" w:cs="Times New Roman"/>
-          <w:sz w:val="28"/>
-          <w:szCs w:val="28"/>
-        </w:rPr>
-      </w:pPr>
-      <w:r>
-        <w:rPr>
-          <w:rFonts w:ascii="Times New Roman" w:hAnsi="Times New Roman" w:cs="Times New Roman"/>
-          <w:sz w:val="28"/>
-          <w:szCs w:val="28"/>
-        </w:rPr>
-        <w:t>• Таблицы позволяют сравнивать методы работы</w:t>
-      </w:r>
-    </w:p>
-    <w:p>
-      <w:pPr>
-        <w:spacing w:after="0" w:line="360" w:lineRule="auto"/>
-        <w:ind w:firstLine="709"/>
-        <w:jc w:val="both"/>
-        <w:rPr>
-          <w:rFonts w:ascii="Times New Roman" w:hAnsi="Times New Roman" w:cs="Times New Roman"/>
-          <w:sz w:val="28"/>
-          <w:szCs w:val="28"/>
-        </w:rPr>
-      </w:pPr>
-      <w:r>
-        <w:rPr>
-          <w:rFonts w:ascii="Times New Roman" w:hAnsi="Times New Roman" w:cs="Times New Roman"/>
-          <w:sz w:val="28"/>
-          <w:szCs w:val="28"/>
-        </w:rPr>
-        <w:lastRenderedPageBreak/>
-        <w:t>• Списки систематизируют ключевые особенности</w:t>
+        <w:pStyle w:val="a4"/>
+        <w:numPr>
+          <w:ilvl w:val="0"/>
+          <w:numId w:val="12"/>
+        </w:numPr>
+        <w:spacing w:after="0" w:line="360" w:lineRule="auto"/>
+        <w:jc w:val="both"/>
+        <w:rPr>
+          <w:rFonts w:ascii="Times New Roman" w:hAnsi="Times New Roman" w:cs="Times New Roman"/>
+          <w:sz w:val="28"/>
+          <w:szCs w:val="28"/>
+        </w:rPr>
+      </w:pPr>
+      <w:r>
+        <w:rPr>
+          <w:rFonts w:ascii="Times New Roman" w:hAnsi="Times New Roman" w:cs="Times New Roman"/>
+          <w:sz w:val="28"/>
+          <w:szCs w:val="28"/>
+        </w:rPr>
+        <w:t>Таблицы позволяют сравнивать методы работы</w:t>
+      </w:r>
+    </w:p>
+    <w:p>
+      <w:pPr>
+        <w:pStyle w:val="a4"/>
+        <w:numPr>
+          <w:ilvl w:val="0"/>
+          <w:numId w:val="12"/>
+        </w:numPr>
+        <w:spacing w:after="0" w:line="360" w:lineRule="auto"/>
+        <w:jc w:val="both"/>
+        <w:rPr>
+          <w:rFonts w:ascii="Times New Roman" w:hAnsi="Times New Roman" w:cs="Times New Roman"/>
+          <w:sz w:val="28"/>
+          <w:szCs w:val="28"/>
+        </w:rPr>
+      </w:pPr>
+      <w:r>
+        <w:rPr>
+          <w:rFonts w:ascii="Times New Roman" w:hAnsi="Times New Roman" w:cs="Times New Roman"/>
+          <w:sz w:val="28"/>
+          <w:szCs w:val="28"/>
+        </w:rPr>
+        <w:t>Списки систематизируют ключевые особенности</w:t>
       </w:r>
     </w:p>
     <w:p>
@@ -7588,6 +7676,78 @@
     </w:p>
     <w:p>
       <w:pPr>
+        <w:pStyle w:val="a4"/>
+        <w:numPr>
+          <w:ilvl w:val="0"/>
+          <w:numId w:val="12"/>
+        </w:numPr>
+        <w:spacing w:after="0" w:line="360" w:lineRule="auto"/>
+        <w:jc w:val="both"/>
+        <w:rPr>
+          <w:rFonts w:ascii="Times New Roman" w:hAnsi="Times New Roman" w:cs="Times New Roman"/>
+          <w:sz w:val="28"/>
+          <w:szCs w:val="28"/>
+        </w:rPr>
+      </w:pPr>
+      <w:r>
+        <w:rPr>
+          <w:rFonts w:ascii="Times New Roman" w:hAnsi="Times New Roman" w:cs="Times New Roman"/>
+          <w:sz w:val="28"/>
+          <w:szCs w:val="28"/>
+        </w:rPr>
+        <w:t>Алгоритмы с примерами решения типовых задач</w:t>
+      </w:r>
+    </w:p>
+    <w:p>
+      <w:pPr>
+        <w:pStyle w:val="a4"/>
+        <w:numPr>
+          <w:ilvl w:val="0"/>
+          <w:numId w:val="12"/>
+        </w:numPr>
+        <w:spacing w:after="0" w:line="360" w:lineRule="auto"/>
+        <w:jc w:val="both"/>
+        <w:rPr>
+          <w:rFonts w:ascii="Times New Roman" w:hAnsi="Times New Roman" w:cs="Times New Roman"/>
+          <w:sz w:val="28"/>
+          <w:szCs w:val="28"/>
+        </w:rPr>
+      </w:pPr>
+      <w:r>
+        <w:rPr>
+          <w:rFonts w:ascii="Times New Roman" w:hAnsi="Times New Roman" w:cs="Times New Roman"/>
+          <w:sz w:val="28"/>
+          <w:szCs w:val="28"/>
+        </w:rPr>
+        <w:t>SQL с частыми запросами и их оптимизацией</w:t>
+      </w:r>
+    </w:p>
+    <w:p>
+      <w:pPr>
+        <w:pStyle w:val="a4"/>
+        <w:numPr>
+          <w:ilvl w:val="0"/>
+          <w:numId w:val="12"/>
+        </w:numPr>
+        <w:spacing w:after="0" w:line="360" w:lineRule="auto"/>
+        <w:jc w:val="both"/>
+        <w:rPr>
+          <w:rFonts w:ascii="Times New Roman" w:hAnsi="Times New Roman" w:cs="Times New Roman"/>
+          <w:sz w:val="28"/>
+          <w:szCs w:val="28"/>
+        </w:rPr>
+      </w:pPr>
+      <w:r>
+        <w:rPr>
+          <w:rFonts w:ascii="Times New Roman" w:hAnsi="Times New Roman" w:cs="Times New Roman"/>
+          <w:sz w:val="28"/>
+          <w:szCs w:val="28"/>
+        </w:rPr>
+        <w:t>Системное проектирование со схемами и пояснениями</w:t>
+      </w:r>
+    </w:p>
+    <w:p>
+      <w:pPr>
         <w:spacing w:after="0" w:line="360" w:lineRule="auto"/>
         <w:ind w:firstLine="709"/>
         <w:jc w:val="both"/>
@@ -7603,7 +7763,8 @@
           <w:sz w:val="28"/>
           <w:szCs w:val="28"/>
         </w:rPr>
-        <w:t>• Алгоритмы с примерами решения типовых задач</w:t>
+        <w:lastRenderedPageBreak/>
+        <w:t>Наполнение разделов происходит с использованием ST и MD-форматов, что обеспечивает краткость и структурированность изложения. Во время повторения материала достаточно открыть боковую панель приложения, чтобы мгновенно найти нужную тему и освежить знания.</w:t>
       </w:r>
     </w:p>
     <w:p>
@@ -7623,66 +7784,6 @@
           <w:sz w:val="28"/>
           <w:szCs w:val="28"/>
         </w:rPr>
-        <w:t>• SQL с частыми запросами и их оптимизацией</w:t>
-      </w:r>
-    </w:p>
-    <w:p>
-      <w:pPr>
-        <w:spacing w:after="0" w:line="360" w:lineRule="auto"/>
-        <w:ind w:firstLine="709"/>
-        <w:jc w:val="both"/>
-        <w:rPr>
-          <w:rFonts w:ascii="Times New Roman" w:hAnsi="Times New Roman" w:cs="Times New Roman"/>
-          <w:sz w:val="28"/>
-          <w:szCs w:val="28"/>
-        </w:rPr>
-      </w:pPr>
-      <w:r>
-        <w:rPr>
-          <w:rFonts w:ascii="Times New Roman" w:hAnsi="Times New Roman" w:cs="Times New Roman"/>
-          <w:sz w:val="28"/>
-          <w:szCs w:val="28"/>
-        </w:rPr>
-        <w:t>• Системное проектирование со схемами и пояснениями</w:t>
-      </w:r>
-    </w:p>
-    <w:p>
-      <w:pPr>
-        <w:spacing w:after="0" w:line="360" w:lineRule="auto"/>
-        <w:ind w:firstLine="709"/>
-        <w:jc w:val="both"/>
-        <w:rPr>
-          <w:rFonts w:ascii="Times New Roman" w:hAnsi="Times New Roman" w:cs="Times New Roman"/>
-          <w:sz w:val="28"/>
-          <w:szCs w:val="28"/>
-        </w:rPr>
-      </w:pPr>
-      <w:r>
-        <w:rPr>
-          <w:rFonts w:ascii="Times New Roman" w:hAnsi="Times New Roman" w:cs="Times New Roman"/>
-          <w:sz w:val="28"/>
-          <w:szCs w:val="28"/>
-        </w:rPr>
-        <w:t>Наполнение разделов происходит с использованием ST и MD-форматов, что обеспечивает краткость и структурированность изложения. Во время повторения материала достаточно открыть боковую панель приложения, чтобы мгновенно найти нужную тему и освежить знания.</w:t>
-      </w:r>
-    </w:p>
-    <w:p>
-      <w:pPr>
-        <w:spacing w:after="0" w:line="360" w:lineRule="auto"/>
-        <w:ind w:firstLine="709"/>
-        <w:jc w:val="both"/>
-        <w:rPr>
-          <w:rFonts w:ascii="Times New Roman" w:hAnsi="Times New Roman" w:cs="Times New Roman"/>
-          <w:sz w:val="28"/>
-          <w:szCs w:val="28"/>
-        </w:rPr>
-      </w:pPr>
-      <w:r>
-        <w:rPr>
-          <w:rFonts w:ascii="Times New Roman" w:hAnsi="Times New Roman" w:cs="Times New Roman"/>
-          <w:sz w:val="28"/>
-          <w:szCs w:val="28"/>
-        </w:rPr>
         <w:t xml:space="preserve">Такой подход решает несколько практических задач: все материалы </w:t>
       </w:r>
       <w:r>
@@ -7699,16 +7800,7 @@
           <w:sz w:val="28"/>
           <w:szCs w:val="28"/>
         </w:rPr>
-        <w:t xml:space="preserve"> в одном месте, появляется возможность быстрого повторения </w:t>
-      </w:r>
-      <w:r>
-        <w:rPr>
-          <w:rFonts w:ascii="Times New Roman" w:hAnsi="Times New Roman" w:cs="Times New Roman"/>
-          <w:sz w:val="28"/>
-          <w:szCs w:val="28"/>
-        </w:rPr>
-        <w:lastRenderedPageBreak/>
-        <w:t>ключевых тем, а структура разделов легко адаптируется под требования конкретной вакансии. Гибкость системы позволяет дополнять и изменять содержание по мере изучения новых тем или изменения фокуса подготовки.</w:t>
+        <w:t xml:space="preserve"> в одном месте, появляется возможность быстрого повторения ключевых тем, а структура разделов легко адаптируется под требования конкретной вакансии. Гибкость системы позволяет дополнять и изменять содержание по мере изучения новых тем или изменения фокуса подготовки.</w:t>
       </w:r>
     </w:p>
     <w:p>
@@ -8291,19 +8383,7 @@
           <w:lang w:eastAsia="ru-RU"/>
           <w14:ligatures w14:val="none"/>
         </w:rPr>
-        <w:t xml:space="preserve">: обсуждения, </w:t>
-      </w:r>
-      <w:r>
-        <w:rPr>
-          <w:rFonts w:ascii="Arial" w:eastAsia="Times New Roman" w:hAnsi="Arial" w:cs="Arial"/>
-          <w:color w:val="333333"/>
-          <w:kern w:val="0"/>
-          <w:sz w:val="24"/>
-          <w:szCs w:val="24"/>
-          <w:lang w:eastAsia="ru-RU"/>
-          <w14:ligatures w14:val="none"/>
-        </w:rPr>
-        <w:t>группы,Peer review.</w:t>
+        <w:t>: обсуждения, группы,Peer review.</w:t>
       </w:r>
     </w:p>
     <w:p>
@@ -8383,15 +8463,7 @@
           <w:color w:val="333333"/>
           <w:shd w:val="clear" w:color="auto" w:fill="FFFFFF"/>
         </w:rPr>
-        <w:t xml:space="preserve"> — это инструменты и процессы, которые помогают систематизировать личные знания и информацию. Они помогают фиксировать идеи, заметки и ресурсы, а затем связывать и </w:t>
-      </w:r>
-      <w:r>
-        <w:rPr>
-          <w:rFonts w:ascii="Arial" w:hAnsi="Arial" w:cs="Arial"/>
-          <w:color w:val="333333"/>
-          <w:shd w:val="clear" w:color="auto" w:fill="FFFFFF"/>
-        </w:rPr>
-        <w:t>категоризировать их в личной базе знаний</w:t>
+        <w:t> — это инструменты и процессы, которые помогают систематизировать личные знания и информацию. Они помогают фиксировать идеи, заметки и ресурсы, а затем связывать и категоризировать их в личной базе знаний</w:t>
       </w:r>
     </w:p>
   </w:comment>
@@ -8830,17 +8902,17 @@
   <w:abstractNum w:abstractNumId="4" w15:restartNumberingAfterBreak="0">
     <w:nsid w:val="2E1C22D0"/>
     <w:multiLevelType w:val="hybridMultilevel"/>
-    <w:tmpl w:val="78F483F4"/>
-    <w:lvl w:ilvl="0" w:tplc="04190001">
-      <w:start w:val="1"/>
-      <w:numFmt w:val="bullet"/>
-      <w:lvlText w:val=""/>
+    <w:tmpl w:val="7E90D9E0"/>
+    <w:lvl w:ilvl="0" w:tplc="89A639AE">
+      <w:start w:val="4"/>
+      <w:numFmt w:val="bullet"/>
+      <w:lvlText w:val="-"/>
       <w:lvlJc w:val="left"/>
       <w:pPr>
         <w:ind w:left="720" w:hanging="360"/>
       </w:pPr>
       <w:rPr>
-        <w:rFonts w:ascii="Symbol" w:hAnsi="Symbol" w:hint="default"/>
+        <w:rFonts w:ascii="Times New Roman" w:eastAsiaTheme="minorHAnsi" w:hAnsi="Times New Roman" w:cs="Times New Roman" w:hint="default"/>
       </w:rPr>
     </w:lvl>
     <w:lvl w:ilvl="1" w:tplc="04190003" w:tentative="1">
@@ -8941,119 +9013,232 @@
     </w:lvl>
   </w:abstractNum>
   <w:abstractNum w:abstractNumId="5" w15:restartNumberingAfterBreak="0">
+    <w:nsid w:val="34B41CB4"/>
+    <w:multiLevelType w:val="hybridMultilevel"/>
+    <w:tmpl w:val="1AEC49A2"/>
+    <w:lvl w:ilvl="0" w:tplc="89A639AE">
+      <w:start w:val="4"/>
+      <w:numFmt w:val="bullet"/>
+      <w:lvlText w:val="-"/>
+      <w:lvlJc w:val="left"/>
+      <w:pPr>
+        <w:ind w:left="1069" w:hanging="360"/>
+      </w:pPr>
+      <w:rPr>
+        <w:rFonts w:ascii="Times New Roman" w:eastAsiaTheme="minorHAnsi" w:hAnsi="Times New Roman" w:cs="Times New Roman" w:hint="default"/>
+      </w:rPr>
+    </w:lvl>
+    <w:lvl w:ilvl="1" w:tplc="04190003" w:tentative="1">
+      <w:start w:val="1"/>
+      <w:numFmt w:val="bullet"/>
+      <w:lvlText w:val="o"/>
+      <w:lvlJc w:val="left"/>
+      <w:pPr>
+        <w:ind w:left="1789" w:hanging="360"/>
+      </w:pPr>
+      <w:rPr>
+        <w:rFonts w:ascii="Courier New" w:hAnsi="Courier New" w:cs="Courier New" w:hint="default"/>
+      </w:rPr>
+    </w:lvl>
+    <w:lvl w:ilvl="2" w:tplc="04190005" w:tentative="1">
+      <w:start w:val="1"/>
+      <w:numFmt w:val="bullet"/>
+      <w:lvlText w:val=""/>
+      <w:lvlJc w:val="left"/>
+      <w:pPr>
+        <w:ind w:left="2509" w:hanging="360"/>
+      </w:pPr>
+      <w:rPr>
+        <w:rFonts w:ascii="Wingdings" w:hAnsi="Wingdings" w:hint="default"/>
+      </w:rPr>
+    </w:lvl>
+    <w:lvl w:ilvl="3" w:tplc="04190001" w:tentative="1">
+      <w:start w:val="1"/>
+      <w:numFmt w:val="bullet"/>
+      <w:lvlText w:val=""/>
+      <w:lvlJc w:val="left"/>
+      <w:pPr>
+        <w:ind w:left="3229" w:hanging="360"/>
+      </w:pPr>
+      <w:rPr>
+        <w:rFonts w:ascii="Symbol" w:hAnsi="Symbol" w:hint="default"/>
+      </w:rPr>
+    </w:lvl>
+    <w:lvl w:ilvl="4" w:tplc="04190003" w:tentative="1">
+      <w:start w:val="1"/>
+      <w:numFmt w:val="bullet"/>
+      <w:lvlText w:val="o"/>
+      <w:lvlJc w:val="left"/>
+      <w:pPr>
+        <w:ind w:left="3949" w:hanging="360"/>
+      </w:pPr>
+      <w:rPr>
+        <w:rFonts w:ascii="Courier New" w:hAnsi="Courier New" w:cs="Courier New" w:hint="default"/>
+      </w:rPr>
+    </w:lvl>
+    <w:lvl w:ilvl="5" w:tplc="04190005" w:tentative="1">
+      <w:start w:val="1"/>
+      <w:numFmt w:val="bullet"/>
+      <w:lvlText w:val=""/>
+      <w:lvlJc w:val="left"/>
+      <w:pPr>
+        <w:ind w:left="4669" w:hanging="360"/>
+      </w:pPr>
+      <w:rPr>
+        <w:rFonts w:ascii="Wingdings" w:hAnsi="Wingdings" w:hint="default"/>
+      </w:rPr>
+    </w:lvl>
+    <w:lvl w:ilvl="6" w:tplc="04190001" w:tentative="1">
+      <w:start w:val="1"/>
+      <w:numFmt w:val="bullet"/>
+      <w:lvlText w:val=""/>
+      <w:lvlJc w:val="left"/>
+      <w:pPr>
+        <w:ind w:left="5389" w:hanging="360"/>
+      </w:pPr>
+      <w:rPr>
+        <w:rFonts w:ascii="Symbol" w:hAnsi="Symbol" w:hint="default"/>
+      </w:rPr>
+    </w:lvl>
+    <w:lvl w:ilvl="7" w:tplc="04190003" w:tentative="1">
+      <w:start w:val="1"/>
+      <w:numFmt w:val="bullet"/>
+      <w:lvlText w:val="o"/>
+      <w:lvlJc w:val="left"/>
+      <w:pPr>
+        <w:ind w:left="6109" w:hanging="360"/>
+      </w:pPr>
+      <w:rPr>
+        <w:rFonts w:ascii="Courier New" w:hAnsi="Courier New" w:cs="Courier New" w:hint="default"/>
+      </w:rPr>
+    </w:lvl>
+    <w:lvl w:ilvl="8" w:tplc="04190005" w:tentative="1">
+      <w:start w:val="1"/>
+      <w:numFmt w:val="bullet"/>
+      <w:lvlText w:val=""/>
+      <w:lvlJc w:val="left"/>
+      <w:pPr>
+        <w:ind w:left="6829" w:hanging="360"/>
+      </w:pPr>
+      <w:rPr>
+        <w:rFonts w:ascii="Wingdings" w:hAnsi="Wingdings" w:hint="default"/>
+      </w:rPr>
+    </w:lvl>
+  </w:abstractNum>
+  <w:abstractNum w:abstractNumId="6" w15:restartNumberingAfterBreak="0">
     <w:nsid w:val="3FF717D4"/>
     <w:multiLevelType w:val="hybridMultilevel"/>
-    <w:tmpl w:val="B8AC1F44"/>
-    <w:lvl w:ilvl="0" w:tplc="04190001">
+    <w:tmpl w:val="1A5A3C86"/>
+    <w:lvl w:ilvl="0" w:tplc="89A639AE">
+      <w:start w:val="4"/>
+      <w:numFmt w:val="bullet"/>
+      <w:lvlText w:val="-"/>
+      <w:lvlJc w:val="left"/>
+      <w:pPr>
+        <w:ind w:left="720" w:hanging="360"/>
+      </w:pPr>
+      <w:rPr>
+        <w:rFonts w:ascii="Times New Roman" w:eastAsiaTheme="minorHAnsi" w:hAnsi="Times New Roman" w:cs="Times New Roman" w:hint="default"/>
+      </w:rPr>
+    </w:lvl>
+    <w:lvl w:ilvl="1" w:tplc="04190003" w:tentative="1">
+      <w:start w:val="1"/>
+      <w:numFmt w:val="bullet"/>
+      <w:lvlText w:val="o"/>
+      <w:lvlJc w:val="left"/>
+      <w:pPr>
+        <w:ind w:left="1440" w:hanging="360"/>
+      </w:pPr>
+      <w:rPr>
+        <w:rFonts w:ascii="Courier New" w:hAnsi="Courier New" w:cs="Courier New" w:hint="default"/>
+      </w:rPr>
+    </w:lvl>
+    <w:lvl w:ilvl="2" w:tplc="04190005" w:tentative="1">
+      <w:start w:val="1"/>
+      <w:numFmt w:val="bullet"/>
+      <w:lvlText w:val=""/>
+      <w:lvlJc w:val="left"/>
+      <w:pPr>
+        <w:ind w:left="2160" w:hanging="360"/>
+      </w:pPr>
+      <w:rPr>
+        <w:rFonts w:ascii="Wingdings" w:hAnsi="Wingdings" w:hint="default"/>
+      </w:rPr>
+    </w:lvl>
+    <w:lvl w:ilvl="3" w:tplc="04190001" w:tentative="1">
       <w:start w:val="1"/>
       <w:numFmt w:val="bullet"/>
       <w:lvlText w:val=""/>
       <w:lvlJc w:val="left"/>
       <w:pPr>
-        <w:ind w:left="720" w:hanging="360"/>
+        <w:ind w:left="2880" w:hanging="360"/>
       </w:pPr>
       <w:rPr>
         <w:rFonts w:ascii="Symbol" w:hAnsi="Symbol" w:hint="default"/>
       </w:rPr>
     </w:lvl>
-    <w:lvl w:ilvl="1" w:tplc="04190003" w:tentative="1">
+    <w:lvl w:ilvl="4" w:tplc="04190003" w:tentative="1">
       <w:start w:val="1"/>
       <w:numFmt w:val="bullet"/>
       <w:lvlText w:val="o"/>
       <w:lvlJc w:val="left"/>
       <w:pPr>
-        <w:ind w:left="1440" w:hanging="360"/>
+        <w:ind w:left="3600" w:hanging="360"/>
       </w:pPr>
       <w:rPr>
         <w:rFonts w:ascii="Courier New" w:hAnsi="Courier New" w:cs="Courier New" w:hint="default"/>
       </w:rPr>
     </w:lvl>
-    <w:lvl w:ilvl="2" w:tplc="04190005" w:tentative="1">
+    <w:lvl w:ilvl="5" w:tplc="04190005" w:tentative="1">
       <w:start w:val="1"/>
       <w:numFmt w:val="bullet"/>
       <w:lvlText w:val=""/>
       <w:lvlJc w:val="left"/>
       <w:pPr>
-        <w:ind w:left="2160" w:hanging="360"/>
+        <w:ind w:left="4320" w:hanging="360"/>
       </w:pPr>
       <w:rPr>
         <w:rFonts w:ascii="Wingdings" w:hAnsi="Wingdings" w:hint="default"/>
       </w:rPr>
     </w:lvl>
-    <w:lvl w:ilvl="3" w:tplc="04190001" w:tentative="1">
+    <w:lvl w:ilvl="6" w:tplc="04190001" w:tentative="1">
       <w:start w:val="1"/>
       <w:numFmt w:val="bullet"/>
       <w:lvlText w:val=""/>
       <w:lvlJc w:val="left"/>
       <w:pPr>
-        <w:ind w:left="2880" w:hanging="360"/>
+        <w:ind w:left="5040" w:hanging="360"/>
       </w:pPr>
       <w:rPr>
         <w:rFonts w:ascii="Symbol" w:hAnsi="Symbol" w:hint="default"/>
       </w:rPr>
     </w:lvl>
-    <w:lvl w:ilvl="4" w:tplc="04190003" w:tentative="1">
+    <w:lvl w:ilvl="7" w:tplc="04190003" w:tentative="1">
       <w:start w:val="1"/>
       <w:numFmt w:val="bullet"/>
       <w:lvlText w:val="o"/>
       <w:lvlJc w:val="left"/>
       <w:pPr>
-        <w:ind w:left="3600" w:hanging="360"/>
+        <w:ind w:left="5760" w:hanging="360"/>
       </w:pPr>
       <w:rPr>
         <w:rFonts w:ascii="Courier New" w:hAnsi="Courier New" w:cs="Courier New" w:hint="default"/>
       </w:rPr>
     </w:lvl>
-    <w:lvl w:ilvl="5" w:tplc="04190005" w:tentative="1">
+    <w:lvl w:ilvl="8" w:tplc="04190005" w:tentative="1">
       <w:start w:val="1"/>
       <w:numFmt w:val="bullet"/>
       <w:lvlText w:val=""/>
       <w:lvlJc w:val="left"/>
       <w:pPr>
-        <w:ind w:left="4320" w:hanging="360"/>
+        <w:ind w:left="6480" w:hanging="360"/>
       </w:pPr>
       <w:rPr>
         <w:rFonts w:ascii="Wingdings" w:hAnsi="Wingdings" w:hint="default"/>
       </w:rPr>
     </w:lvl>
-    <w:lvl w:ilvl="6" w:tplc="04190001" w:tentative="1">
-      <w:start w:val="1"/>
-      <w:numFmt w:val="bullet"/>
-      <w:lvlText w:val=""/>
-      <w:lvlJc w:val="left"/>
-      <w:pPr>
-        <w:ind w:left="5040" w:hanging="360"/>
-      </w:pPr>
-      <w:rPr>
-        <w:rFonts w:ascii="Symbol" w:hAnsi="Symbol" w:hint="default"/>
-      </w:rPr>
-    </w:lvl>
-    <w:lvl w:ilvl="7" w:tplc="04190003" w:tentative="1">
-      <w:start w:val="1"/>
-      <w:numFmt w:val="bullet"/>
-      <w:lvlText w:val="o"/>
-      <w:lvlJc w:val="left"/>
-      <w:pPr>
-        <w:ind w:left="5760" w:hanging="360"/>
-      </w:pPr>
-      <w:rPr>
-        <w:rFonts w:ascii="Courier New" w:hAnsi="Courier New" w:cs="Courier New" w:hint="default"/>
-      </w:rPr>
-    </w:lvl>
-    <w:lvl w:ilvl="8" w:tplc="04190005" w:tentative="1">
-      <w:start w:val="1"/>
-      <w:numFmt w:val="bullet"/>
-      <w:lvlText w:val=""/>
-      <w:lvlJc w:val="left"/>
-      <w:pPr>
-        <w:ind w:left="6480" w:hanging="360"/>
-      </w:pPr>
-      <w:rPr>
-        <w:rFonts w:ascii="Wingdings" w:hAnsi="Wingdings" w:hint="default"/>
-      </w:rPr>
-    </w:lvl>
   </w:abstractNum>
-  <w:abstractNum w:abstractNumId="6" w15:restartNumberingAfterBreak="0">
+  <w:abstractNum w:abstractNumId="7" w15:restartNumberingAfterBreak="0">
     <w:nsid w:val="409A0AFB"/>
     <w:multiLevelType w:val="multilevel"/>
     <w:tmpl w:val="F3441122"/>
@@ -9202,7 +9387,7 @@
       </w:rPr>
     </w:lvl>
   </w:abstractNum>
-  <w:abstractNum w:abstractNumId="7" w15:restartNumberingAfterBreak="0">
+  <w:abstractNum w:abstractNumId="8" w15:restartNumberingAfterBreak="0">
     <w:nsid w:val="46AB6397"/>
     <w:multiLevelType w:val="hybridMultilevel"/>
     <w:tmpl w:val="C29C4B7C"/>
@@ -9212,7 +9397,7 @@
       <w:lvlText w:val=""/>
       <w:lvlJc w:val="left"/>
       <w:pPr>
-        <w:ind w:left="1429" w:hanging="360"/>
+        <w:ind w:left="928" w:hanging="360"/>
       </w:pPr>
       <w:rPr>
         <w:rFonts w:ascii="Symbol" w:hAnsi="Symbol" w:hint="default"/>
@@ -9224,7 +9409,7 @@
       <w:lvlText w:val="o"/>
       <w:lvlJc w:val="left"/>
       <w:pPr>
-        <w:ind w:left="2149" w:hanging="360"/>
+        <w:ind w:left="1648" w:hanging="360"/>
       </w:pPr>
       <w:rPr>
         <w:rFonts w:ascii="Courier New" w:hAnsi="Courier New" w:cs="Courier New" w:hint="default"/>
@@ -9236,7 +9421,7 @@
       <w:lvlText w:val=""/>
       <w:lvlJc w:val="left"/>
       <w:pPr>
-        <w:ind w:left="2869" w:hanging="360"/>
+        <w:ind w:left="2368" w:hanging="360"/>
       </w:pPr>
       <w:rPr>
         <w:rFonts w:ascii="Wingdings" w:hAnsi="Wingdings" w:hint="default"/>
@@ -9248,7 +9433,7 @@
       <w:lvlText w:val=""/>
       <w:lvlJc w:val="left"/>
       <w:pPr>
-        <w:ind w:left="3589" w:hanging="360"/>
+        <w:ind w:left="3088" w:hanging="360"/>
       </w:pPr>
       <w:rPr>
         <w:rFonts w:ascii="Symbol" w:hAnsi="Symbol" w:hint="default"/>
@@ -9260,7 +9445,7 @@
       <w:lvlText w:val="o"/>
       <w:lvlJc w:val="left"/>
       <w:pPr>
-        <w:ind w:left="4309" w:hanging="360"/>
+        <w:ind w:left="3808" w:hanging="360"/>
       </w:pPr>
       <w:rPr>
         <w:rFonts w:ascii="Courier New" w:hAnsi="Courier New" w:cs="Courier New" w:hint="default"/>
@@ -9272,7 +9457,7 @@
       <w:lvlText w:val=""/>
       <w:lvlJc w:val="left"/>
       <w:pPr>
-        <w:ind w:left="5029" w:hanging="360"/>
+        <w:ind w:left="4528" w:hanging="360"/>
       </w:pPr>
       <w:rPr>
         <w:rFonts w:ascii="Wingdings" w:hAnsi="Wingdings" w:hint="default"/>
@@ -9284,7 +9469,7 @@
       <w:lvlText w:val=""/>
       <w:lvlJc w:val="left"/>
       <w:pPr>
-        <w:ind w:left="5749" w:hanging="360"/>
+        <w:ind w:left="5248" w:hanging="360"/>
       </w:pPr>
       <w:rPr>
         <w:rFonts w:ascii="Symbol" w:hAnsi="Symbol" w:hint="default"/>
@@ -9296,7 +9481,7 @@
       <w:lvlText w:val="o"/>
       <w:lvlJc w:val="left"/>
       <w:pPr>
-        <w:ind w:left="6469" w:hanging="360"/>
+        <w:ind w:left="5968" w:hanging="360"/>
       </w:pPr>
       <w:rPr>
         <w:rFonts w:ascii="Courier New" w:hAnsi="Courier New" w:cs="Courier New" w:hint="default"/>
@@ -9308,127 +9493,127 @@
       <w:lvlText w:val=""/>
       <w:lvlJc w:val="left"/>
       <w:pPr>
-        <w:ind w:left="7189" w:hanging="360"/>
+        <w:ind w:left="6688" w:hanging="360"/>
       </w:pPr>
       <w:rPr>
         <w:rFonts w:ascii="Wingdings" w:hAnsi="Wingdings" w:hint="default"/>
       </w:rPr>
     </w:lvl>
   </w:abstractNum>
-  <w:abstractNum w:abstractNumId="8" w15:restartNumberingAfterBreak="0">
+  <w:abstractNum w:abstractNumId="9" w15:restartNumberingAfterBreak="0">
     <w:nsid w:val="4A8F2084"/>
     <w:multiLevelType w:val="hybridMultilevel"/>
-    <w:tmpl w:val="A31AA226"/>
-    <w:lvl w:ilvl="0" w:tplc="04190001">
+    <w:tmpl w:val="0AC43F18"/>
+    <w:lvl w:ilvl="0" w:tplc="89A639AE">
+      <w:start w:val="4"/>
+      <w:numFmt w:val="bullet"/>
+      <w:lvlText w:val="-"/>
+      <w:lvlJc w:val="left"/>
+      <w:pPr>
+        <w:ind w:left="720" w:hanging="360"/>
+      </w:pPr>
+      <w:rPr>
+        <w:rFonts w:ascii="Times New Roman" w:eastAsiaTheme="minorHAnsi" w:hAnsi="Times New Roman" w:cs="Times New Roman" w:hint="default"/>
+      </w:rPr>
+    </w:lvl>
+    <w:lvl w:ilvl="1" w:tplc="04190003" w:tentative="1">
+      <w:start w:val="1"/>
+      <w:numFmt w:val="bullet"/>
+      <w:lvlText w:val="o"/>
+      <w:lvlJc w:val="left"/>
+      <w:pPr>
+        <w:ind w:left="1440" w:hanging="360"/>
+      </w:pPr>
+      <w:rPr>
+        <w:rFonts w:ascii="Courier New" w:hAnsi="Courier New" w:cs="Courier New" w:hint="default"/>
+      </w:rPr>
+    </w:lvl>
+    <w:lvl w:ilvl="2" w:tplc="04190005" w:tentative="1">
+      <w:start w:val="1"/>
+      <w:numFmt w:val="bullet"/>
+      <w:lvlText w:val=""/>
+      <w:lvlJc w:val="left"/>
+      <w:pPr>
+        <w:ind w:left="2160" w:hanging="360"/>
+      </w:pPr>
+      <w:rPr>
+        <w:rFonts w:ascii="Wingdings" w:hAnsi="Wingdings" w:hint="default"/>
+      </w:rPr>
+    </w:lvl>
+    <w:lvl w:ilvl="3" w:tplc="04190001" w:tentative="1">
       <w:start w:val="1"/>
       <w:numFmt w:val="bullet"/>
       <w:lvlText w:val=""/>
       <w:lvlJc w:val="left"/>
       <w:pPr>
-        <w:ind w:left="720" w:hanging="360"/>
+        <w:ind w:left="2880" w:hanging="360"/>
       </w:pPr>
       <w:rPr>
         <w:rFonts w:ascii="Symbol" w:hAnsi="Symbol" w:hint="default"/>
       </w:rPr>
     </w:lvl>
-    <w:lvl w:ilvl="1" w:tplc="04190003" w:tentative="1">
+    <w:lvl w:ilvl="4" w:tplc="04190003" w:tentative="1">
       <w:start w:val="1"/>
       <w:numFmt w:val="bullet"/>
       <w:lvlText w:val="o"/>
       <w:lvlJc w:val="left"/>
       <w:pPr>
-        <w:ind w:left="1440" w:hanging="360"/>
+        <w:ind w:left="3600" w:hanging="360"/>
       </w:pPr>
       <w:rPr>
         <w:rFonts w:ascii="Courier New" w:hAnsi="Courier New" w:cs="Courier New" w:hint="default"/>
       </w:rPr>
     </w:lvl>
-    <w:lvl w:ilvl="2" w:tplc="04190005" w:tentative="1">
+    <w:lvl w:ilvl="5" w:tplc="04190005" w:tentative="1">
       <w:start w:val="1"/>
       <w:numFmt w:val="bullet"/>
       <w:lvlText w:val=""/>
       <w:lvlJc w:val="left"/>
       <w:pPr>
-        <w:ind w:left="2160" w:hanging="360"/>
+        <w:ind w:left="4320" w:hanging="360"/>
       </w:pPr>
       <w:rPr>
         <w:rFonts w:ascii="Wingdings" w:hAnsi="Wingdings" w:hint="default"/>
       </w:rPr>
     </w:lvl>
-    <w:lvl w:ilvl="3" w:tplc="04190001" w:tentative="1">
+    <w:lvl w:ilvl="6" w:tplc="04190001" w:tentative="1">
       <w:start w:val="1"/>
       <w:numFmt w:val="bullet"/>
       <w:lvlText w:val=""/>
       <w:lvlJc w:val="left"/>
       <w:pPr>
-        <w:ind w:left="2880" w:hanging="360"/>
+        <w:ind w:left="5040" w:hanging="360"/>
       </w:pPr>
       <w:rPr>
         <w:rFonts w:ascii="Symbol" w:hAnsi="Symbol" w:hint="default"/>
       </w:rPr>
     </w:lvl>
-    <w:lvl w:ilvl="4" w:tplc="04190003" w:tentative="1">
+    <w:lvl w:ilvl="7" w:tplc="04190003" w:tentative="1">
       <w:start w:val="1"/>
       <w:numFmt w:val="bullet"/>
       <w:lvlText w:val="o"/>
       <w:lvlJc w:val="left"/>
       <w:pPr>
-        <w:ind w:left="3600" w:hanging="360"/>
+        <w:ind w:left="5760" w:hanging="360"/>
       </w:pPr>
       <w:rPr>
         <w:rFonts w:ascii="Courier New" w:hAnsi="Courier New" w:cs="Courier New" w:hint="default"/>
       </w:rPr>
     </w:lvl>
-    <w:lvl w:ilvl="5" w:tplc="04190005" w:tentative="1">
+    <w:lvl w:ilvl="8" w:tplc="04190005" w:tentative="1">
       <w:start w:val="1"/>
       <w:numFmt w:val="bullet"/>
       <w:lvlText w:val=""/>
       <w:lvlJc w:val="left"/>
       <w:pPr>
-        <w:ind w:left="4320" w:hanging="360"/>
+        <w:ind w:left="6480" w:hanging="360"/>
       </w:pPr>
       <w:rPr>
         <w:rFonts w:ascii="Wingdings" w:hAnsi="Wingdings" w:hint="default"/>
       </w:rPr>
     </w:lvl>
-    <w:lvl w:ilvl="6" w:tplc="04190001" w:tentative="1">
-      <w:start w:val="1"/>
-      <w:numFmt w:val="bullet"/>
-      <w:lvlText w:val=""/>
-      <w:lvlJc w:val="left"/>
-      <w:pPr>
-        <w:ind w:left="5040" w:hanging="360"/>
-      </w:pPr>
-      <w:rPr>
-        <w:rFonts w:ascii="Symbol" w:hAnsi="Symbol" w:hint="default"/>
-      </w:rPr>
-    </w:lvl>
-    <w:lvl w:ilvl="7" w:tplc="04190003" w:tentative="1">
-      <w:start w:val="1"/>
-      <w:numFmt w:val="bullet"/>
-      <w:lvlText w:val="o"/>
-      <w:lvlJc w:val="left"/>
-      <w:pPr>
-        <w:ind w:left="5760" w:hanging="360"/>
-      </w:pPr>
-      <w:rPr>
-        <w:rFonts w:ascii="Courier New" w:hAnsi="Courier New" w:cs="Courier New" w:hint="default"/>
-      </w:rPr>
-    </w:lvl>
-    <w:lvl w:ilvl="8" w:tplc="04190005" w:tentative="1">
-      <w:start w:val="1"/>
-      <w:numFmt w:val="bullet"/>
-      <w:lvlText w:val=""/>
-      <w:lvlJc w:val="left"/>
-      <w:pPr>
-        <w:ind w:left="6480" w:hanging="360"/>
-      </w:pPr>
-      <w:rPr>
-        <w:rFonts w:ascii="Wingdings" w:hAnsi="Wingdings" w:hint="default"/>
-      </w:rPr>
-    </w:lvl>
   </w:abstractNum>
-  <w:abstractNum w:abstractNumId="9" w15:restartNumberingAfterBreak="0">
+  <w:abstractNum w:abstractNumId="10" w15:restartNumberingAfterBreak="0">
     <w:nsid w:val="4E3477BF"/>
     <w:multiLevelType w:val="multilevel"/>
     <w:tmpl w:val="5D2861A4"/>
@@ -9577,233 +9762,233 @@
       </w:rPr>
     </w:lvl>
   </w:abstractNum>
-  <w:abstractNum w:abstractNumId="10" w15:restartNumberingAfterBreak="0">
+  <w:abstractNum w:abstractNumId="11" w15:restartNumberingAfterBreak="0">
     <w:nsid w:val="5C57463A"/>
     <w:multiLevelType w:val="hybridMultilevel"/>
-    <w:tmpl w:val="8FCCF594"/>
-    <w:lvl w:ilvl="0" w:tplc="04190001">
+    <w:tmpl w:val="C944C072"/>
+    <w:lvl w:ilvl="0" w:tplc="89A639AE">
+      <w:start w:val="4"/>
+      <w:numFmt w:val="bullet"/>
+      <w:lvlText w:val="-"/>
+      <w:lvlJc w:val="left"/>
+      <w:pPr>
+        <w:ind w:left="720" w:hanging="360"/>
+      </w:pPr>
+      <w:rPr>
+        <w:rFonts w:ascii="Times New Roman" w:eastAsiaTheme="minorHAnsi" w:hAnsi="Times New Roman" w:cs="Times New Roman" w:hint="default"/>
+      </w:rPr>
+    </w:lvl>
+    <w:lvl w:ilvl="1" w:tplc="04190003" w:tentative="1">
+      <w:start w:val="1"/>
+      <w:numFmt w:val="bullet"/>
+      <w:lvlText w:val="o"/>
+      <w:lvlJc w:val="left"/>
+      <w:pPr>
+        <w:ind w:left="1440" w:hanging="360"/>
+      </w:pPr>
+      <w:rPr>
+        <w:rFonts w:ascii="Courier New" w:hAnsi="Courier New" w:cs="Courier New" w:hint="default"/>
+      </w:rPr>
+    </w:lvl>
+    <w:lvl w:ilvl="2" w:tplc="04190005" w:tentative="1">
+      <w:start w:val="1"/>
+      <w:numFmt w:val="bullet"/>
+      <w:lvlText w:val=""/>
+      <w:lvlJc w:val="left"/>
+      <w:pPr>
+        <w:ind w:left="2160" w:hanging="360"/>
+      </w:pPr>
+      <w:rPr>
+        <w:rFonts w:ascii="Wingdings" w:hAnsi="Wingdings" w:hint="default"/>
+      </w:rPr>
+    </w:lvl>
+    <w:lvl w:ilvl="3" w:tplc="04190001" w:tentative="1">
       <w:start w:val="1"/>
       <w:numFmt w:val="bullet"/>
       <w:lvlText w:val=""/>
       <w:lvlJc w:val="left"/>
       <w:pPr>
-        <w:ind w:left="720" w:hanging="360"/>
+        <w:ind w:left="2880" w:hanging="360"/>
       </w:pPr>
       <w:rPr>
         <w:rFonts w:ascii="Symbol" w:hAnsi="Symbol" w:hint="default"/>
       </w:rPr>
     </w:lvl>
-    <w:lvl w:ilvl="1" w:tplc="04190003" w:tentative="1">
+    <w:lvl w:ilvl="4" w:tplc="04190003" w:tentative="1">
       <w:start w:val="1"/>
       <w:numFmt w:val="bullet"/>
       <w:lvlText w:val="o"/>
       <w:lvlJc w:val="left"/>
       <w:pPr>
-        <w:ind w:left="1440" w:hanging="360"/>
+        <w:ind w:left="3600" w:hanging="360"/>
       </w:pPr>
       <w:rPr>
         <w:rFonts w:ascii="Courier New" w:hAnsi="Courier New" w:cs="Courier New" w:hint="default"/>
       </w:rPr>
     </w:lvl>
-    <w:lvl w:ilvl="2" w:tplc="04190005" w:tentative="1">
+    <w:lvl w:ilvl="5" w:tplc="04190005" w:tentative="1">
       <w:start w:val="1"/>
       <w:numFmt w:val="bullet"/>
       <w:lvlText w:val=""/>
       <w:lvlJc w:val="left"/>
       <w:pPr>
-        <w:ind w:left="2160" w:hanging="360"/>
+        <w:ind w:left="4320" w:hanging="360"/>
       </w:pPr>
       <w:rPr>
         <w:rFonts w:ascii="Wingdings" w:hAnsi="Wingdings" w:hint="default"/>
       </w:rPr>
     </w:lvl>
-    <w:lvl w:ilvl="3" w:tplc="04190001" w:tentative="1">
+    <w:lvl w:ilvl="6" w:tplc="04190001" w:tentative="1">
       <w:start w:val="1"/>
       <w:numFmt w:val="bullet"/>
       <w:lvlText w:val=""/>
       <w:lvlJc w:val="left"/>
       <w:pPr>
-        <w:ind w:left="2880" w:hanging="360"/>
+        <w:ind w:left="5040" w:hanging="360"/>
       </w:pPr>
       <w:rPr>
         <w:rFonts w:ascii="Symbol" w:hAnsi="Symbol" w:hint="default"/>
       </w:rPr>
     </w:lvl>
-    <w:lvl w:ilvl="4" w:tplc="04190003" w:tentative="1">
+    <w:lvl w:ilvl="7" w:tplc="04190003" w:tentative="1">
       <w:start w:val="1"/>
       <w:numFmt w:val="bullet"/>
       <w:lvlText w:val="o"/>
       <w:lvlJc w:val="left"/>
       <w:pPr>
-        <w:ind w:left="3600" w:hanging="360"/>
+        <w:ind w:left="5760" w:hanging="360"/>
       </w:pPr>
       <w:rPr>
         <w:rFonts w:ascii="Courier New" w:hAnsi="Courier New" w:cs="Courier New" w:hint="default"/>
       </w:rPr>
     </w:lvl>
-    <w:lvl w:ilvl="5" w:tplc="04190005" w:tentative="1">
+    <w:lvl w:ilvl="8" w:tplc="04190005" w:tentative="1">
       <w:start w:val="1"/>
       <w:numFmt w:val="bullet"/>
       <w:lvlText w:val=""/>
       <w:lvlJc w:val="left"/>
       <w:pPr>
-        <w:ind w:left="4320" w:hanging="360"/>
+        <w:ind w:left="6480" w:hanging="360"/>
       </w:pPr>
       <w:rPr>
         <w:rFonts w:ascii="Wingdings" w:hAnsi="Wingdings" w:hint="default"/>
       </w:rPr>
     </w:lvl>
-    <w:lvl w:ilvl="6" w:tplc="04190001" w:tentative="1">
-      <w:start w:val="1"/>
-      <w:numFmt w:val="bullet"/>
-      <w:lvlText w:val=""/>
-      <w:lvlJc w:val="left"/>
-      <w:pPr>
-        <w:ind w:left="5040" w:hanging="360"/>
-      </w:pPr>
-      <w:rPr>
-        <w:rFonts w:ascii="Symbol" w:hAnsi="Symbol" w:hint="default"/>
-      </w:rPr>
-    </w:lvl>
-    <w:lvl w:ilvl="7" w:tplc="04190003" w:tentative="1">
-      <w:start w:val="1"/>
-      <w:numFmt w:val="bullet"/>
-      <w:lvlText w:val="o"/>
-      <w:lvlJc w:val="left"/>
-      <w:pPr>
-        <w:ind w:left="5760" w:hanging="360"/>
-      </w:pPr>
-      <w:rPr>
-        <w:rFonts w:ascii="Courier New" w:hAnsi="Courier New" w:cs="Courier New" w:hint="default"/>
-      </w:rPr>
-    </w:lvl>
-    <w:lvl w:ilvl="8" w:tplc="04190005" w:tentative="1">
-      <w:start w:val="1"/>
-      <w:numFmt w:val="bullet"/>
-      <w:lvlText w:val=""/>
-      <w:lvlJc w:val="left"/>
-      <w:pPr>
-        <w:ind w:left="6480" w:hanging="360"/>
-      </w:pPr>
-      <w:rPr>
-        <w:rFonts w:ascii="Wingdings" w:hAnsi="Wingdings" w:hint="default"/>
-      </w:rPr>
-    </w:lvl>
   </w:abstractNum>
-  <w:abstractNum w:abstractNumId="11" w15:restartNumberingAfterBreak="0">
+  <w:abstractNum w:abstractNumId="12" w15:restartNumberingAfterBreak="0">
     <w:nsid w:val="64D20EDF"/>
     <w:multiLevelType w:val="hybridMultilevel"/>
-    <w:tmpl w:val="6DE8D314"/>
-    <w:lvl w:ilvl="0" w:tplc="04190001">
+    <w:tmpl w:val="1B04BDE4"/>
+    <w:lvl w:ilvl="0" w:tplc="89A639AE">
+      <w:start w:val="4"/>
+      <w:numFmt w:val="bullet"/>
+      <w:lvlText w:val="-"/>
+      <w:lvlJc w:val="left"/>
+      <w:pPr>
+        <w:ind w:left="720" w:hanging="360"/>
+      </w:pPr>
+      <w:rPr>
+        <w:rFonts w:ascii="Times New Roman" w:eastAsiaTheme="minorHAnsi" w:hAnsi="Times New Roman" w:cs="Times New Roman" w:hint="default"/>
+      </w:rPr>
+    </w:lvl>
+    <w:lvl w:ilvl="1" w:tplc="04190003" w:tentative="1">
+      <w:start w:val="1"/>
+      <w:numFmt w:val="bullet"/>
+      <w:lvlText w:val="o"/>
+      <w:lvlJc w:val="left"/>
+      <w:pPr>
+        <w:ind w:left="1440" w:hanging="360"/>
+      </w:pPr>
+      <w:rPr>
+        <w:rFonts w:ascii="Courier New" w:hAnsi="Courier New" w:cs="Courier New" w:hint="default"/>
+      </w:rPr>
+    </w:lvl>
+    <w:lvl w:ilvl="2" w:tplc="04190005" w:tentative="1">
+      <w:start w:val="1"/>
+      <w:numFmt w:val="bullet"/>
+      <w:lvlText w:val=""/>
+      <w:lvlJc w:val="left"/>
+      <w:pPr>
+        <w:ind w:left="2160" w:hanging="360"/>
+      </w:pPr>
+      <w:rPr>
+        <w:rFonts w:ascii="Wingdings" w:hAnsi="Wingdings" w:hint="default"/>
+      </w:rPr>
+    </w:lvl>
+    <w:lvl w:ilvl="3" w:tplc="04190001" w:tentative="1">
       <w:start w:val="1"/>
       <w:numFmt w:val="bullet"/>
       <w:lvlText w:val=""/>
       <w:lvlJc w:val="left"/>
       <w:pPr>
-        <w:ind w:left="720" w:hanging="360"/>
+        <w:ind w:left="2880" w:hanging="360"/>
       </w:pPr>
       <w:rPr>
         <w:rFonts w:ascii="Symbol" w:hAnsi="Symbol" w:hint="default"/>
       </w:rPr>
     </w:lvl>
-    <w:lvl w:ilvl="1" w:tplc="04190003" w:tentative="1">
+    <w:lvl w:ilvl="4" w:tplc="04190003" w:tentative="1">
       <w:start w:val="1"/>
       <w:numFmt w:val="bullet"/>
       <w:lvlText w:val="o"/>
       <w:lvlJc w:val="left"/>
       <w:pPr>
-        <w:ind w:left="1440" w:hanging="360"/>
+        <w:ind w:left="3600" w:hanging="360"/>
       </w:pPr>
       <w:rPr>
         <w:rFonts w:ascii="Courier New" w:hAnsi="Courier New" w:cs="Courier New" w:hint="default"/>
       </w:rPr>
     </w:lvl>
-    <w:lvl w:ilvl="2" w:tplc="04190005" w:tentative="1">
+    <w:lvl w:ilvl="5" w:tplc="04190005" w:tentative="1">
       <w:start w:val="1"/>
       <w:numFmt w:val="bullet"/>
       <w:lvlText w:val=""/>
       <w:lvlJc w:val="left"/>
       <w:pPr>
-        <w:ind w:left="2160" w:hanging="360"/>
+        <w:ind w:left="4320" w:hanging="360"/>
       </w:pPr>
       <w:rPr>
         <w:rFonts w:ascii="Wingdings" w:hAnsi="Wingdings" w:hint="default"/>
       </w:rPr>
     </w:lvl>
-    <w:lvl w:ilvl="3" w:tplc="04190001" w:tentative="1">
+    <w:lvl w:ilvl="6" w:tplc="04190001" w:tentative="1">
       <w:start w:val="1"/>
       <w:numFmt w:val="bullet"/>
       <w:lvlText w:val=""/>
       <w:lvlJc w:val="left"/>
       <w:pPr>
-        <w:ind w:left="2880" w:hanging="360"/>
+        <w:ind w:left="5040" w:hanging="360"/>
       </w:pPr>
       <w:rPr>
         <w:rFonts w:ascii="Symbol" w:hAnsi="Symbol" w:hint="default"/>
       </w:rPr>
     </w:lvl>
-    <w:lvl w:ilvl="4" w:tplc="04190003" w:tentative="1">
+    <w:lvl w:ilvl="7" w:tplc="04190003" w:tentative="1">
       <w:start w:val="1"/>
       <w:numFmt w:val="bullet"/>
       <w:lvlText w:val="o"/>
       <w:lvlJc w:val="left"/>
       <w:pPr>
-        <w:ind w:left="3600" w:hanging="360"/>
+        <w:ind w:left="5760" w:hanging="360"/>
       </w:pPr>
       <w:rPr>
         <w:rFonts w:ascii="Courier New" w:hAnsi="Courier New" w:cs="Courier New" w:hint="default"/>
       </w:rPr>
     </w:lvl>
-    <w:lvl w:ilvl="5" w:tplc="04190005" w:tentative="1">
+    <w:lvl w:ilvl="8" w:tplc="04190005" w:tentative="1">
       <w:start w:val="1"/>
       <w:numFmt w:val="bullet"/>
       <w:lvlText w:val=""/>
       <w:lvlJc w:val="left"/>
       <w:pPr>
-        <w:ind w:left="4320" w:hanging="360"/>
+        <w:ind w:left="6480" w:hanging="360"/>
       </w:pPr>
       <w:rPr>
         <w:rFonts w:ascii="Wingdings" w:hAnsi="Wingdings" w:hint="default"/>
       </w:rPr>
     </w:lvl>
-    <w:lvl w:ilvl="6" w:tplc="04190001" w:tentative="1">
-      <w:start w:val="1"/>
-      <w:numFmt w:val="bullet"/>
-      <w:lvlText w:val=""/>
-      <w:lvlJc w:val="left"/>
-      <w:pPr>
-        <w:ind w:left="5040" w:hanging="360"/>
-      </w:pPr>
-      <w:rPr>
-        <w:rFonts w:ascii="Symbol" w:hAnsi="Symbol" w:hint="default"/>
-      </w:rPr>
-    </w:lvl>
-    <w:lvl w:ilvl="7" w:tplc="04190003" w:tentative="1">
-      <w:start w:val="1"/>
-      <w:numFmt w:val="bullet"/>
-      <w:lvlText w:val="o"/>
-      <w:lvlJc w:val="left"/>
-      <w:pPr>
-        <w:ind w:left="5760" w:hanging="360"/>
-      </w:pPr>
-      <w:rPr>
-        <w:rFonts w:ascii="Courier New" w:hAnsi="Courier New" w:cs="Courier New" w:hint="default"/>
-      </w:rPr>
-    </w:lvl>
-    <w:lvl w:ilvl="8" w:tplc="04190005" w:tentative="1">
-      <w:start w:val="1"/>
-      <w:numFmt w:val="bullet"/>
-      <w:lvlText w:val=""/>
-      <w:lvlJc w:val="left"/>
-      <w:pPr>
-        <w:ind w:left="6480" w:hanging="360"/>
-      </w:pPr>
-      <w:rPr>
-        <w:rFonts w:ascii="Wingdings" w:hAnsi="Wingdings" w:hint="default"/>
-      </w:rPr>
-    </w:lvl>
   </w:abstractNum>
-  <w:abstractNum w:abstractNumId="12" w15:restartNumberingAfterBreak="0">
+  <w:abstractNum w:abstractNumId="13" w15:restartNumberingAfterBreak="0">
     <w:nsid w:val="69076E8D"/>
     <w:multiLevelType w:val="hybridMultilevel"/>
     <w:tmpl w:val="B560A992"/>
@@ -9916,233 +10101,233 @@
       </w:rPr>
     </w:lvl>
   </w:abstractNum>
-  <w:abstractNum w:abstractNumId="13" w15:restartNumberingAfterBreak="0">
+  <w:abstractNum w:abstractNumId="14" w15:restartNumberingAfterBreak="0">
     <w:nsid w:val="6CB361B5"/>
     <w:multiLevelType w:val="hybridMultilevel"/>
-    <w:tmpl w:val="14B0E2C0"/>
-    <w:lvl w:ilvl="0" w:tplc="04190001">
+    <w:tmpl w:val="13BEC5E6"/>
+    <w:lvl w:ilvl="0" w:tplc="89A639AE">
+      <w:start w:val="4"/>
+      <w:numFmt w:val="bullet"/>
+      <w:lvlText w:val="-"/>
+      <w:lvlJc w:val="left"/>
+      <w:pPr>
+        <w:ind w:left="720" w:hanging="360"/>
+      </w:pPr>
+      <w:rPr>
+        <w:rFonts w:ascii="Times New Roman" w:eastAsiaTheme="minorHAnsi" w:hAnsi="Times New Roman" w:cs="Times New Roman" w:hint="default"/>
+      </w:rPr>
+    </w:lvl>
+    <w:lvl w:ilvl="1" w:tplc="04190003" w:tentative="1">
+      <w:start w:val="1"/>
+      <w:numFmt w:val="bullet"/>
+      <w:lvlText w:val="o"/>
+      <w:lvlJc w:val="left"/>
+      <w:pPr>
+        <w:ind w:left="1440" w:hanging="360"/>
+      </w:pPr>
+      <w:rPr>
+        <w:rFonts w:ascii="Courier New" w:hAnsi="Courier New" w:cs="Courier New" w:hint="default"/>
+      </w:rPr>
+    </w:lvl>
+    <w:lvl w:ilvl="2" w:tplc="04190005" w:tentative="1">
+      <w:start w:val="1"/>
+      <w:numFmt w:val="bullet"/>
+      <w:lvlText w:val=""/>
+      <w:lvlJc w:val="left"/>
+      <w:pPr>
+        <w:ind w:left="2160" w:hanging="360"/>
+      </w:pPr>
+      <w:rPr>
+        <w:rFonts w:ascii="Wingdings" w:hAnsi="Wingdings" w:hint="default"/>
+      </w:rPr>
+    </w:lvl>
+    <w:lvl w:ilvl="3" w:tplc="04190001" w:tentative="1">
       <w:start w:val="1"/>
       <w:numFmt w:val="bullet"/>
       <w:lvlText w:val=""/>
       <w:lvlJc w:val="left"/>
       <w:pPr>
-        <w:ind w:left="720" w:hanging="360"/>
+        <w:ind w:left="2880" w:hanging="360"/>
       </w:pPr>
       <w:rPr>
         <w:rFonts w:ascii="Symbol" w:hAnsi="Symbol" w:hint="default"/>
       </w:rPr>
     </w:lvl>
-    <w:lvl w:ilvl="1" w:tplc="04190003" w:tentative="1">
+    <w:lvl w:ilvl="4" w:tplc="04190003" w:tentative="1">
       <w:start w:val="1"/>
       <w:numFmt w:val="bullet"/>
       <w:lvlText w:val="o"/>
       <w:lvlJc w:val="left"/>
       <w:pPr>
-        <w:ind w:left="1440" w:hanging="360"/>
+        <w:ind w:left="3600" w:hanging="360"/>
       </w:pPr>
       <w:rPr>
         <w:rFonts w:ascii="Courier New" w:hAnsi="Courier New" w:cs="Courier New" w:hint="default"/>
       </w:rPr>
     </w:lvl>
-    <w:lvl w:ilvl="2" w:tplc="04190005" w:tentative="1">
+    <w:lvl w:ilvl="5" w:tplc="04190005" w:tentative="1">
       <w:start w:val="1"/>
       <w:numFmt w:val="bullet"/>
       <w:lvlText w:val=""/>
       <w:lvlJc w:val="left"/>
       <w:pPr>
-        <w:ind w:left="2160" w:hanging="360"/>
+        <w:ind w:left="4320" w:hanging="360"/>
       </w:pPr>
       <w:rPr>
         <w:rFonts w:ascii="Wingdings" w:hAnsi="Wingdings" w:hint="default"/>
       </w:rPr>
     </w:lvl>
-    <w:lvl w:ilvl="3" w:tplc="04190001" w:tentative="1">
+    <w:lvl w:ilvl="6" w:tplc="04190001" w:tentative="1">
       <w:start w:val="1"/>
       <w:numFmt w:val="bullet"/>
       <w:lvlText w:val=""/>
       <w:lvlJc w:val="left"/>
       <w:pPr>
-        <w:ind w:left="2880" w:hanging="360"/>
+        <w:ind w:left="5040" w:hanging="360"/>
       </w:pPr>
       <w:rPr>
         <w:rFonts w:ascii="Symbol" w:hAnsi="Symbol" w:hint="default"/>
       </w:rPr>
     </w:lvl>
-    <w:lvl w:ilvl="4" w:tplc="04190003" w:tentative="1">
+    <w:lvl w:ilvl="7" w:tplc="04190003" w:tentative="1">
       <w:start w:val="1"/>
       <w:numFmt w:val="bullet"/>
       <w:lvlText w:val="o"/>
       <w:lvlJc w:val="left"/>
       <w:pPr>
-        <w:ind w:left="3600" w:hanging="360"/>
+        <w:ind w:left="5760" w:hanging="360"/>
       </w:pPr>
       <w:rPr>
         <w:rFonts w:ascii="Courier New" w:hAnsi="Courier New" w:cs="Courier New" w:hint="default"/>
       </w:rPr>
     </w:lvl>
-    <w:lvl w:ilvl="5" w:tplc="04190005" w:tentative="1">
+    <w:lvl w:ilvl="8" w:tplc="04190005" w:tentative="1">
       <w:start w:val="1"/>
       <w:numFmt w:val="bullet"/>
       <w:lvlText w:val=""/>
       <w:lvlJc w:val="left"/>
       <w:pPr>
-        <w:ind w:left="4320" w:hanging="360"/>
+        <w:ind w:left="6480" w:hanging="360"/>
       </w:pPr>
       <w:rPr>
         <w:rFonts w:ascii="Wingdings" w:hAnsi="Wingdings" w:hint="default"/>
       </w:rPr>
     </w:lvl>
-    <w:lvl w:ilvl="6" w:tplc="04190001" w:tentative="1">
-      <w:start w:val="1"/>
-      <w:numFmt w:val="bullet"/>
-      <w:lvlText w:val=""/>
-      <w:lvlJc w:val="left"/>
-      <w:pPr>
-        <w:ind w:left="5040" w:hanging="360"/>
-      </w:pPr>
-      <w:rPr>
-        <w:rFonts w:ascii="Symbol" w:hAnsi="Symbol" w:hint="default"/>
-      </w:rPr>
-    </w:lvl>
-    <w:lvl w:ilvl="7" w:tplc="04190003" w:tentative="1">
-      <w:start w:val="1"/>
-      <w:numFmt w:val="bullet"/>
-      <w:lvlText w:val="o"/>
-      <w:lvlJc w:val="left"/>
-      <w:pPr>
-        <w:ind w:left="5760" w:hanging="360"/>
-      </w:pPr>
-      <w:rPr>
-        <w:rFonts w:ascii="Courier New" w:hAnsi="Courier New" w:cs="Courier New" w:hint="default"/>
-      </w:rPr>
-    </w:lvl>
-    <w:lvl w:ilvl="8" w:tplc="04190005" w:tentative="1">
-      <w:start w:val="1"/>
-      <w:numFmt w:val="bullet"/>
-      <w:lvlText w:val=""/>
-      <w:lvlJc w:val="left"/>
-      <w:pPr>
-        <w:ind w:left="6480" w:hanging="360"/>
-      </w:pPr>
-      <w:rPr>
-        <w:rFonts w:ascii="Wingdings" w:hAnsi="Wingdings" w:hint="default"/>
-      </w:rPr>
-    </w:lvl>
   </w:abstractNum>
-  <w:abstractNum w:abstractNumId="14" w15:restartNumberingAfterBreak="0">
+  <w:abstractNum w:abstractNumId="15" w15:restartNumberingAfterBreak="0">
     <w:nsid w:val="6E643227"/>
     <w:multiLevelType w:val="hybridMultilevel"/>
-    <w:tmpl w:val="CDA6F704"/>
-    <w:lvl w:ilvl="0" w:tplc="04190001">
+    <w:tmpl w:val="F72E654C"/>
+    <w:lvl w:ilvl="0" w:tplc="89A639AE">
+      <w:start w:val="4"/>
+      <w:numFmt w:val="bullet"/>
+      <w:lvlText w:val="-"/>
+      <w:lvlJc w:val="left"/>
+      <w:pPr>
+        <w:ind w:left="720" w:hanging="360"/>
+      </w:pPr>
+      <w:rPr>
+        <w:rFonts w:ascii="Times New Roman" w:eastAsiaTheme="minorHAnsi" w:hAnsi="Times New Roman" w:cs="Times New Roman" w:hint="default"/>
+      </w:rPr>
+    </w:lvl>
+    <w:lvl w:ilvl="1" w:tplc="04190003" w:tentative="1">
+      <w:start w:val="1"/>
+      <w:numFmt w:val="bullet"/>
+      <w:lvlText w:val="o"/>
+      <w:lvlJc w:val="left"/>
+      <w:pPr>
+        <w:ind w:left="1440" w:hanging="360"/>
+      </w:pPr>
+      <w:rPr>
+        <w:rFonts w:ascii="Courier New" w:hAnsi="Courier New" w:cs="Courier New" w:hint="default"/>
+      </w:rPr>
+    </w:lvl>
+    <w:lvl w:ilvl="2" w:tplc="04190005" w:tentative="1">
+      <w:start w:val="1"/>
+      <w:numFmt w:val="bullet"/>
+      <w:lvlText w:val=""/>
+      <w:lvlJc w:val="left"/>
+      <w:pPr>
+        <w:ind w:left="2160" w:hanging="360"/>
+      </w:pPr>
+      <w:rPr>
+        <w:rFonts w:ascii="Wingdings" w:hAnsi="Wingdings" w:hint="default"/>
+      </w:rPr>
+    </w:lvl>
+    <w:lvl w:ilvl="3" w:tplc="04190001" w:tentative="1">
       <w:start w:val="1"/>
       <w:numFmt w:val="bullet"/>
       <w:lvlText w:val=""/>
       <w:lvlJc w:val="left"/>
       <w:pPr>
-        <w:ind w:left="720" w:hanging="360"/>
+        <w:ind w:left="2880" w:hanging="360"/>
       </w:pPr>
       <w:rPr>
         <w:rFonts w:ascii="Symbol" w:hAnsi="Symbol" w:hint="default"/>
       </w:rPr>
     </w:lvl>
-    <w:lvl w:ilvl="1" w:tplc="04190003" w:tentative="1">
+    <w:lvl w:ilvl="4" w:tplc="04190003" w:tentative="1">
       <w:start w:val="1"/>
       <w:numFmt w:val="bullet"/>
       <w:lvlText w:val="o"/>
       <w:lvlJc w:val="left"/>
       <w:pPr>
-        <w:ind w:left="1440" w:hanging="360"/>
+        <w:ind w:left="3600" w:hanging="360"/>
       </w:pPr>
       <w:rPr>
         <w:rFonts w:ascii="Courier New" w:hAnsi="Courier New" w:cs="Courier New" w:hint="default"/>
       </w:rPr>
     </w:lvl>
-    <w:lvl w:ilvl="2" w:tplc="04190005" w:tentative="1">
+    <w:lvl w:ilvl="5" w:tplc="04190005" w:tentative="1">
       <w:start w:val="1"/>
       <w:numFmt w:val="bullet"/>
       <w:lvlText w:val=""/>
       <w:lvlJc w:val="left"/>
       <w:pPr>
-        <w:ind w:left="2160" w:hanging="360"/>
+        <w:ind w:left="4320" w:hanging="360"/>
       </w:pPr>
       <w:rPr>
         <w:rFonts w:ascii="Wingdings" w:hAnsi="Wingdings" w:hint="default"/>
       </w:rPr>
     </w:lvl>
-    <w:lvl w:ilvl="3" w:tplc="04190001" w:tentative="1">
+    <w:lvl w:ilvl="6" w:tplc="04190001" w:tentative="1">
       <w:start w:val="1"/>
       <w:numFmt w:val="bullet"/>
       <w:lvlText w:val=""/>
       <w:lvlJc w:val="left"/>
       <w:pPr>
-        <w:ind w:left="2880" w:hanging="360"/>
+        <w:ind w:left="5040" w:hanging="360"/>
       </w:pPr>
       <w:rPr>
         <w:rFonts w:ascii="Symbol" w:hAnsi="Symbol" w:hint="default"/>
       </w:rPr>
     </w:lvl>
-    <w:lvl w:ilvl="4" w:tplc="04190003" w:tentative="1">
+    <w:lvl w:ilvl="7" w:tplc="04190003" w:tentative="1">
       <w:start w:val="1"/>
       <w:numFmt w:val="bullet"/>
       <w:lvlText w:val="o"/>
       <w:lvlJc w:val="left"/>
       <w:pPr>
-        <w:ind w:left="3600" w:hanging="360"/>
+        <w:ind w:left="5760" w:hanging="360"/>
       </w:pPr>
       <w:rPr>
         <w:rFonts w:ascii="Courier New" w:hAnsi="Courier New" w:cs="Courier New" w:hint="default"/>
       </w:rPr>
     </w:lvl>
-    <w:lvl w:ilvl="5" w:tplc="04190005" w:tentative="1">
+    <w:lvl w:ilvl="8" w:tplc="04190005" w:tentative="1">
       <w:start w:val="1"/>
       <w:numFmt w:val="bullet"/>
       <w:lvlText w:val=""/>
       <w:lvlJc w:val="left"/>
       <w:pPr>
-        <w:ind w:left="4320" w:hanging="360"/>
+        <w:ind w:left="6480" w:hanging="360"/>
       </w:pPr>
       <w:rPr>
         <w:rFonts w:ascii="Wingdings" w:hAnsi="Wingdings" w:hint="default"/>
       </w:rPr>
     </w:lvl>
-    <w:lvl w:ilvl="6" w:tplc="04190001" w:tentative="1">
-      <w:start w:val="1"/>
-      <w:numFmt w:val="bullet"/>
-      <w:lvlText w:val=""/>
-      <w:lvlJc w:val="left"/>
-      <w:pPr>
-        <w:ind w:left="5040" w:hanging="360"/>
-      </w:pPr>
-      <w:rPr>
-        <w:rFonts w:ascii="Symbol" w:hAnsi="Symbol" w:hint="default"/>
-      </w:rPr>
-    </w:lvl>
-    <w:lvl w:ilvl="7" w:tplc="04190003" w:tentative="1">
-      <w:start w:val="1"/>
-      <w:numFmt w:val="bullet"/>
-      <w:lvlText w:val="o"/>
-      <w:lvlJc w:val="left"/>
-      <w:pPr>
-        <w:ind w:left="5760" w:hanging="360"/>
-      </w:pPr>
-      <w:rPr>
-        <w:rFonts w:ascii="Courier New" w:hAnsi="Courier New" w:cs="Courier New" w:hint="default"/>
-      </w:rPr>
-    </w:lvl>
-    <w:lvl w:ilvl="8" w:tplc="04190005" w:tentative="1">
-      <w:start w:val="1"/>
-      <w:numFmt w:val="bullet"/>
-      <w:lvlText w:val=""/>
-      <w:lvlJc w:val="left"/>
-      <w:pPr>
-        <w:ind w:left="6480" w:hanging="360"/>
-      </w:pPr>
-      <w:rPr>
-        <w:rFonts w:ascii="Wingdings" w:hAnsi="Wingdings" w:hint="default"/>
-      </w:rPr>
-    </w:lvl>
   </w:abstractNum>
-  <w:abstractNum w:abstractNumId="15" w15:restartNumberingAfterBreak="0">
+  <w:abstractNum w:abstractNumId="16" w15:restartNumberingAfterBreak="0">
     <w:nsid w:val="74CA2A3C"/>
     <w:multiLevelType w:val="hybridMultilevel"/>
     <w:tmpl w:val="7E52A170"/>
@@ -10231,7 +10416,7 @@
       </w:pPr>
     </w:lvl>
   </w:abstractNum>
-  <w:abstractNum w:abstractNumId="16" w15:restartNumberingAfterBreak="0">
+  <w:abstractNum w:abstractNumId="17" w15:restartNumberingAfterBreak="0">
     <w:nsid w:val="792E3DA5"/>
     <w:multiLevelType w:val="hybridMultilevel"/>
     <w:tmpl w:val="42D699F6"/>
@@ -10344,7 +10529,7 @@
       </w:rPr>
     </w:lvl>
   </w:abstractNum>
-  <w:abstractNum w:abstractNumId="17" w15:restartNumberingAfterBreak="0">
+  <w:abstractNum w:abstractNumId="18" w15:restartNumberingAfterBreak="0">
     <w:nsid w:val="7A322DD3"/>
     <w:multiLevelType w:val="hybridMultilevel"/>
     <w:tmpl w:val="5FFA8FB6"/>
@@ -10457,120 +10642,120 @@
       </w:rPr>
     </w:lvl>
   </w:abstractNum>
-  <w:abstractNum w:abstractNumId="18" w15:restartNumberingAfterBreak="0">
+  <w:abstractNum w:abstractNumId="19" w15:restartNumberingAfterBreak="0">
     <w:nsid w:val="7BFE0EB5"/>
     <w:multiLevelType w:val="hybridMultilevel"/>
-    <w:tmpl w:val="A3465DC0"/>
-    <w:lvl w:ilvl="0" w:tplc="04190001">
+    <w:tmpl w:val="B49A19B2"/>
+    <w:lvl w:ilvl="0" w:tplc="89A639AE">
+      <w:start w:val="4"/>
+      <w:numFmt w:val="bullet"/>
+      <w:lvlText w:val="-"/>
+      <w:lvlJc w:val="left"/>
+      <w:pPr>
+        <w:ind w:left="720" w:hanging="360"/>
+      </w:pPr>
+      <w:rPr>
+        <w:rFonts w:ascii="Times New Roman" w:eastAsiaTheme="minorHAnsi" w:hAnsi="Times New Roman" w:cs="Times New Roman" w:hint="default"/>
+      </w:rPr>
+    </w:lvl>
+    <w:lvl w:ilvl="1" w:tplc="04190003" w:tentative="1">
+      <w:start w:val="1"/>
+      <w:numFmt w:val="bullet"/>
+      <w:lvlText w:val="o"/>
+      <w:lvlJc w:val="left"/>
+      <w:pPr>
+        <w:ind w:left="1440" w:hanging="360"/>
+      </w:pPr>
+      <w:rPr>
+        <w:rFonts w:ascii="Courier New" w:hAnsi="Courier New" w:cs="Courier New" w:hint="default"/>
+      </w:rPr>
+    </w:lvl>
+    <w:lvl w:ilvl="2" w:tplc="04190005" w:tentative="1">
+      <w:start w:val="1"/>
+      <w:numFmt w:val="bullet"/>
+      <w:lvlText w:val=""/>
+      <w:lvlJc w:val="left"/>
+      <w:pPr>
+        <w:ind w:left="2160" w:hanging="360"/>
+      </w:pPr>
+      <w:rPr>
+        <w:rFonts w:ascii="Wingdings" w:hAnsi="Wingdings" w:hint="default"/>
+      </w:rPr>
+    </w:lvl>
+    <w:lvl w:ilvl="3" w:tplc="04190001" w:tentative="1">
       <w:start w:val="1"/>
       <w:numFmt w:val="bullet"/>
       <w:lvlText w:val=""/>
       <w:lvlJc w:val="left"/>
       <w:pPr>
-        <w:ind w:left="720" w:hanging="360"/>
+        <w:ind w:left="2880" w:hanging="360"/>
       </w:pPr>
       <w:rPr>
         <w:rFonts w:ascii="Symbol" w:hAnsi="Symbol" w:hint="default"/>
       </w:rPr>
     </w:lvl>
-    <w:lvl w:ilvl="1" w:tplc="04190003" w:tentative="1">
+    <w:lvl w:ilvl="4" w:tplc="04190003" w:tentative="1">
       <w:start w:val="1"/>
       <w:numFmt w:val="bullet"/>
       <w:lvlText w:val="o"/>
       <w:lvlJc w:val="left"/>
       <w:pPr>
-        <w:ind w:left="1440" w:hanging="360"/>
+        <w:ind w:left="3600" w:hanging="360"/>
       </w:pPr>
       <w:rPr>
         <w:rFonts w:ascii="Courier New" w:hAnsi="Courier New" w:cs="Courier New" w:hint="default"/>
       </w:rPr>
     </w:lvl>
-    <w:lvl w:ilvl="2" w:tplc="04190005" w:tentative="1">
+    <w:lvl w:ilvl="5" w:tplc="04190005" w:tentative="1">
       <w:start w:val="1"/>
       <w:numFmt w:val="bullet"/>
       <w:lvlText w:val=""/>
       <w:lvlJc w:val="left"/>
       <w:pPr>
-        <w:ind w:left="2160" w:hanging="360"/>
+        <w:ind w:left="4320" w:hanging="360"/>
       </w:pPr>
       <w:rPr>
         <w:rFonts w:ascii="Wingdings" w:hAnsi="Wingdings" w:hint="default"/>
       </w:rPr>
     </w:lvl>
-    <w:lvl w:ilvl="3" w:tplc="04190001" w:tentative="1">
+    <w:lvl w:ilvl="6" w:tplc="04190001" w:tentative="1">
       <w:start w:val="1"/>
       <w:numFmt w:val="bullet"/>
       <w:lvlText w:val=""/>
       <w:lvlJc w:val="left"/>
       <w:pPr>
-        <w:ind w:left="2880" w:hanging="360"/>
+        <w:ind w:left="5040" w:hanging="360"/>
       </w:pPr>
       <w:rPr>
         <w:rFonts w:ascii="Symbol" w:hAnsi="Symbol" w:hint="default"/>
       </w:rPr>
     </w:lvl>
-    <w:lvl w:ilvl="4" w:tplc="04190003" w:tentative="1">
+    <w:lvl w:ilvl="7" w:tplc="04190003" w:tentative="1">
       <w:start w:val="1"/>
       <w:numFmt w:val="bullet"/>
       <w:lvlText w:val="o"/>
       <w:lvlJc w:val="left"/>
       <w:pPr>
-        <w:ind w:left="3600" w:hanging="360"/>
+        <w:ind w:left="5760" w:hanging="360"/>
       </w:pPr>
       <w:rPr>
         <w:rFonts w:ascii="Courier New" w:hAnsi="Courier New" w:cs="Courier New" w:hint="default"/>
       </w:rPr>
     </w:lvl>
-    <w:lvl w:ilvl="5" w:tplc="04190005" w:tentative="1">
+    <w:lvl w:ilvl="8" w:tplc="04190005" w:tentative="1">
       <w:start w:val="1"/>
       <w:numFmt w:val="bullet"/>
       <w:lvlText w:val=""/>
       <w:lvlJc w:val="left"/>
       <w:pPr>
-        <w:ind w:left="4320" w:hanging="360"/>
+        <w:ind w:left="6480" w:hanging="360"/>
       </w:pPr>
       <w:rPr>
         <w:rFonts w:ascii="Wingdings" w:hAnsi="Wingdings" w:hint="default"/>
       </w:rPr>
     </w:lvl>
-    <w:lvl w:ilvl="6" w:tplc="04190001" w:tentative="1">
-      <w:start w:val="1"/>
-      <w:numFmt w:val="bullet"/>
-      <w:lvlText w:val=""/>
-      <w:lvlJc w:val="left"/>
-      <w:pPr>
-        <w:ind w:left="5040" w:hanging="360"/>
-      </w:pPr>
-      <w:rPr>
-        <w:rFonts w:ascii="Symbol" w:hAnsi="Symbol" w:hint="default"/>
-      </w:rPr>
-    </w:lvl>
-    <w:lvl w:ilvl="7" w:tplc="04190003" w:tentative="1">
-      <w:start w:val="1"/>
-      <w:numFmt w:val="bullet"/>
-      <w:lvlText w:val="o"/>
-      <w:lvlJc w:val="left"/>
-      <w:pPr>
-        <w:ind w:left="5760" w:hanging="360"/>
-      </w:pPr>
-      <w:rPr>
-        <w:rFonts w:ascii="Courier New" w:hAnsi="Courier New" w:cs="Courier New" w:hint="default"/>
-      </w:rPr>
-    </w:lvl>
-    <w:lvl w:ilvl="8" w:tplc="04190005" w:tentative="1">
-      <w:start w:val="1"/>
-      <w:numFmt w:val="bullet"/>
-      <w:lvlText w:val=""/>
-      <w:lvlJc w:val="left"/>
-      <w:pPr>
-        <w:ind w:left="6480" w:hanging="360"/>
-      </w:pPr>
-      <w:rPr>
-        <w:rFonts w:ascii="Wingdings" w:hAnsi="Wingdings" w:hint="default"/>
-      </w:rPr>
-    </w:lvl>
   </w:abstractNum>
-  <w:abstractNum w:abstractNumId="19" w15:restartNumberingAfterBreak="0">
+  <w:abstractNum w:abstractNumId="20" w15:restartNumberingAfterBreak="0">
     <w:nsid w:val="7E346170"/>
     <w:multiLevelType w:val="hybridMultilevel"/>
     <w:tmpl w:val="5D8C3870"/>
@@ -10684,64 +10869,67 @@
     </w:lvl>
   </w:abstractNum>
   <w:num w:numId="1">
-    <w:abstractNumId w:val="7"/>
+    <w:abstractNumId w:val="8"/>
   </w:num>
   <w:num w:numId="2">
     <w:abstractNumId w:val="1"/>
   </w:num>
   <w:num w:numId="3">
+    <w:abstractNumId w:val="16"/>
+  </w:num>
+  <w:num w:numId="4">
     <w:abstractNumId w:val="15"/>
   </w:num>
-  <w:num w:numId="4">
+  <w:num w:numId="5">
     <w:abstractNumId w:val="14"/>
   </w:num>
-  <w:num w:numId="5">
-    <w:abstractNumId w:val="13"/>
-  </w:num>
   <w:num w:numId="6">
-    <w:abstractNumId w:val="5"/>
+    <w:abstractNumId w:val="6"/>
   </w:num>
   <w:num w:numId="7">
     <w:abstractNumId w:val="4"/>
   </w:num>
   <w:num w:numId="8">
-    <w:abstractNumId w:val="11"/>
+    <w:abstractNumId w:val="12"/>
   </w:num>
   <w:num w:numId="9">
     <w:abstractNumId w:val="2"/>
   </w:num>
   <w:num w:numId="10">
-    <w:abstractNumId w:val="18"/>
+    <w:abstractNumId w:val="19"/>
   </w:num>
   <w:num w:numId="11">
-    <w:abstractNumId w:val="10"/>
+    <w:abstractNumId w:val="11"/>
   </w:num>
   <w:num w:numId="12">
-    <w:abstractNumId w:val="8"/>
+    <w:abstractNumId w:val="9"/>
   </w:num>
   <w:num w:numId="13">
-    <w:abstractNumId w:val="16"/>
+    <w:abstractNumId w:val="17"/>
   </w:num>
   <w:num w:numId="14">
-    <w:abstractNumId w:val="17"/>
+    <w:abstractNumId w:val="18"/>
   </w:num>
   <w:num w:numId="15">
     <w:abstractNumId w:val="3"/>
   </w:num>
   <w:num w:numId="16">
-    <w:abstractNumId w:val="12"/>
+    <w:abstractNumId w:val="13"/>
   </w:num>
   <w:num w:numId="17">
     <w:abstractNumId w:val="0"/>
   </w:num>
   <w:num w:numId="18">
-    <w:abstractNumId w:val="19"/>
+    <w:abstractNumId w:val="20"/>
   </w:num>
   <w:num w:numId="19">
-    <w:abstractNumId w:val="6"/>
+    <w:abstractNumId w:val="7"/>
   </w:num>
   <w:num w:numId="20">
-    <w:abstractNumId w:val="9"/>
+    <w:abstractNumId w:val="10"/>
+  </w:num>
+  <w:num w:numId="21">
+    <w:abstractNumId w:val="5"/>
   </w:num>
 </w:numbering>
 </file>
@@ -11637,7 +11825,7 @@
 </file>
 
 <file path=customXml/itemProps2.xml><?xml version="1.0" encoding="utf-8"?>
-<ds:datastoreItem xmlns:ds="http://schemas.openxmlformats.org/officeDocument/2006/customXml" ds:itemID="{D464E7F3-F5B6-414D-8637-4F6A5E5ACAEC}">
+<ds:datastoreItem xmlns:ds="http://schemas.openxmlformats.org/officeDocument/2006/customXml" ds:itemID="{58C548DE-5967-49EF-BEAD-E5DA252F9536}">
   <ds:schemaRefs>
     <ds:schemaRef ds:uri="urn:markdown/source"/>
   </ds:schemaRefs>
